--- a/products-storage/15-otvet-na-pretenziyu-baza/30-slovar-poley-oborona.docx
+++ b/products-storage/15-otvet-na-pretenziyu-baza/30-slovar-poley-oborona.docx
@@ -31,7 +31,7 @@
           <w:sz w:val="24"/>
           <w:szCs w:val="24"/>
         </w:rPr>
-        <w:t xml:space="preserve">Единый словарь подстановок для всех документов комплекта «Ответ на претензию заказчика/генподрядчика».</w:t>
+        <w:t>Единый словарь подстановок для документов комплекта «Ответ на претензию заказчика/генподрядчика». В нём только поля, которые встречаются в документах этого комплекта.</w:t>
       </w:r>
     </w:p>
     <w:tbl>
@@ -167,7 +167,7 @@
           <w:sz w:val="24"/>
           <w:szCs w:val="24"/>
         </w:rPr>
-        <w:t xml:space="preserve">. Одно поле означает одно и то же во всех документах комплекта: наименования сторон и реквизиты договора, подставленные в возражение, без изменений переносятся в акт и в ответ на претензию.</w:t>
+        <w:t>. Одно поле означает одно и то же во всех документах комплекта: наименования сторон и реквизиты договора, подставленные в возражение, без изменений переносятся в ответ на претензию и в остальные письма комплекта.</w:t>
       </w:r>
     </w:p>
     <w:p>
@@ -1589,7 +1589,7 @@
                 <w:sz w:val="22"/>
                 <w:szCs w:val="22"/>
               </w:rPr>
-              <w:t xml:space="preserve">{{НОМЕР_СОГЛАШЕНИЯ}}</w:t>
+              <w:t xml:space="preserve">{{ДОКУМЕНТ_ГРАНИЦЫ: соглашение о разграничении / акт передачи фронта}}</w:t>
             </w:r>
           </w:p>
         </w:tc>
@@ -1615,7 +1615,7 @@
                 <w:sz w:val="22"/>
                 <w:szCs w:val="22"/>
               </w:rPr>
-              <w:t xml:space="preserve">Реквизиты соглашения о разграничении ответственности, если оно подписано</w:t>
+              <w:t xml:space="preserve">Документ, которым установлена граница зон ответственности</w:t>
             </w:r>
           </w:p>
         </w:tc>
@@ -1641,90 +1641,7 @@
                 <w:sz w:val="22"/>
                 <w:szCs w:val="22"/>
               </w:rPr>
-              <w:t xml:space="preserve">само соглашение (входит в комплект)</w:t>
-            </w:r>
-          </w:p>
-        </w:tc>
-      </w:tr>
-      <w:tr>
-        <w:tc>
-          <w:tcPr>
-            <w:tcW w:type="dxa" w:w="2900"/>
-            <w:tcMar>
-              <w:top w:type="dxa" w:w="80"/>
-              <w:left w:type="dxa" w:w="120"/>
-              <w:bottom w:type="dxa" w:w="80"/>
-              <w:right w:type="dxa" w:w="120"/>
-            </w:tcMar>
-          </w:tcPr>
-          <w:p>
-            <w:pPr>
-              <w:spacing w:after="0" w:line="240"/>
-            </w:pPr>
-            <w:r>
-              <w:rPr>
-                <w:rFonts w:ascii="Times New Roman" w:cs="Times New Roman" w:eastAsia="Times New Roman" w:hAnsi="Times New Roman"/>
-                <w:b/>
-                <w:bCs/>
-                <w:i w:val="false"/>
-                <w:iCs w:val="false"/>
-                <w:color w:val="000000"/>
-                <w:sz w:val="22"/>
-                <w:szCs w:val="22"/>
-              </w:rPr>
-              <w:t xml:space="preserve">{{ДОКУМЕНТ_ГРАНИЦЫ: соглашение о разграничении / акт передачи фронта}}</w:t>
-            </w:r>
-          </w:p>
-        </w:tc>
-        <w:tc>
-          <w:tcPr>
-            <w:tcW w:type="dxa" w:w="3400"/>
-            <w:tcMar>
-              <w:top w:type="dxa" w:w="80"/>
-              <w:left w:type="dxa" w:w="120"/>
-              <w:bottom w:type="dxa" w:w="80"/>
-              <w:right w:type="dxa" w:w="120"/>
-            </w:tcMar>
-          </w:tcPr>
-          <w:p>
-            <w:pPr>
-              <w:spacing w:after="0" w:line="240"/>
-            </w:pPr>
-            <w:r>
-              <w:rPr>
-                <w:rFonts w:ascii="Times New Roman" w:cs="Times New Roman" w:eastAsia="Times New Roman" w:hAnsi="Times New Roman"/>
-                <w:b w:val="false"/>
-                <w:bCs w:val="false"/>
-                <w:sz w:val="22"/>
-                <w:szCs w:val="22"/>
-              </w:rPr>
-              <w:t xml:space="preserve">Документ, которым установлена граница зон ответственности</w:t>
-            </w:r>
-          </w:p>
-        </w:tc>
-        <w:tc>
-          <w:tcPr>
-            <w:tcW w:type="dxa" w:w="2760"/>
-            <w:tcMar>
-              <w:top w:type="dxa" w:w="80"/>
-              <w:left w:type="dxa" w:w="120"/>
-              <w:bottom w:type="dxa" w:w="80"/>
-              <w:right w:type="dxa" w:w="120"/>
-            </w:tcMar>
-          </w:tcPr>
-          <w:p>
-            <w:pPr>
-              <w:spacing w:after="0" w:line="240"/>
-            </w:pPr>
-            <w:r>
-              <w:rPr>
-                <w:rFonts w:ascii="Times New Roman" w:cs="Times New Roman" w:eastAsia="Times New Roman" w:hAnsi="Times New Roman"/>
-                <w:b w:val="false"/>
-                <w:bCs w:val="false"/>
-                <w:sz w:val="22"/>
-                <w:szCs w:val="22"/>
-              </w:rPr>
-              <w:t xml:space="preserve">подписанные документы комплекта</w:t>
+              <w:t>документ, подписанный на вашем объекте; шаблонов соглашения и акта передачи фронта в этом комплекте нет</w:t>
             </w:r>
           </w:p>
         </w:tc>
@@ -2798,7 +2715,28 @@
                 <w:sz w:val="22"/>
                 <w:szCs w:val="22"/>
               </w:rPr>
-              <w:t xml:space="preserve">{{НОМЕР_ПИСЬМА}}</w:t>
+            </w:r>
+            <w:r>
+              <w:rPr>
+                <w:rFonts w:ascii="Times New Roman" w:cs="Times New Roman" w:eastAsia="Times New Roman" w:hAnsi="Times New Roman"/>
+                <w:b w:val="false"/>
+                <w:bCs w:val="false"/>
+                <w:sz w:val="22"/>
+                <w:szCs w:val="22"/>
+              </w:rPr>
+            </w:r>
+            <w:r>
+              <w:rPr>
+                <w:rFonts w:ascii="Times New Roman" w:cs="Times New Roman" w:eastAsia="Times New Roman" w:hAnsi="Times New Roman"/>
+                <w:b/>
+                <w:bCs/>
+                <w:i w:val="false"/>
+                <w:iCs w:val="false"/>
+                <w:color w:val="000000"/>
+                <w:sz w:val="22"/>
+                <w:szCs w:val="22"/>
+              </w:rPr>
+              <w:t xml:space="preserve">{{НОМЕР_ПРЕДУПРЕЖДЕНИЯ}}</w:t>
             </w:r>
             <w:r>
               <w:rPr>
@@ -2821,29 +2759,6 @@
                 <w:sz w:val="22"/>
                 <w:szCs w:val="22"/>
               </w:rPr>
-              <w:t xml:space="preserve">{{НОМЕР_ПРЕДУПРЕЖДЕНИЯ}}</w:t>
-            </w:r>
-            <w:r>
-              <w:rPr>
-                <w:rFonts w:ascii="Times New Roman" w:cs="Times New Roman" w:eastAsia="Times New Roman" w:hAnsi="Times New Roman"/>
-                <w:b w:val="false"/>
-                <w:bCs w:val="false"/>
-                <w:sz w:val="22"/>
-                <w:szCs w:val="22"/>
-              </w:rPr>
-              <w:t xml:space="preserve">, </w:t>
-            </w:r>
-            <w:r>
-              <w:rPr>
-                <w:rFonts w:ascii="Times New Roman" w:cs="Times New Roman" w:eastAsia="Times New Roman" w:hAnsi="Times New Roman"/>
-                <w:b/>
-                <w:bCs/>
-                <w:i w:val="false"/>
-                <w:iCs w:val="false"/>
-                <w:color w:val="000000"/>
-                <w:sz w:val="22"/>
-                <w:szCs w:val="22"/>
-              </w:rPr>
               <w:t xml:space="preserve">{{НОМЕР_УКАЗАНИЯ}}</w:t>
             </w:r>
             <w:r>
@@ -2854,20 +2769,18 @@
                 <w:sz w:val="22"/>
                 <w:szCs w:val="22"/>
               </w:rPr>
-              <w:t xml:space="preserve">, </w:t>
-            </w:r>
-            <w:r>
-              <w:rPr>
-                <w:rFonts w:ascii="Times New Roman" w:cs="Times New Roman" w:eastAsia="Times New Roman" w:hAnsi="Times New Roman"/>
-                <w:b/>
-                <w:bCs/>
-                <w:i w:val="false"/>
-                <w:iCs w:val="false"/>
-                <w:color w:val="000000"/>
-                <w:sz w:val="22"/>
-                <w:szCs w:val="22"/>
-              </w:rPr>
-              <w:t xml:space="preserve">{{РЕКВИЗИТЫ_УКАЗАНИЯ}}</w:t>
+            </w:r>
+            <w:r>
+              <w:rPr>
+                <w:rFonts w:ascii="Times New Roman" w:cs="Times New Roman" w:eastAsia="Times New Roman" w:hAnsi="Times New Roman"/>
+                <w:b/>
+                <w:bCs/>
+                <w:i w:val="false"/>
+                <w:iCs w:val="false"/>
+                <w:color w:val="000000"/>
+                <w:sz w:val="22"/>
+                <w:szCs w:val="22"/>
+              </w:rPr>
             </w:r>
           </w:p>
         </w:tc>
@@ -2893,7 +2806,7 @@
                 <w:sz w:val="22"/>
                 <w:szCs w:val="22"/>
               </w:rPr>
-              <w:t xml:space="preserve">Реквизиты писем и указаний, на которые ссылаетесь</w:t>
+              <w:t>Реквизиты вашего предупреждения и указания генподрядчика, на которые ссылаетесь</w:t>
             </w:r>
           </w:p>
         </w:tc>
@@ -2920,89 +2833,6 @@
                 <w:szCs w:val="22"/>
               </w:rPr>
               <w:t xml:space="preserve">ваш архив переписки</w:t>
-            </w:r>
-          </w:p>
-        </w:tc>
-      </w:tr>
-      <w:tr>
-        <w:tc>
-          <w:tcPr>
-            <w:tcW w:type="dxa" w:w="2900"/>
-            <w:tcMar>
-              <w:top w:type="dxa" w:w="80"/>
-              <w:left w:type="dxa" w:w="120"/>
-              <w:bottom w:type="dxa" w:w="80"/>
-              <w:right w:type="dxa" w:w="120"/>
-            </w:tcMar>
-          </w:tcPr>
-          <w:p>
-            <w:pPr>
-              <w:spacing w:after="0" w:line="240"/>
-            </w:pPr>
-            <w:r>
-              <w:rPr>
-                <w:rFonts w:ascii="Times New Roman" w:cs="Times New Roman" w:eastAsia="Times New Roman" w:hAnsi="Times New Roman"/>
-                <w:b/>
-                <w:bCs/>
-                <w:i w:val="false"/>
-                <w:iCs w:val="false"/>
-                <w:color w:val="000000"/>
-                <w:sz w:val="22"/>
-                <w:szCs w:val="22"/>
-              </w:rPr>
-              <w:t xml:space="preserve">{{ДОГОВОРНЫЙ_КАНАЛ}}</w:t>
-            </w:r>
-          </w:p>
-        </w:tc>
-        <w:tc>
-          <w:tcPr>
-            <w:tcW w:type="dxa" w:w="3400"/>
-            <w:tcMar>
-              <w:top w:type="dxa" w:w="80"/>
-              <w:left w:type="dxa" w:w="120"/>
-              <w:bottom w:type="dxa" w:w="80"/>
-              <w:right w:type="dxa" w:w="120"/>
-            </w:tcMar>
-          </w:tcPr>
-          <w:p>
-            <w:pPr>
-              <w:spacing w:after="0" w:line="240"/>
-            </w:pPr>
-            <w:r>
-              <w:rPr>
-                <w:rFonts w:ascii="Times New Roman" w:cs="Times New Roman" w:eastAsia="Times New Roman" w:hAnsi="Times New Roman"/>
-                <w:b w:val="false"/>
-                <w:bCs w:val="false"/>
-                <w:sz w:val="22"/>
-                <w:szCs w:val="22"/>
-              </w:rPr>
-              <w:t xml:space="preserve">Канал уведомлений, названный в договоре: адреса, ЭДО, электронная почта</w:t>
-            </w:r>
-          </w:p>
-        </w:tc>
-        <w:tc>
-          <w:tcPr>
-            <w:tcW w:type="dxa" w:w="2760"/>
-            <w:tcMar>
-              <w:top w:type="dxa" w:w="80"/>
-              <w:left w:type="dxa" w:w="120"/>
-              <w:bottom w:type="dxa" w:w="80"/>
-              <w:right w:type="dxa" w:w="120"/>
-            </w:tcMar>
-          </w:tcPr>
-          <w:p>
-            <w:pPr>
-              <w:spacing w:after="0" w:line="240"/>
-            </w:pPr>
-            <w:r>
-              <w:rPr>
-                <w:rFonts w:ascii="Times New Roman" w:cs="Times New Roman" w:eastAsia="Times New Roman" w:hAnsi="Times New Roman"/>
-                <w:b w:val="false"/>
-                <w:bCs w:val="false"/>
-                <w:sz w:val="22"/>
-                <w:szCs w:val="22"/>
-              </w:rPr>
-              <w:t xml:space="preserve">пункт договора об уведомлениях</w:t>
             </w:r>
           </w:p>
         </w:tc>
@@ -3294,7 +3124,7 @@
           <w:sz w:val="26"/>
           <w:szCs w:val="26"/>
         </w:rPr>
-        <w:t xml:space="preserve">Акты, фиксация, материалы</w:t>
+        <w:t>Акты и фиксация</w:t>
       </w:r>
     </w:p>
     <w:tbl>
@@ -3690,7 +3520,7 @@
                 <w:sz w:val="22"/>
                 <w:szCs w:val="22"/>
               </w:rPr>
-              <w:t xml:space="preserve">акт передачи фронта (входит в комплект)</w:t>
+              <w:t>подписанный акт передачи фронта (шаблона акта в этом комплекте нет)</w:t>
             </w:r>
           </w:p>
         </w:tc>
@@ -3721,30 +3551,49 @@
                 <w:sz w:val="22"/>
                 <w:szCs w:val="22"/>
               </w:rPr>
-              <w:t xml:space="preserve">{{УЧАСТОК_ОСИ_ОТМЕТКИ}}</w:t>
-            </w:r>
-            <w:r>
-              <w:rPr>
-                <w:rFonts w:ascii="Times New Roman" w:cs="Times New Roman" w:eastAsia="Times New Roman" w:hAnsi="Times New Roman"/>
-                <w:b w:val="false"/>
-                <w:bCs w:val="false"/>
-                <w:sz w:val="22"/>
-                <w:szCs w:val="22"/>
-              </w:rPr>
-              <w:t xml:space="preserve">, </w:t>
-            </w:r>
-            <w:r>
-              <w:rPr>
-                <w:rFonts w:ascii="Times New Roman" w:cs="Times New Roman" w:eastAsia="Times New Roman" w:hAnsi="Times New Roman"/>
-                <w:b/>
-                <w:bCs/>
-                <w:i w:val="false"/>
-                <w:iCs w:val="false"/>
-                <w:color w:val="000000"/>
-                <w:sz w:val="22"/>
-                <w:szCs w:val="22"/>
-              </w:rPr>
-              <w:t xml:space="preserve">{{ВИДЫ_И_ОБЪЁМЫ_РАБОТ}}</w:t>
+              <w:t>{{ФОТОФИКСАЦИЯ_РЕКВИЗИТЫ}}</w:t>
+            </w:r>
+            <w:r>
+              <w:rPr>
+                <w:rFonts w:ascii="Times New Roman" w:cs="Times New Roman" w:eastAsia="Times New Roman" w:hAnsi="Times New Roman"/>
+                <w:b w:val="false"/>
+                <w:bCs w:val="false"/>
+                <w:sz w:val="22"/>
+                <w:szCs w:val="22"/>
+              </w:rPr>
+            </w:r>
+            <w:r>
+              <w:rPr>
+                <w:rFonts w:ascii="Times New Roman" w:cs="Times New Roman" w:eastAsia="Times New Roman" w:hAnsi="Times New Roman"/>
+                <w:b/>
+                <w:bCs/>
+                <w:i w:val="false"/>
+                <w:iCs w:val="false"/>
+                <w:color w:val="000000"/>
+                <w:sz w:val="22"/>
+                <w:szCs w:val="22"/>
+              </w:rPr>
+            </w:r>
+            <w:r>
+              <w:rPr>
+                <w:rFonts w:ascii="Times New Roman" w:cs="Times New Roman" w:eastAsia="Times New Roman" w:hAnsi="Times New Roman"/>
+                <w:b w:val="false"/>
+                <w:bCs w:val="false"/>
+                <w:sz w:val="22"/>
+                <w:szCs w:val="22"/>
+              </w:rPr>
+            </w:r>
+            <w:r>
+              <w:rPr>
+                <w:rFonts w:ascii="Times New Roman" w:cs="Times New Roman" w:eastAsia="Times New Roman" w:hAnsi="Times New Roman"/>
+                <w:b/>
+                <w:bCs/>
+                <w:i w:val="false"/>
+                <w:iCs w:val="false"/>
+                <w:color w:val="000000"/>
+                <w:sz w:val="22"/>
+                <w:szCs w:val="22"/>
+              </w:rPr>
             </w:r>
           </w:p>
         </w:tc>
@@ -3770,7 +3619,7 @@
                 <w:sz w:val="22"/>
                 <w:szCs w:val="22"/>
               </w:rPr>
-              <w:t xml:space="preserve">Границы фронта: оси, отметки, виды и объёмы работ</w:t>
+              <w:t>Чем зафиксировано состояние ваших работ: снимки, их число и где хранятся</w:t>
             </w:r>
           </w:p>
         </w:tc>
@@ -3796,7 +3645,7 @@
                 <w:sz w:val="22"/>
                 <w:szCs w:val="22"/>
               </w:rPr>
-              <w:t xml:space="preserve">договор, рабочая документация</w:t>
+              <w:t xml:space="preserve">ваш архив фотофиксации</w:t>
             </w:r>
           </w:p>
         </w:tc>
@@ -3827,7 +3676,28 @@
                 <w:sz w:val="22"/>
                 <w:szCs w:val="22"/>
               </w:rPr>
-              <w:t xml:space="preserve">{{ОПИСАНИЕ_СОСТОЯНИЯ: готовность предшествующих работ, наличие доступа, освещение, временные сети}}</w:t>
+              <w:t>{{ОПИСАНИЕ_ДЕФЕКТА_ИЗ_ПРЕТЕНЗИИ}}</w:t>
+            </w:r>
+            <w:r>
+              <w:rPr>
+                <w:rFonts w:ascii="Times New Roman" w:cs="Times New Roman" w:eastAsia="Times New Roman" w:hAnsi="Times New Roman"/>
+                <w:b w:val="false"/>
+                <w:bCs w:val="false"/>
+                <w:sz w:val="22"/>
+                <w:szCs w:val="22"/>
+              </w:rPr>
+            </w:r>
+            <w:r>
+              <w:rPr>
+                <w:rFonts w:ascii="Times New Roman" w:cs="Times New Roman" w:eastAsia="Times New Roman" w:hAnsi="Times New Roman"/>
+                <w:b/>
+                <w:bCs/>
+                <w:i w:val="false"/>
+                <w:iCs w:val="false"/>
+                <w:color w:val="000000"/>
+                <w:sz w:val="22"/>
+                <w:szCs w:val="22"/>
+              </w:rPr>
             </w:r>
           </w:p>
         </w:tc>
@@ -3853,7 +3723,7 @@
                 <w:sz w:val="22"/>
                 <w:szCs w:val="22"/>
               </w:rPr>
-              <w:t xml:space="preserve">Состояние фронта на момент передачи — по перечню из подсказки</w:t>
+              <w:t>Описание недостатка так, как его называет претензия, — дословно</w:t>
             </w:r>
           </w:p>
         </w:tc>
@@ -3879,7 +3749,7 @@
                 <w:sz w:val="22"/>
                 <w:szCs w:val="22"/>
               </w:rPr>
-              <w:t xml:space="preserve">осмотр при приёмке, фотофиксация</w:t>
+              <w:t>претензия</w:t>
             </w:r>
           </w:p>
         </w:tc>
@@ -3910,7 +3780,49 @@
                 <w:sz w:val="22"/>
                 <w:szCs w:val="22"/>
               </w:rPr>
-              <w:t xml:space="preserve">{{ДОКУМЕНТАЦИЯ: рабочая документация (шифры, ревизии), разбивочная основа, ППР — по применимости}}</w:t>
+              <w:t>{{ПРИЧИНА}}</w:t>
+            </w:r>
+            <w:r>
+              <w:rPr>
+                <w:rFonts w:ascii="Times New Roman" w:cs="Times New Roman" w:eastAsia="Times New Roman" w:hAnsi="Times New Roman"/>
+                <w:b w:val="false"/>
+                <w:bCs w:val="false"/>
+                <w:sz w:val="22"/>
+                <w:szCs w:val="22"/>
+              </w:rPr>
+            </w:r>
+            <w:r>
+              <w:rPr>
+                <w:rFonts w:ascii="Times New Roman" w:cs="Times New Roman" w:eastAsia="Times New Roman" w:hAnsi="Times New Roman"/>
+                <w:b/>
+                <w:bCs/>
+                <w:i w:val="false"/>
+                <w:iCs w:val="false"/>
+                <w:color w:val="000000"/>
+                <w:sz w:val="22"/>
+                <w:szCs w:val="22"/>
+              </w:rPr>
+            </w:r>
+            <w:r>
+              <w:rPr>
+                <w:rFonts w:ascii="Times New Roman" w:cs="Times New Roman" w:eastAsia="Times New Roman" w:hAnsi="Times New Roman"/>
+                <w:b w:val="false"/>
+                <w:bCs w:val="false"/>
+                <w:sz w:val="22"/>
+                <w:szCs w:val="22"/>
+              </w:rPr>
+            </w:r>
+            <w:r>
+              <w:rPr>
+                <w:rFonts w:ascii="Times New Roman" w:cs="Times New Roman" w:eastAsia="Times New Roman" w:hAnsi="Times New Roman"/>
+                <w:b/>
+                <w:bCs/>
+                <w:i w:val="false"/>
+                <w:iCs w:val="false"/>
+                <w:color w:val="000000"/>
+                <w:sz w:val="22"/>
+                <w:szCs w:val="22"/>
+              </w:rPr>
             </w:r>
           </w:p>
         </w:tc>
@@ -3936,7 +3848,7 @@
                 <w:sz w:val="22"/>
                 <w:szCs w:val="22"/>
               </w:rPr>
-              <w:t xml:space="preserve">Что передано вместе с фронтом</w:t>
+              <w:t>Причина недостатка или отказа — по вариантам из подсказки поля</w:t>
             </w:r>
           </w:p>
         </w:tc>
@@ -3962,795 +3874,7 @@
                 <w:sz w:val="22"/>
                 <w:szCs w:val="22"/>
               </w:rPr>
-              <w:t xml:space="preserve">опись передаваемой документации</w:t>
-            </w:r>
-          </w:p>
-        </w:tc>
-      </w:tr>
-      <w:tr>
-        <w:tc>
-          <w:tcPr>
-            <w:tcW w:type="dxa" w:w="2900"/>
-            <w:tcMar>
-              <w:top w:type="dxa" w:w="80"/>
-              <w:left w:type="dxa" w:w="120"/>
-              <w:bottom w:type="dxa" w:w="80"/>
-              <w:right w:type="dxa" w:w="120"/>
-            </w:tcMar>
-          </w:tcPr>
-          <w:p>
-            <w:pPr>
-              <w:spacing w:after="0" w:line="240"/>
-            </w:pPr>
-            <w:r>
-              <w:rPr>
-                <w:rFonts w:ascii="Times New Roman" w:cs="Times New Roman" w:eastAsia="Times New Roman" w:hAnsi="Times New Roman"/>
-                <w:b/>
-                <w:bCs/>
-                <w:i w:val="false"/>
-                <w:iCs w:val="false"/>
-                <w:color w:val="000000"/>
-                <w:sz w:val="22"/>
-                <w:szCs w:val="22"/>
-              </w:rPr>
-              <w:t xml:space="preserve">{{ЧИСЛО_ФОТО}}</w:t>
-            </w:r>
-            <w:r>
-              <w:rPr>
-                <w:rFonts w:ascii="Times New Roman" w:cs="Times New Roman" w:eastAsia="Times New Roman" w:hAnsi="Times New Roman"/>
-                <w:b w:val="false"/>
-                <w:bCs w:val="false"/>
-                <w:sz w:val="22"/>
-                <w:szCs w:val="22"/>
-              </w:rPr>
-              <w:t xml:space="preserve">, </w:t>
-            </w:r>
-            <w:r>
-              <w:rPr>
-                <w:rFonts w:ascii="Times New Roman" w:cs="Times New Roman" w:eastAsia="Times New Roman" w:hAnsi="Times New Roman"/>
-                <w:b/>
-                <w:bCs/>
-                <w:i w:val="false"/>
-                <w:iCs w:val="false"/>
-                <w:color w:val="000000"/>
-                <w:sz w:val="22"/>
-                <w:szCs w:val="22"/>
-              </w:rPr>
-              <w:t xml:space="preserve">{{ГДЕ_ХРАНЯТСЯ}}</w:t>
-            </w:r>
-            <w:r>
-              <w:rPr>
-                <w:rFonts w:ascii="Times New Roman" w:cs="Times New Roman" w:eastAsia="Times New Roman" w:hAnsi="Times New Roman"/>
-                <w:b w:val="false"/>
-                <w:bCs w:val="false"/>
-                <w:sz w:val="22"/>
-                <w:szCs w:val="22"/>
-              </w:rPr>
-              <w:t xml:space="preserve">, </w:t>
-            </w:r>
-            <w:r>
-              <w:rPr>
-                <w:rFonts w:ascii="Times New Roman" w:cs="Times New Roman" w:eastAsia="Times New Roman" w:hAnsi="Times New Roman"/>
-                <w:b/>
-                <w:bCs/>
-                <w:i w:val="false"/>
-                <w:iCs w:val="false"/>
-                <w:color w:val="000000"/>
-                <w:sz w:val="22"/>
-                <w:szCs w:val="22"/>
-              </w:rPr>
-              <w:t xml:space="preserve">{{ФОТОФИКСАЦИЯ_РЕКВИЗИТЫ}}</w:t>
-            </w:r>
-          </w:p>
-        </w:tc>
-        <w:tc>
-          <w:tcPr>
-            <w:tcW w:type="dxa" w:w="3400"/>
-            <w:tcMar>
-              <w:top w:type="dxa" w:w="80"/>
-              <w:left w:type="dxa" w:w="120"/>
-              <w:bottom w:type="dxa" w:w="80"/>
-              <w:right w:type="dxa" w:w="120"/>
-            </w:tcMar>
-          </w:tcPr>
-          <w:p>
-            <w:pPr>
-              <w:spacing w:after="0" w:line="240"/>
-            </w:pPr>
-            <w:r>
-              <w:rPr>
-                <w:rFonts w:ascii="Times New Roman" w:cs="Times New Roman" w:eastAsia="Times New Roman" w:hAnsi="Times New Roman"/>
-                <w:b w:val="false"/>
-                <w:bCs w:val="false"/>
-                <w:sz w:val="22"/>
-                <w:szCs w:val="22"/>
-              </w:rPr>
-              <w:t xml:space="preserve">Сколько снимков сделано и где хранятся</w:t>
-            </w:r>
-          </w:p>
-        </w:tc>
-        <w:tc>
-          <w:tcPr>
-            <w:tcW w:type="dxa" w:w="2760"/>
-            <w:tcMar>
-              <w:top w:type="dxa" w:w="80"/>
-              <w:left w:type="dxa" w:w="120"/>
-              <w:bottom w:type="dxa" w:w="80"/>
-              <w:right w:type="dxa" w:w="120"/>
-            </w:tcMar>
-          </w:tcPr>
-          <w:p>
-            <w:pPr>
-              <w:spacing w:after="0" w:line="240"/>
-            </w:pPr>
-            <w:r>
-              <w:rPr>
-                <w:rFonts w:ascii="Times New Roman" w:cs="Times New Roman" w:eastAsia="Times New Roman" w:hAnsi="Times New Roman"/>
-                <w:b w:val="false"/>
-                <w:bCs w:val="false"/>
-                <w:sz w:val="22"/>
-                <w:szCs w:val="22"/>
-              </w:rPr>
-              <w:t xml:space="preserve">ваш архив фотофиксации</w:t>
-            </w:r>
-          </w:p>
-        </w:tc>
-      </w:tr>
-      <w:tr>
-        <w:tc>
-          <w:tcPr>
-            <w:tcW w:type="dxa" w:w="2900"/>
-            <w:tcMar>
-              <w:top w:type="dxa" w:w="80"/>
-              <w:left w:type="dxa" w:w="120"/>
-              <w:bottom w:type="dxa" w:w="80"/>
-              <w:right w:type="dxa" w:w="120"/>
-            </w:tcMar>
-          </w:tcPr>
-          <w:p>
-            <w:pPr>
-              <w:spacing w:after="0" w:line="240"/>
-            </w:pPr>
-            <w:r>
-              <w:rPr>
-                <w:rFonts w:ascii="Times New Roman" w:cs="Times New Roman" w:eastAsia="Times New Roman" w:hAnsi="Times New Roman"/>
-                <w:b/>
-                <w:bCs/>
-                <w:i w:val="false"/>
-                <w:iCs w:val="false"/>
-                <w:color w:val="000000"/>
-                <w:sz w:val="22"/>
-                <w:szCs w:val="22"/>
-              </w:rPr>
-              <w:t xml:space="preserve">{{НАИМЕНОВАНИЕ_МАРКА_ПАРТИЯ}}</w:t>
-            </w:r>
-            <w:r>
-              <w:rPr>
-                <w:rFonts w:ascii="Times New Roman" w:cs="Times New Roman" w:eastAsia="Times New Roman" w:hAnsi="Times New Roman"/>
-                <w:b w:val="false"/>
-                <w:bCs w:val="false"/>
-                <w:sz w:val="22"/>
-                <w:szCs w:val="22"/>
-              </w:rPr>
-              <w:t xml:space="preserve">, </w:t>
-            </w:r>
-            <w:r>
-              <w:rPr>
-                <w:rFonts w:ascii="Times New Roman" w:cs="Times New Roman" w:eastAsia="Times New Roman" w:hAnsi="Times New Roman"/>
-                <w:b/>
-                <w:bCs/>
-                <w:i w:val="false"/>
-                <w:iCs w:val="false"/>
-                <w:color w:val="000000"/>
-                <w:sz w:val="22"/>
-                <w:szCs w:val="22"/>
-              </w:rPr>
-              <w:t xml:space="preserve">{{НАИМЕНОВАНИЕ_МАТЕРИАЛА, ПАРТИЯ, НАКЛАДНАЯ}}</w:t>
-            </w:r>
-            <w:r>
-              <w:rPr>
-                <w:rFonts w:ascii="Times New Roman" w:cs="Times New Roman" w:eastAsia="Times New Roman" w:hAnsi="Times New Roman"/>
-                <w:b w:val="false"/>
-                <w:bCs w:val="false"/>
-                <w:sz w:val="22"/>
-                <w:szCs w:val="22"/>
-              </w:rPr>
-              <w:t xml:space="preserve">, </w:t>
-            </w:r>
-            <w:r>
-              <w:rPr>
-                <w:rFonts w:ascii="Times New Roman" w:cs="Times New Roman" w:eastAsia="Times New Roman" w:hAnsi="Times New Roman"/>
-                <w:b/>
-                <w:bCs/>
-                <w:i w:val="false"/>
-                <w:iCs w:val="false"/>
-                <w:color w:val="000000"/>
-                <w:sz w:val="22"/>
-                <w:szCs w:val="22"/>
-              </w:rPr>
-              <w:t xml:space="preserve">{{НАКЛАДНАЯ_РЕКВИЗИТЫ}}</w:t>
-            </w:r>
-          </w:p>
-        </w:tc>
-        <w:tc>
-          <w:tcPr>
-            <w:tcW w:type="dxa" w:w="3400"/>
-            <w:tcMar>
-              <w:top w:type="dxa" w:w="80"/>
-              <w:left w:type="dxa" w:w="120"/>
-              <w:bottom w:type="dxa" w:w="80"/>
-              <w:right w:type="dxa" w:w="120"/>
-            </w:tcMar>
-          </w:tcPr>
-          <w:p>
-            <w:pPr>
-              <w:spacing w:after="0" w:line="240"/>
-            </w:pPr>
-            <w:r>
-              <w:rPr>
-                <w:rFonts w:ascii="Times New Roman" w:cs="Times New Roman" w:eastAsia="Times New Roman" w:hAnsi="Times New Roman"/>
-                <w:b w:val="false"/>
-                <w:bCs w:val="false"/>
-                <w:sz w:val="22"/>
-                <w:szCs w:val="22"/>
-              </w:rPr>
-              <w:t xml:space="preserve">Идентификация давальческого материала: что, какая партия, по какой накладной</w:t>
-            </w:r>
-          </w:p>
-        </w:tc>
-        <w:tc>
-          <w:tcPr>
-            <w:tcW w:type="dxa" w:w="2760"/>
-            <w:tcMar>
-              <w:top w:type="dxa" w:w="80"/>
-              <w:left w:type="dxa" w:w="120"/>
-              <w:bottom w:type="dxa" w:w="80"/>
-              <w:right w:type="dxa" w:w="120"/>
-            </w:tcMar>
-          </w:tcPr>
-          <w:p>
-            <w:pPr>
-              <w:spacing w:after="0" w:line="240"/>
-            </w:pPr>
-            <w:r>
-              <w:rPr>
-                <w:rFonts w:ascii="Times New Roman" w:cs="Times New Roman" w:eastAsia="Times New Roman" w:hAnsi="Times New Roman"/>
-                <w:b w:val="false"/>
-                <w:bCs w:val="false"/>
-                <w:sz w:val="22"/>
-                <w:szCs w:val="22"/>
-              </w:rPr>
-              <w:t xml:space="preserve">накладные, паспорта качества</w:t>
-            </w:r>
-          </w:p>
-        </w:tc>
-      </w:tr>
-      <w:tr>
-        <w:tc>
-          <w:tcPr>
-            <w:tcW w:type="dxa" w:w="2900"/>
-            <w:tcMar>
-              <w:top w:type="dxa" w:w="80"/>
-              <w:left w:type="dxa" w:w="120"/>
-              <w:bottom w:type="dxa" w:w="80"/>
-              <w:right w:type="dxa" w:w="120"/>
-            </w:tcMar>
-          </w:tcPr>
-          <w:p>
-            <w:pPr>
-              <w:spacing w:after="0" w:line="240"/>
-            </w:pPr>
-            <w:r>
-              <w:rPr>
-                <w:rFonts w:ascii="Times New Roman" w:cs="Times New Roman" w:eastAsia="Times New Roman" w:hAnsi="Times New Roman"/>
-                <w:b/>
-                <w:bCs/>
-                <w:i w:val="false"/>
-                <w:iCs w:val="false"/>
-                <w:color w:val="000000"/>
-                <w:sz w:val="22"/>
-                <w:szCs w:val="22"/>
-              </w:rPr>
-              <w:t xml:space="preserve">{{КОЛИЧЕСТВО_ФАКТ}}</w:t>
-            </w:r>
-            <w:r>
-              <w:rPr>
-                <w:rFonts w:ascii="Times New Roman" w:cs="Times New Roman" w:eastAsia="Times New Roman" w:hAnsi="Times New Roman"/>
-                <w:b w:val="false"/>
-                <w:bCs w:val="false"/>
-                <w:sz w:val="22"/>
-                <w:szCs w:val="22"/>
-              </w:rPr>
-              <w:t xml:space="preserve">, </w:t>
-            </w:r>
-            <w:r>
-              <w:rPr>
-                <w:rFonts w:ascii="Times New Roman" w:cs="Times New Roman" w:eastAsia="Times New Roman" w:hAnsi="Times New Roman"/>
-                <w:b/>
-                <w:bCs/>
-                <w:i w:val="false"/>
-                <w:iCs w:val="false"/>
-                <w:color w:val="000000"/>
-                <w:sz w:val="22"/>
-                <w:szCs w:val="22"/>
-              </w:rPr>
-              <w:t xml:space="preserve">{{КОЛИЧЕСТВО_ДОКУМЕНТ}}</w:t>
-            </w:r>
-          </w:p>
-        </w:tc>
-        <w:tc>
-          <w:tcPr>
-            <w:tcW w:type="dxa" w:w="3400"/>
-            <w:tcMar>
-              <w:top w:type="dxa" w:w="80"/>
-              <w:left w:type="dxa" w:w="120"/>
-              <w:bottom w:type="dxa" w:w="80"/>
-              <w:right w:type="dxa" w:w="120"/>
-            </w:tcMar>
-          </w:tcPr>
-          <w:p>
-            <w:pPr>
-              <w:spacing w:after="0" w:line="240"/>
-            </w:pPr>
-            <w:r>
-              <w:rPr>
-                <w:rFonts w:ascii="Times New Roman" w:cs="Times New Roman" w:eastAsia="Times New Roman" w:hAnsi="Times New Roman"/>
-                <w:b w:val="false"/>
-                <w:bCs w:val="false"/>
-                <w:sz w:val="22"/>
-                <w:szCs w:val="22"/>
-              </w:rPr>
-              <w:t xml:space="preserve">Сколько принято фактически и сколько значится по документу</w:t>
-            </w:r>
-          </w:p>
-        </w:tc>
-        <w:tc>
-          <w:tcPr>
-            <w:tcW w:type="dxa" w:w="2760"/>
-            <w:tcMar>
-              <w:top w:type="dxa" w:w="80"/>
-              <w:left w:type="dxa" w:w="120"/>
-              <w:bottom w:type="dxa" w:w="80"/>
-              <w:right w:type="dxa" w:w="120"/>
-            </w:tcMar>
-          </w:tcPr>
-          <w:p>
-            <w:pPr>
-              <w:spacing w:after="0" w:line="240"/>
-            </w:pPr>
-            <w:r>
-              <w:rPr>
-                <w:rFonts w:ascii="Times New Roman" w:cs="Times New Roman" w:eastAsia="Times New Roman" w:hAnsi="Times New Roman"/>
-                <w:b w:val="false"/>
-                <w:bCs w:val="false"/>
-                <w:sz w:val="22"/>
-                <w:szCs w:val="22"/>
-              </w:rPr>
-              <w:t xml:space="preserve">взвешивание и обмер при приёмке, накладная</w:t>
-            </w:r>
-          </w:p>
-        </w:tc>
-      </w:tr>
-      <w:tr>
-        <w:tc>
-          <w:tcPr>
-            <w:tcW w:type="dxa" w:w="2900"/>
-            <w:tcMar>
-              <w:top w:type="dxa" w:w="80"/>
-              <w:left w:type="dxa" w:w="120"/>
-              <w:bottom w:type="dxa" w:w="80"/>
-              <w:right w:type="dxa" w:w="120"/>
-            </w:tcMar>
-          </w:tcPr>
-          <w:p>
-            <w:pPr>
-              <w:spacing w:after="0" w:line="240"/>
-            </w:pPr>
-            <w:r>
-              <w:rPr>
-                <w:rFonts w:ascii="Times New Roman" w:cs="Times New Roman" w:eastAsia="Times New Roman" w:hAnsi="Times New Roman"/>
-                <w:b/>
-                <w:bCs/>
-                <w:i w:val="false"/>
-                <w:iCs w:val="false"/>
-                <w:color w:val="000000"/>
-                <w:sz w:val="22"/>
-                <w:szCs w:val="22"/>
-              </w:rPr>
-              <w:t xml:space="preserve">{{ШИФР_ПОЗИЦИЯ}}</w:t>
-            </w:r>
-          </w:p>
-        </w:tc>
-        <w:tc>
-          <w:tcPr>
-            <w:tcW w:type="dxa" w:w="3400"/>
-            <w:tcMar>
-              <w:top w:type="dxa" w:w="80"/>
-              <w:left w:type="dxa" w:w="120"/>
-              <w:bottom w:type="dxa" w:w="80"/>
-              <w:right w:type="dxa" w:w="120"/>
-            </w:tcMar>
-          </w:tcPr>
-          <w:p>
-            <w:pPr>
-              <w:spacing w:after="0" w:line="240"/>
-            </w:pPr>
-            <w:r>
-              <w:rPr>
-                <w:rFonts w:ascii="Times New Roman" w:cs="Times New Roman" w:eastAsia="Times New Roman" w:hAnsi="Times New Roman"/>
-                <w:b w:val="false"/>
-                <w:bCs w:val="false"/>
-                <w:sz w:val="22"/>
-                <w:szCs w:val="22"/>
-              </w:rPr>
-              <w:t xml:space="preserve">Шифр проектного документа и позиция спецификации</w:t>
-            </w:r>
-          </w:p>
-        </w:tc>
-        <w:tc>
-          <w:tcPr>
-            <w:tcW w:type="dxa" w:w="2760"/>
-            <w:tcMar>
-              <w:top w:type="dxa" w:w="80"/>
-              <w:left w:type="dxa" w:w="120"/>
-              <w:bottom w:type="dxa" w:w="80"/>
-              <w:right w:type="dxa" w:w="120"/>
-            </w:tcMar>
-          </w:tcPr>
-          <w:p>
-            <w:pPr>
-              <w:spacing w:after="0" w:line="240"/>
-            </w:pPr>
-            <w:r>
-              <w:rPr>
-                <w:rFonts w:ascii="Times New Roman" w:cs="Times New Roman" w:eastAsia="Times New Roman" w:hAnsi="Times New Roman"/>
-                <w:b w:val="false"/>
-                <w:bCs w:val="false"/>
-                <w:sz w:val="22"/>
-                <w:szCs w:val="22"/>
-              </w:rPr>
-              <w:t xml:space="preserve">рабочая документация</w:t>
-            </w:r>
-          </w:p>
-        </w:tc>
-      </w:tr>
-      <w:tr>
-        <w:tc>
-          <w:tcPr>
-            <w:tcW w:type="dxa" w:w="2900"/>
-            <w:tcMar>
-              <w:top w:type="dxa" w:w="80"/>
-              <w:left w:type="dxa" w:w="120"/>
-              <w:bottom w:type="dxa" w:w="80"/>
-              <w:right w:type="dxa" w:w="120"/>
-            </w:tcMar>
-          </w:tcPr>
-          <w:p>
-            <w:pPr>
-              <w:spacing w:after="0" w:line="240"/>
-            </w:pPr>
-            <w:r>
-              <w:rPr>
-                <w:rFonts w:ascii="Times New Roman" w:cs="Times New Roman" w:eastAsia="Times New Roman" w:hAnsi="Times New Roman"/>
-                <w:b/>
-                <w:bCs/>
-                <w:i w:val="false"/>
-                <w:iCs w:val="false"/>
-                <w:color w:val="000000"/>
-                <w:sz w:val="22"/>
-                <w:szCs w:val="22"/>
-              </w:rPr>
-              <w:t xml:space="preserve">{{ОПИСАНИЕ}}</w:t>
-            </w:r>
-            <w:r>
-              <w:rPr>
-                <w:rFonts w:ascii="Times New Roman" w:cs="Times New Roman" w:eastAsia="Times New Roman" w:hAnsi="Times New Roman"/>
-                <w:b w:val="false"/>
-                <w:bCs w:val="false"/>
-                <w:sz w:val="22"/>
-                <w:szCs w:val="22"/>
-              </w:rPr>
-              <w:t xml:space="preserve">, </w:t>
-            </w:r>
-            <w:r>
-              <w:rPr>
-                <w:rFonts w:ascii="Times New Roman" w:cs="Times New Roman" w:eastAsia="Times New Roman" w:hAnsi="Times New Roman"/>
-                <w:b/>
-                <w:bCs/>
-                <w:i w:val="false"/>
-                <w:iCs w:val="false"/>
-                <w:color w:val="000000"/>
-                <w:sz w:val="22"/>
-                <w:szCs w:val="22"/>
-              </w:rPr>
-              <w:t xml:space="preserve">{{ОПИСАНИЕ_ДЕФЕКТА_ИЗ_ПРЕТЕНЗИИ}}</w:t>
-            </w:r>
-          </w:p>
-        </w:tc>
-        <w:tc>
-          <w:tcPr>
-            <w:tcW w:type="dxa" w:w="3400"/>
-            <w:tcMar>
-              <w:top w:type="dxa" w:w="80"/>
-              <w:left w:type="dxa" w:w="120"/>
-              <w:bottom w:type="dxa" w:w="80"/>
-              <w:right w:type="dxa" w:w="120"/>
-            </w:tcMar>
-          </w:tcPr>
-          <w:p>
-            <w:pPr>
-              <w:spacing w:after="0" w:line="240"/>
-            </w:pPr>
-            <w:r>
-              <w:rPr>
-                <w:rFonts w:ascii="Times New Roman" w:cs="Times New Roman" w:eastAsia="Times New Roman" w:hAnsi="Times New Roman"/>
-                <w:b w:val="false"/>
-                <w:bCs w:val="false"/>
-                <w:sz w:val="22"/>
-                <w:szCs w:val="22"/>
-              </w:rPr>
-              <w:t xml:space="preserve">Описание недостатка: из претензии — дословно, своё — по факту осмотра</w:t>
-            </w:r>
-          </w:p>
-        </w:tc>
-        <w:tc>
-          <w:tcPr>
-            <w:tcW w:type="dxa" w:w="2760"/>
-            <w:tcMar>
-              <w:top w:type="dxa" w:w="80"/>
-              <w:left w:type="dxa" w:w="120"/>
-              <w:bottom w:type="dxa" w:w="80"/>
-              <w:right w:type="dxa" w:w="120"/>
-            </w:tcMar>
-          </w:tcPr>
-          <w:p>
-            <w:pPr>
-              <w:spacing w:after="0" w:line="240"/>
-            </w:pPr>
-            <w:r>
-              <w:rPr>
-                <w:rFonts w:ascii="Times New Roman" w:cs="Times New Roman" w:eastAsia="Times New Roman" w:hAnsi="Times New Roman"/>
-                <w:b w:val="false"/>
-                <w:bCs w:val="false"/>
-                <w:sz w:val="22"/>
-                <w:szCs w:val="22"/>
-              </w:rPr>
-              <w:t xml:space="preserve">претензия, акт осмотра</w:t>
-            </w:r>
-          </w:p>
-        </w:tc>
-      </w:tr>
-      <w:tr>
-        <w:tc>
-          <w:tcPr>
-            <w:tcW w:type="dxa" w:w="2900"/>
-            <w:tcMar>
-              <w:top w:type="dxa" w:w="80"/>
-              <w:left w:type="dxa" w:w="120"/>
-              <w:bottom w:type="dxa" w:w="80"/>
-              <w:right w:type="dxa" w:w="120"/>
-            </w:tcMar>
-          </w:tcPr>
-          <w:p>
-            <w:pPr>
-              <w:spacing w:after="0" w:line="240"/>
-            </w:pPr>
-            <w:r>
-              <w:rPr>
-                <w:rFonts w:ascii="Times New Roman" w:cs="Times New Roman" w:eastAsia="Times New Roman" w:hAnsi="Times New Roman"/>
-                <w:b/>
-                <w:bCs/>
-                <w:i w:val="false"/>
-                <w:iCs w:val="false"/>
-                <w:color w:val="000000"/>
-                <w:sz w:val="22"/>
-                <w:szCs w:val="22"/>
-              </w:rPr>
-              <w:t xml:space="preserve">{{ОГОВОРКИ}}</w:t>
-            </w:r>
-            <w:r>
-              <w:rPr>
-                <w:rFonts w:ascii="Times New Roman" w:cs="Times New Roman" w:eastAsia="Times New Roman" w:hAnsi="Times New Roman"/>
-                <w:b w:val="false"/>
-                <w:bCs w:val="false"/>
-                <w:sz w:val="22"/>
-                <w:szCs w:val="22"/>
-              </w:rPr>
-              <w:t xml:space="preserve">, </w:t>
-            </w:r>
-            <w:r>
-              <w:rPr>
-                <w:rFonts w:ascii="Times New Roman" w:cs="Times New Roman" w:eastAsia="Times New Roman" w:hAnsi="Times New Roman"/>
-                <w:b/>
-                <w:bCs/>
-                <w:i w:val="false"/>
-                <w:iCs w:val="false"/>
-                <w:color w:val="000000"/>
-                <w:sz w:val="22"/>
-                <w:szCs w:val="22"/>
-              </w:rPr>
-              <w:t xml:space="preserve">{{ЗАМЕЧАНИЯ_ИЛИ_НЕТ}}</w:t>
-            </w:r>
-            <w:r>
-              <w:rPr>
-                <w:rFonts w:ascii="Times New Roman" w:cs="Times New Roman" w:eastAsia="Times New Roman" w:hAnsi="Times New Roman"/>
-                <w:b w:val="false"/>
-                <w:bCs w:val="false"/>
-                <w:sz w:val="22"/>
-                <w:szCs w:val="22"/>
-              </w:rPr>
-              <w:t xml:space="preserve">, </w:t>
-            </w:r>
-            <w:r>
-              <w:rPr>
-                <w:rFonts w:ascii="Times New Roman" w:cs="Times New Roman" w:eastAsia="Times New Roman" w:hAnsi="Times New Roman"/>
-                <w:b/>
-                <w:bCs/>
-                <w:i w:val="false"/>
-                <w:iCs w:val="false"/>
-                <w:color w:val="000000"/>
-                <w:sz w:val="22"/>
-                <w:szCs w:val="22"/>
-              </w:rPr>
-              <w:t xml:space="preserve">{{ПРИЧИНА}}</w:t>
-            </w:r>
-          </w:p>
-        </w:tc>
-        <w:tc>
-          <w:tcPr>
-            <w:tcW w:type="dxa" w:w="3400"/>
-            <w:tcMar>
-              <w:top w:type="dxa" w:w="80"/>
-              <w:left w:type="dxa" w:w="120"/>
-              <w:bottom w:type="dxa" w:w="80"/>
-              <w:right w:type="dxa" w:w="120"/>
-            </w:tcMar>
-          </w:tcPr>
-          <w:p>
-            <w:pPr>
-              <w:spacing w:after="0" w:line="240"/>
-            </w:pPr>
-            <w:r>
-              <w:rPr>
-                <w:rFonts w:ascii="Times New Roman" w:cs="Times New Roman" w:eastAsia="Times New Roman" w:hAnsi="Times New Roman"/>
-                <w:b w:val="false"/>
-                <w:bCs w:val="false"/>
-                <w:sz w:val="22"/>
-                <w:szCs w:val="22"/>
-              </w:rPr>
-              <w:t xml:space="preserve">Замечания при приёмке и причина отказа, если он есть</w:t>
-            </w:r>
-          </w:p>
-        </w:tc>
-        <w:tc>
-          <w:tcPr>
-            <w:tcW w:type="dxa" w:w="2760"/>
-            <w:tcMar>
-              <w:top w:type="dxa" w:w="80"/>
-              <w:left w:type="dxa" w:w="120"/>
-              <w:bottom w:type="dxa" w:w="80"/>
-              <w:right w:type="dxa" w:w="120"/>
-            </w:tcMar>
-          </w:tcPr>
-          <w:p>
-            <w:pPr>
-              <w:spacing w:after="0" w:line="240"/>
-            </w:pPr>
-            <w:r>
-              <w:rPr>
-                <w:rFonts w:ascii="Times New Roman" w:cs="Times New Roman" w:eastAsia="Times New Roman" w:hAnsi="Times New Roman"/>
-                <w:b w:val="false"/>
-                <w:bCs w:val="false"/>
-                <w:sz w:val="22"/>
-                <w:szCs w:val="22"/>
-              </w:rPr>
-              <w:t xml:space="preserve">фактическое состояние на момент подписания</w:t>
-            </w:r>
-          </w:p>
-        </w:tc>
-      </w:tr>
-      <w:tr>
-        <w:tc>
-          <w:tcPr>
-            <w:tcW w:type="dxa" w:w="2900"/>
-            <w:tcMar>
-              <w:top w:type="dxa" w:w="80"/>
-              <w:left w:type="dxa" w:w="120"/>
-              <w:bottom w:type="dxa" w:w="80"/>
-              <w:right w:type="dxa" w:w="120"/>
-            </w:tcMar>
-          </w:tcPr>
-          <w:p>
-            <w:pPr>
-              <w:spacing w:after="0" w:line="240"/>
-            </w:pPr>
-            <w:r>
-              <w:rPr>
-                <w:rFonts w:ascii="Times New Roman" w:cs="Times New Roman" w:eastAsia="Times New Roman" w:hAnsi="Times New Roman"/>
-                <w:b/>
-                <w:bCs/>
-                <w:i w:val="false"/>
-                <w:iCs w:val="false"/>
-                <w:color w:val="000000"/>
-                <w:sz w:val="22"/>
-                <w:szCs w:val="22"/>
-              </w:rPr>
-              <w:t xml:space="preserve">{{ОШИБКА}}</w:t>
-            </w:r>
-            <w:r>
-              <w:rPr>
-                <w:rFonts w:ascii="Times New Roman" w:cs="Times New Roman" w:eastAsia="Times New Roman" w:hAnsi="Times New Roman"/>
-                <w:b w:val="false"/>
-                <w:bCs w:val="false"/>
-                <w:sz w:val="22"/>
-                <w:szCs w:val="22"/>
-              </w:rPr>
-              <w:t xml:space="preserve">, </w:t>
-            </w:r>
-            <w:r>
-              <w:rPr>
-                <w:rFonts w:ascii="Times New Roman" w:cs="Times New Roman" w:eastAsia="Times New Roman" w:hAnsi="Times New Roman"/>
-                <w:b/>
-                <w:bCs/>
-                <w:i w:val="false"/>
-                <w:iCs w:val="false"/>
-                <w:color w:val="000000"/>
-                <w:sz w:val="22"/>
-                <w:szCs w:val="22"/>
-              </w:rPr>
-              <w:t xml:space="preserve">{{ПОСЛЕДСТВИЯ_ДЛЯ_ГОДНОСТИ_ИЛИ_ПРОЧНОСТИ}}</w:t>
-            </w:r>
-          </w:p>
-        </w:tc>
-        <w:tc>
-          <w:tcPr>
-            <w:tcW w:type="dxa" w:w="3400"/>
-            <w:tcMar>
-              <w:top w:type="dxa" w:w="80"/>
-              <w:left w:type="dxa" w:w="120"/>
-              <w:bottom w:type="dxa" w:w="80"/>
-              <w:right w:type="dxa" w:w="120"/>
-            </w:tcMar>
-          </w:tcPr>
-          <w:p>
-            <w:pPr>
-              <w:spacing w:after="0" w:line="240"/>
-            </w:pPr>
-            <w:r>
-              <w:rPr>
-                <w:rFonts w:ascii="Times New Roman" w:cs="Times New Roman" w:eastAsia="Times New Roman" w:hAnsi="Times New Roman"/>
-                <w:b w:val="false"/>
-                <w:bCs w:val="false"/>
-                <w:sz w:val="22"/>
-                <w:szCs w:val="22"/>
-              </w:rPr>
-              <w:t xml:space="preserve">В чём ошибка документации или указания и чем она грозит результату работ</w:t>
-            </w:r>
-          </w:p>
-        </w:tc>
-        <w:tc>
-          <w:tcPr>
-            <w:tcW w:type="dxa" w:w="2760"/>
-            <w:tcMar>
-              <w:top w:type="dxa" w:w="80"/>
-              <w:left w:type="dxa" w:w="120"/>
-              <w:bottom w:type="dxa" w:w="80"/>
-              <w:right w:type="dxa" w:w="120"/>
-            </w:tcMar>
-          </w:tcPr>
-          <w:p>
-            <w:pPr>
-              <w:spacing w:after="0" w:line="240"/>
-            </w:pPr>
-            <w:r>
-              <w:rPr>
-                <w:rFonts w:ascii="Times New Roman" w:cs="Times New Roman" w:eastAsia="Times New Roman" w:hAnsi="Times New Roman"/>
-                <w:b w:val="false"/>
-                <w:bCs w:val="false"/>
-                <w:sz w:val="22"/>
-                <w:szCs w:val="22"/>
-              </w:rPr>
-              <w:t xml:space="preserve">ваш технический разбор; при сомнении — специалист</w:t>
+              <w:t>ваш разбор претензии и переписка</w:t>
             </w:r>
           </w:p>
         </w:tc>
@@ -5382,53 +4506,49 @@
                 <w:sz w:val="22"/>
                 <w:szCs w:val="22"/>
               </w:rPr>
-              <w:t xml:space="preserve">{{СРОК}}</w:t>
-            </w:r>
-            <w:r>
-              <w:rPr>
-                <w:rFonts w:ascii="Times New Roman" w:cs="Times New Roman" w:eastAsia="Times New Roman" w:hAnsi="Times New Roman"/>
-                <w:b w:val="false"/>
-                <w:bCs w:val="false"/>
-                <w:sz w:val="22"/>
-                <w:szCs w:val="22"/>
-              </w:rPr>
-              <w:t xml:space="preserve">, </w:t>
-            </w:r>
-            <w:r>
-              <w:rPr>
-                <w:rFonts w:ascii="Times New Roman" w:cs="Times New Roman" w:eastAsia="Times New Roman" w:hAnsi="Times New Roman"/>
-                <w:b/>
-                <w:bCs/>
-                <w:i w:val="false"/>
-                <w:iCs w:val="false"/>
-                <w:color w:val="000000"/>
-                <w:sz w:val="22"/>
-                <w:szCs w:val="22"/>
-              </w:rPr>
-              <w:t xml:space="preserve">{{СРОК_ПО_ДОГОВОРУ}}</w:t>
-            </w:r>
-            <w:r>
-              <w:rPr>
-                <w:rFonts w:ascii="Times New Roman" w:cs="Times New Roman" w:eastAsia="Times New Roman" w:hAnsi="Times New Roman"/>
-                <w:b w:val="false"/>
-                <w:bCs w:val="false"/>
-                <w:sz w:val="22"/>
-                <w:szCs w:val="22"/>
-              </w:rPr>
-              <w:t xml:space="preserve">, </w:t>
-            </w:r>
-            <w:r>
-              <w:rPr>
-                <w:rFonts w:ascii="Times New Roman" w:cs="Times New Roman" w:eastAsia="Times New Roman" w:hAnsi="Times New Roman"/>
-                <w:b/>
-                <w:bCs/>
-                <w:i w:val="false"/>
-                <w:iCs w:val="false"/>
-                <w:color w:val="000000"/>
-                <w:sz w:val="22"/>
-                <w:szCs w:val="22"/>
-              </w:rPr>
-              <w:t xml:space="preserve">{{СРОК_ОТВЕТА_ПО_ДОГОВОРУ}}</w:t>
+              <w:t>{{СРОК_ПО_ДОГОВОРУ}}</w:t>
+            </w:r>
+            <w:r>
+              <w:rPr>
+                <w:rFonts w:ascii="Times New Roman" w:cs="Times New Roman" w:eastAsia="Times New Roman" w:hAnsi="Times New Roman"/>
+                <w:b w:val="false"/>
+                <w:bCs w:val="false"/>
+                <w:sz w:val="22"/>
+                <w:szCs w:val="22"/>
+              </w:rPr>
+            </w:r>
+            <w:r>
+              <w:rPr>
+                <w:rFonts w:ascii="Times New Roman" w:cs="Times New Roman" w:eastAsia="Times New Roman" w:hAnsi="Times New Roman"/>
+                <w:b/>
+                <w:bCs/>
+                <w:i w:val="false"/>
+                <w:iCs w:val="false"/>
+                <w:color w:val="000000"/>
+                <w:sz w:val="22"/>
+                <w:szCs w:val="22"/>
+              </w:rPr>
+            </w:r>
+            <w:r>
+              <w:rPr>
+                <w:rFonts w:ascii="Times New Roman" w:cs="Times New Roman" w:eastAsia="Times New Roman" w:hAnsi="Times New Roman"/>
+                <w:b w:val="false"/>
+                <w:bCs w:val="false"/>
+                <w:sz w:val="22"/>
+                <w:szCs w:val="22"/>
+              </w:rPr>
+            </w:r>
+            <w:r>
+              <w:rPr>
+                <w:rFonts w:ascii="Times New Roman" w:cs="Times New Roman" w:eastAsia="Times New Roman" w:hAnsi="Times New Roman"/>
+                <w:b/>
+                <w:bCs/>
+                <w:i w:val="false"/>
+                <w:iCs w:val="false"/>
+                <w:color w:val="000000"/>
+                <w:sz w:val="22"/>
+                <w:szCs w:val="22"/>
+              </w:rPr>
             </w:r>
           </w:p>
         </w:tc>
@@ -5511,7 +4631,28 @@
                 <w:sz w:val="22"/>
                 <w:szCs w:val="22"/>
               </w:rPr>
-              <w:t xml:space="preserve">{{СРОК_КОМИССИИ_РАБ_ДНЕЙ}}</w:t>
+              <w:t>{{ПРЕДЛАГАЕМАЯ_ДАТА}}</w:t>
+            </w:r>
+            <w:r>
+              <w:rPr>
+                <w:rFonts w:ascii="Times New Roman" w:cs="Times New Roman" w:eastAsia="Times New Roman" w:hAnsi="Times New Roman"/>
+                <w:b w:val="false"/>
+                <w:bCs w:val="false"/>
+                <w:sz w:val="22"/>
+                <w:szCs w:val="22"/>
+              </w:rPr>
+            </w:r>
+            <w:r>
+              <w:rPr>
+                <w:rFonts w:ascii="Times New Roman" w:cs="Times New Roman" w:eastAsia="Times New Roman" w:hAnsi="Times New Roman"/>
+                <w:b/>
+                <w:bCs/>
+                <w:i w:val="false"/>
+                <w:iCs w:val="false"/>
+                <w:color w:val="000000"/>
+                <w:sz w:val="22"/>
+                <w:szCs w:val="22"/>
+              </w:rPr>
             </w:r>
             <w:r>
               <w:rPr>
@@ -5534,30 +4675,7 @@
                 <w:sz w:val="22"/>
                 <w:szCs w:val="22"/>
               </w:rPr>
-              <w:t xml:space="preserve">{{СРОК_ВЫЗОВА}}</w:t>
-            </w:r>
-            <w:r>
-              <w:rPr>
-                <w:rFonts w:ascii="Times New Roman" w:cs="Times New Roman" w:eastAsia="Times New Roman" w:hAnsi="Times New Roman"/>
-                <w:b w:val="false"/>
-                <w:bCs w:val="false"/>
-                <w:sz w:val="22"/>
-                <w:szCs w:val="22"/>
-              </w:rPr>
-              <w:t xml:space="preserve">, </w:t>
-            </w:r>
-            <w:r>
-              <w:rPr>
-                <w:rFonts w:ascii="Times New Roman" w:cs="Times New Roman" w:eastAsia="Times New Roman" w:hAnsi="Times New Roman"/>
-                <w:b/>
-                <w:bCs/>
-                <w:i w:val="false"/>
-                <w:iCs w:val="false"/>
-                <w:color w:val="000000"/>
-                <w:sz w:val="22"/>
-                <w:szCs w:val="22"/>
-              </w:rPr>
-              <w:t xml:space="preserve">{{СРОК_ОСОБОГО_МНЕНИЯ}}</w:t>
+              <w:t xml:space="preserve">{{ПРЕДЛАГАЕМАЯ_ДАТА_И_ВРЕМЯ}}</w:t>
             </w:r>
           </w:p>
         </w:tc>
@@ -5583,136 +4701,7 @@
                 <w:sz w:val="22"/>
                 <w:szCs w:val="22"/>
               </w:rPr>
-              <w:t xml:space="preserve">Сроки процедур фиксации, которые вы устанавливаете соглашением или регламентом</w:t>
-            </w:r>
-          </w:p>
-        </w:tc>
-        <w:tc>
-          <w:tcPr>
-            <w:tcW w:type="dxa" w:w="2760"/>
-            <w:tcMar>
-              <w:top w:type="dxa" w:w="80"/>
-              <w:left w:type="dxa" w:w="120"/>
-              <w:bottom w:type="dxa" w:w="80"/>
-              <w:right w:type="dxa" w:w="120"/>
-            </w:tcMar>
-          </w:tcPr>
-          <w:p>
-            <w:pPr>
-              <w:spacing w:after="0" w:line="240"/>
-            </w:pPr>
-            <w:r>
-              <w:rPr>
-                <w:rFonts w:ascii="Times New Roman" w:cs="Times New Roman" w:eastAsia="Times New Roman" w:hAnsi="Times New Roman"/>
-                <w:b w:val="false"/>
-                <w:bCs w:val="false"/>
-                <w:sz w:val="22"/>
-                <w:szCs w:val="22"/>
-              </w:rPr>
-              <w:t xml:space="preserve">ваше решение при подписании; после подписания — сам документ</w:t>
-            </w:r>
-          </w:p>
-        </w:tc>
-      </w:tr>
-      <w:tr>
-        <w:tc>
-          <w:tcPr>
-            <w:tcW w:type="dxa" w:w="2900"/>
-            <w:tcMar>
-              <w:top w:type="dxa" w:w="80"/>
-              <w:left w:type="dxa" w:w="120"/>
-              <w:bottom w:type="dxa" w:w="80"/>
-              <w:right w:type="dxa" w:w="120"/>
-            </w:tcMar>
-          </w:tcPr>
-          <w:p>
-            <w:pPr>
-              <w:spacing w:after="0" w:line="240"/>
-            </w:pPr>
-            <w:r>
-              <w:rPr>
-                <w:rFonts w:ascii="Times New Roman" w:cs="Times New Roman" w:eastAsia="Times New Roman" w:hAnsi="Times New Roman"/>
-                <w:b/>
-                <w:bCs/>
-                <w:i w:val="false"/>
-                <w:iCs w:val="false"/>
-                <w:color w:val="000000"/>
-                <w:sz w:val="22"/>
-                <w:szCs w:val="22"/>
-              </w:rPr>
-              <w:t xml:space="preserve">{{ДАТА_ПРИОСТАНОВКИ}}</w:t>
-            </w:r>
-            <w:r>
-              <w:rPr>
-                <w:rFonts w:ascii="Times New Roman" w:cs="Times New Roman" w:eastAsia="Times New Roman" w:hAnsi="Times New Roman"/>
-                <w:b w:val="false"/>
-                <w:bCs w:val="false"/>
-                <w:sz w:val="22"/>
-                <w:szCs w:val="22"/>
-              </w:rPr>
-              <w:t xml:space="preserve">, </w:t>
-            </w:r>
-            <w:r>
-              <w:rPr>
-                <w:rFonts w:ascii="Times New Roman" w:cs="Times New Roman" w:eastAsia="Times New Roman" w:hAnsi="Times New Roman"/>
-                <w:b/>
-                <w:bCs/>
-                <w:i w:val="false"/>
-                <w:iCs w:val="false"/>
-                <w:color w:val="000000"/>
-                <w:sz w:val="22"/>
-                <w:szCs w:val="22"/>
-              </w:rPr>
-              <w:t xml:space="preserve">{{ПРЕДЛАГАЕМАЯ_ДАТА}}</w:t>
-            </w:r>
-            <w:r>
-              <w:rPr>
-                <w:rFonts w:ascii="Times New Roman" w:cs="Times New Roman" w:eastAsia="Times New Roman" w:hAnsi="Times New Roman"/>
-                <w:b w:val="false"/>
-                <w:bCs w:val="false"/>
-                <w:sz w:val="22"/>
-                <w:szCs w:val="22"/>
-              </w:rPr>
-              <w:t xml:space="preserve">, </w:t>
-            </w:r>
-            <w:r>
-              <w:rPr>
-                <w:rFonts w:ascii="Times New Roman" w:cs="Times New Roman" w:eastAsia="Times New Roman" w:hAnsi="Times New Roman"/>
-                <w:b/>
-                <w:bCs/>
-                <w:i w:val="false"/>
-                <w:iCs w:val="false"/>
-                <w:color w:val="000000"/>
-                <w:sz w:val="22"/>
-                <w:szCs w:val="22"/>
-              </w:rPr>
-              <w:t xml:space="preserve">{{ПРЕДЛАГАЕМАЯ_ДАТА_И_ВРЕМЯ}}</w:t>
-            </w:r>
-          </w:p>
-        </w:tc>
-        <w:tc>
-          <w:tcPr>
-            <w:tcW w:type="dxa" w:w="3400"/>
-            <w:tcMar>
-              <w:top w:type="dxa" w:w="80"/>
-              <w:left w:type="dxa" w:w="120"/>
-              <w:bottom w:type="dxa" w:w="80"/>
-              <w:right w:type="dxa" w:w="120"/>
-            </w:tcMar>
-          </w:tcPr>
-          <w:p>
-            <w:pPr>
-              <w:spacing w:after="0" w:line="240"/>
-            </w:pPr>
-            <w:r>
-              <w:rPr>
-                <w:rFonts w:ascii="Times New Roman" w:cs="Times New Roman" w:eastAsia="Times New Roman" w:hAnsi="Times New Roman"/>
-                <w:b w:val="false"/>
-                <w:bCs w:val="false"/>
-                <w:sz w:val="22"/>
-                <w:szCs w:val="22"/>
-              </w:rPr>
-              <w:t xml:space="preserve">Даты, которые вы назначаете сами: приостановка, осмотр, комиссия</w:t>
+              <w:t>Дата и время комиссионного осмотра, которые вы предлагаете сами</w:t>
             </w:r>
           </w:p>
         </w:tc>
@@ -5805,15 +4794,13 @@
           <w:sz w:val="24"/>
           <w:szCs w:val="24"/>
         </w:rPr>
-        <w:t xml:space="preserve">{{ОПИСАНИЕ_ОБСТОЯТЕЛЬСТВА — выбрать и конкретизировать:}}</w:t>
-      </w:r>
-      <w:r>
-        <w:rPr>
-          <w:rFonts w:ascii="Times New Roman" w:cs="Times New Roman" w:eastAsia="Times New Roman" w:hAnsi="Times New Roman"/>
-          <w:sz w:val="24"/>
-          <w:szCs w:val="24"/>
-        </w:rPr>
-        <w:t xml:space="preserve">, </w:t>
+      </w:r>
+      <w:r>
+        <w:rPr>
+          <w:rFonts w:ascii="Times New Roman" w:cs="Times New Roman" w:eastAsia="Times New Roman" w:hAnsi="Times New Roman"/>
+          <w:sz w:val="24"/>
+          <w:szCs w:val="24"/>
+        </w:rPr>
       </w:r>
       <w:r>
         <w:rPr>
@@ -5826,15 +4813,13 @@
           <w:sz w:val="24"/>
           <w:szCs w:val="24"/>
         </w:rPr>
-        <w:t xml:space="preserve">{{ЗАПРАШИВАЕМОЕ: …}}</w:t>
-      </w:r>
-      <w:r>
-        <w:rPr>
-          <w:rFonts w:ascii="Times New Roman" w:cs="Times New Roman" w:eastAsia="Times New Roman" w:hAnsi="Times New Roman"/>
-          <w:sz w:val="24"/>
-          <w:szCs w:val="24"/>
-        </w:rPr>
-        <w:t xml:space="preserve">, </w:t>
+      </w:r>
+      <w:r>
+        <w:rPr>
+          <w:rFonts w:ascii="Times New Roman" w:cs="Times New Roman" w:eastAsia="Times New Roman" w:hAnsi="Times New Roman"/>
+          <w:sz w:val="24"/>
+          <w:szCs w:val="24"/>
+        </w:rPr>
       </w:r>
       <w:r>
         <w:rPr>
@@ -5868,15 +4853,13 @@
           <w:sz w:val="24"/>
           <w:szCs w:val="24"/>
         </w:rPr>
-        <w:t xml:space="preserve">{{ОБЪЁМ: …}}</w:t>
-      </w:r>
-      <w:r>
-        <w:rPr>
-          <w:rFonts w:ascii="Times New Roman" w:cs="Times New Roman" w:eastAsia="Times New Roman" w:hAnsi="Times New Roman"/>
-          <w:sz w:val="24"/>
-          <w:szCs w:val="24"/>
-        </w:rPr>
-        <w:t xml:space="preserve">, </w:t>
+      </w:r>
+      <w:r>
+        <w:rPr>
+          <w:rFonts w:ascii="Times New Roman" w:cs="Times New Roman" w:eastAsia="Times New Roman" w:hAnsi="Times New Roman"/>
+          <w:sz w:val="24"/>
+          <w:szCs w:val="24"/>
+        </w:rPr>
       </w:r>
       <w:r>
         <w:rPr>
@@ -5889,15 +4872,13 @@
           <w:sz w:val="24"/>
           <w:szCs w:val="24"/>
         </w:rPr>
-        <w:t xml:space="preserve">{{ПРИЧИНА: …}}</w:t>
-      </w:r>
-      <w:r>
-        <w:rPr>
-          <w:rFonts w:ascii="Times New Roman" w:cs="Times New Roman" w:eastAsia="Times New Roman" w:hAnsi="Times New Roman"/>
-          <w:sz w:val="24"/>
-          <w:szCs w:val="24"/>
-        </w:rPr>
-        <w:t xml:space="preserve">, </w:t>
+      </w:r>
+      <w:r>
+        <w:rPr>
+          <w:rFonts w:ascii="Times New Roman" w:cs="Times New Roman" w:eastAsia="Times New Roman" w:hAnsi="Times New Roman"/>
+          <w:sz w:val="24"/>
+          <w:szCs w:val="24"/>
+        </w:rPr>
       </w:r>
       <w:r>
         <w:rPr>
@@ -5952,15 +4933,13 @@
           <w:sz w:val="24"/>
           <w:szCs w:val="24"/>
         </w:rPr>
-        <w:t xml:space="preserve">{{В_ЧЁМ_НЕПРИГОДНОСТЬ, ЧЕМ_ПОДТВЕРЖДЕНО: …}}</w:t>
-      </w:r>
-      <w:r>
-        <w:rPr>
-          <w:rFonts w:ascii="Times New Roman" w:cs="Times New Roman" w:eastAsia="Times New Roman" w:hAnsi="Times New Roman"/>
-          <w:sz w:val="24"/>
-          <w:szCs w:val="24"/>
-        </w:rPr>
-        <w:t xml:space="preserve">, </w:t>
+      </w:r>
+      <w:r>
+        <w:rPr>
+          <w:rFonts w:ascii="Times New Roman" w:cs="Times New Roman" w:eastAsia="Times New Roman" w:hAnsi="Times New Roman"/>
+          <w:sz w:val="24"/>
+          <w:szCs w:val="24"/>
+        </w:rPr>
       </w:r>
       <w:r>
         <w:rPr>
@@ -5994,15 +4973,13 @@
           <w:sz w:val="24"/>
           <w:szCs w:val="24"/>
         </w:rPr>
-        <w:t xml:space="preserve">{{АКТ_ВХОДНОГО_КОНТРОЛЯ, ФОТО, ИНОЕ}}</w:t>
-      </w:r>
-      <w:r>
-        <w:rPr>
-          <w:rFonts w:ascii="Times New Roman" w:cs="Times New Roman" w:eastAsia="Times New Roman" w:hAnsi="Times New Roman"/>
-          <w:sz w:val="24"/>
-          <w:szCs w:val="24"/>
-        </w:rPr>
-        <w:t xml:space="preserve">, </w:t>
+      </w:r>
+      <w:r>
+        <w:rPr>
+          <w:rFonts w:ascii="Times New Roman" w:cs="Times New Roman" w:eastAsia="Times New Roman" w:hAnsi="Times New Roman"/>
+          <w:sz w:val="24"/>
+          <w:szCs w:val="24"/>
+        </w:rPr>
       </w:r>
       <w:r>
         <w:rPr>
@@ -6015,15 +4992,13 @@
           <w:sz w:val="24"/>
           <w:szCs w:val="24"/>
         </w:rPr>
-        <w:t xml:space="preserve">{{ЧТО_ПРИМЕНИМО}}</w:t>
-      </w:r>
-      <w:r>
-        <w:rPr>
-          <w:rFonts w:ascii="Times New Roman" w:cs="Times New Roman" w:eastAsia="Times New Roman" w:hAnsi="Times New Roman"/>
-          <w:sz w:val="24"/>
-          <w:szCs w:val="24"/>
-        </w:rPr>
-        <w:t xml:space="preserve">, </w:t>
+      </w:r>
+      <w:r>
+        <w:rPr>
+          <w:rFonts w:ascii="Times New Roman" w:cs="Times New Roman" w:eastAsia="Times New Roman" w:hAnsi="Times New Roman"/>
+          <w:sz w:val="24"/>
+          <w:szCs w:val="24"/>
+        </w:rPr>
       </w:r>
       <w:r>
         <w:rPr>
@@ -6128,7 +5103,7 @@
           <w:sz w:val="24"/>
           <w:szCs w:val="24"/>
         </w:rPr>
-        <w:t xml:space="preserve">, </w:t>
+        <w:t xml:space="preserve"> — правило одно</w:t>
       </w:r>
       <w:r>
         <w:rPr>
@@ -6141,15 +5116,13 @@
           <w:sz w:val="24"/>
           <w:szCs w:val="24"/>
         </w:rPr>
-        <w:t xml:space="preserve">{{ЕСТЬ_РЕКВИЗИТЫ / ОТСУТСТВУЕТ}}</w:t>
-      </w:r>
-      <w:r>
-        <w:rPr>
-          <w:rFonts w:ascii="Times New Roman" w:cs="Times New Roman" w:eastAsia="Times New Roman" w:hAnsi="Times New Roman"/>
-          <w:sz w:val="24"/>
-          <w:szCs w:val="24"/>
-        </w:rPr>
-        <w:t xml:space="preserve">, </w:t>
+      </w:r>
+      <w:r>
+        <w:rPr>
+          <w:rFonts w:ascii="Times New Roman" w:cs="Times New Roman" w:eastAsia="Times New Roman" w:hAnsi="Times New Roman"/>
+          <w:sz w:val="24"/>
+          <w:szCs w:val="24"/>
+        </w:rPr>
       </w:r>
       <w:r>
         <w:rPr>
@@ -6162,15 +5135,13 @@
           <w:sz w:val="24"/>
           <w:szCs w:val="24"/>
         </w:rPr>
-        <w:t xml:space="preserve">{{СООТВЕТСТВУЕТ / НЕТ}}</w:t>
-      </w:r>
-      <w:r>
-        <w:rPr>
-          <w:rFonts w:ascii="Times New Roman" w:cs="Times New Roman" w:eastAsia="Times New Roman" w:hAnsi="Times New Roman"/>
-          <w:sz w:val="24"/>
-          <w:szCs w:val="24"/>
-        </w:rPr>
-        <w:t xml:space="preserve">, </w:t>
+      </w:r>
+      <w:r>
+        <w:rPr>
+          <w:rFonts w:ascii="Times New Roman" w:cs="Times New Roman" w:eastAsia="Times New Roman" w:hAnsi="Times New Roman"/>
+          <w:sz w:val="24"/>
+          <w:szCs w:val="24"/>
+        </w:rPr>
       </w:r>
       <w:r>
         <w:rPr>
@@ -6183,15 +5154,14 @@
           <w:sz w:val="24"/>
           <w:szCs w:val="24"/>
         </w:rPr>
-        <w:t xml:space="preserve">{{В_НОРМЕ / НЕТ}}</w:t>
-      </w:r>
-      <w:r>
-        <w:rPr>
-          <w:rFonts w:ascii="Times New Roman" w:cs="Times New Roman" w:eastAsia="Times New Roman" w:hAnsi="Times New Roman"/>
-          <w:sz w:val="24"/>
-          <w:szCs w:val="24"/>
-        </w:rPr>
-        <w:t xml:space="preserve"> — правило одно: текст после двоеточия или внутри поля — это варианты и указания, поле заменяется целиком вашим текстом.</w:t>
+      </w:r>
+      <w:r>
+        <w:rPr>
+          <w:rFonts w:ascii="Times New Roman" w:cs="Times New Roman" w:eastAsia="Times New Roman" w:hAnsi="Times New Roman"/>
+          <w:sz w:val="24"/>
+          <w:szCs w:val="24"/>
+        </w:rPr>
+        <w:t>: текст после двоеточия или внутри поля — это варианты и указания, поле заменяется целиком вашим текстом.</w:t>
       </w:r>
     </w:p>
     <w:p>
@@ -6212,7 +5182,7 @@
           <w:sz w:val="32"/>
           <w:szCs w:val="32"/>
         </w:rPr>
-        <w:t xml:space="preserve">Поля редакции 1.1: прямое требование и экспертиза</w:t>
+        <w:t>Прямое требование заказчика</w:t>
       </w:r>
     </w:p>
     <w:p>
@@ -6228,24 +5198,7 @@
           <w:sz w:val="24"/>
           <w:szCs w:val="24"/>
         </w:rPr>
-        <w:t xml:space="preserve">Шесть документов редакции 1.1 добавили поля, которых в комплекте не было. Правило то же: значение, подставленное в один документ, без изменений переносится в остальные.</w:t>
-      </w:r>
-    </w:p>
-    <w:p>
-      <w:pPr>
-        <w:pStyle w:val="Heading2"/>
-        <w:keepNext/>
-        <w:spacing w:after="120" w:before="260"/>
-      </w:pPr>
-      <w:r>
-        <w:rPr>
-          <w:rFonts w:ascii="Times New Roman" w:cs="Times New Roman" w:eastAsia="Times New Roman" w:hAnsi="Times New Roman"/>
-          <w:b/>
-          <w:bCs/>
-          <w:sz w:val="26"/>
-          <w:szCs w:val="26"/>
-        </w:rPr>
-        <w:t xml:space="preserve">Прямое требование заказчика</w:t>
+        <w:t>Поля ответа на требование, пришедшее от заказчика напрямую, и памятки «кто кому отвечает». Правило то же: значение, подставленное в один документ, без изменений переносится в остальные.</w:t>
       </w:r>
     </w:p>
     <w:tbl>
@@ -7098,2675 +6051,95 @@
           </w:p>
         </w:tc>
       </w:tr>
-    </w:tbl>
-    <w:p>
-      <w:r>
-        <w:br w:type="page"/>
-      </w:r>
-    </w:p>
-    <w:p>
-      <w:pPr>
-        <w:pStyle w:val="Heading2"/>
-        <w:keepNext/>
-        <w:spacing w:after="120" w:before="260"/>
-      </w:pPr>
-      <w:r>
-        <w:rPr>
-          <w:rFonts w:ascii="Times New Roman" w:cs="Times New Roman" w:eastAsia="Times New Roman" w:hAnsi="Times New Roman"/>
-          <w:b/>
-          <w:bCs/>
-          <w:sz w:val="26"/>
-          <w:szCs w:val="26"/>
-        </w:rPr>
-        <w:t xml:space="preserve">Осмотр, обследование, заключение</w:t>
-      </w:r>
-    </w:p>
-    <w:tbl>
-      <w:tblPr>
-        <w:tblW w:type="dxa" w:w="9060"/>
-        <w:tblBorders>
-          <w:top w:val="single" w:color="auto" w:sz="4"/>
-          <w:left w:val="single" w:color="auto" w:sz="4"/>
-          <w:bottom w:val="single" w:color="auto" w:sz="4"/>
-          <w:right w:val="single" w:color="auto" w:sz="4"/>
-          <w:insideH w:val="single" w:color="auto" w:sz="4"/>
-          <w:insideV w:val="single" w:color="auto" w:sz="4"/>
-        </w:tblBorders>
-      </w:tblPr>
-      <w:tblGrid>
-        <w:gridCol w:w="2900"/>
-        <w:gridCol w:w="3400"/>
-        <w:gridCol w:w="2760"/>
-      </w:tblGrid>
       <w:tr>
-        <w:trPr>
-          <w:tblHeader/>
-        </w:trPr>
         <w:tc>
           <w:tcPr>
             <w:tcW w:type="dxa" w:w="2900"/>
-            <w:shd w:fill="EDEDED" w:val="clear"/>
-            <w:tcMar>
-              <w:top w:type="dxa" w:w="80"/>
-              <w:left w:type="dxa" w:w="120"/>
-              <w:bottom w:type="dxa" w:w="80"/>
-              <w:right w:type="dxa" w:w="120"/>
-            </w:tcMar>
-          </w:tcPr>
-          <w:p>
-            <w:pPr>
-              <w:spacing w:after="0" w:line="240"/>
-            </w:pPr>
-            <w:r>
-              <w:rPr>
-                <w:rFonts w:ascii="Times New Roman" w:cs="Times New Roman" w:eastAsia="Times New Roman" w:hAnsi="Times New Roman"/>
-                <w:b/>
-                <w:bCs/>
-                <w:sz w:val="22"/>
-                <w:szCs w:val="22"/>
-              </w:rPr>
-              <w:t xml:space="preserve">Поле</w:t>
+            <w:tcMar>
+              <w:top w:type="dxa" w:w="80"/>
+              <w:left w:type="dxa" w:w="120"/>
+              <w:bottom w:type="dxa" w:w="80"/>
+              <w:right w:type="dxa" w:w="120"/>
+            </w:tcMar>
+          </w:tcPr>
+          <w:p>
+            <w:pPr>
+              <w:spacing w:after="0" w:line="240"/>
+            </w:pPr>
+            <w:r>
+              <w:rPr>
+                <w:rFonts w:ascii="Times New Roman" w:cs="Times New Roman" w:eastAsia="Times New Roman" w:hAnsi="Times New Roman"/>
+                <w:b/>
+                <w:bCs/>
+                <w:i w:val="false"/>
+                <w:iCs w:val="false"/>
+                <w:color w:val="000000"/>
+                <w:sz w:val="22"/>
+                <w:szCs w:val="22"/>
+              </w:rPr>
+              <w:t xml:space="preserve">{{ОБЪЕКТ}}</w:t>
             </w:r>
           </w:p>
         </w:tc>
         <w:tc>
           <w:tcPr>
             <w:tcW w:type="dxa" w:w="3400"/>
-            <w:shd w:fill="EDEDED" w:val="clear"/>
-            <w:tcMar>
-              <w:top w:type="dxa" w:w="80"/>
-              <w:left w:type="dxa" w:w="120"/>
-              <w:bottom w:type="dxa" w:w="80"/>
-              <w:right w:type="dxa" w:w="120"/>
-            </w:tcMar>
-          </w:tcPr>
-          <w:p>
-            <w:pPr>
-              <w:spacing w:after="0" w:line="240"/>
-            </w:pPr>
-            <w:r>
-              <w:rPr>
-                <w:rFonts w:ascii="Times New Roman" w:cs="Times New Roman" w:eastAsia="Times New Roman" w:hAnsi="Times New Roman"/>
-                <w:b/>
-                <w:bCs/>
-                <w:sz w:val="22"/>
-                <w:szCs w:val="22"/>
-              </w:rPr>
-              <w:t xml:space="preserve">Что подставить</w:t>
+            <w:tcMar>
+              <w:top w:type="dxa" w:w="80"/>
+              <w:left w:type="dxa" w:w="120"/>
+              <w:bottom w:type="dxa" w:w="80"/>
+              <w:right w:type="dxa" w:w="120"/>
+            </w:tcMar>
+          </w:tcPr>
+          <w:p>
+            <w:pPr>
+              <w:spacing w:after="0" w:line="240"/>
+            </w:pPr>
+            <w:r>
+              <w:rPr>
+                <w:rFonts w:ascii="Times New Roman" w:cs="Times New Roman" w:eastAsia="Times New Roman" w:hAnsi="Times New Roman"/>
+                <w:b w:val="false"/>
+                <w:bCs w:val="false"/>
+                <w:sz w:val="22"/>
+                <w:szCs w:val="22"/>
+              </w:rPr>
+              <w:t xml:space="preserve">Наименование и адрес объекта</w:t>
             </w:r>
           </w:p>
         </w:tc>
         <w:tc>
           <w:tcPr>
             <w:tcW w:type="dxa" w:w="2760"/>
-            <w:shd w:fill="EDEDED" w:val="clear"/>
-            <w:tcMar>
-              <w:top w:type="dxa" w:w="80"/>
-              <w:left w:type="dxa" w:w="120"/>
-              <w:bottom w:type="dxa" w:w="80"/>
-              <w:right w:type="dxa" w:w="120"/>
-            </w:tcMar>
-          </w:tcPr>
-          <w:p>
-            <w:pPr>
-              <w:spacing w:after="0" w:line="240"/>
-            </w:pPr>
-            <w:r>
-              <w:rPr>
-                <w:rFonts w:ascii="Times New Roman" w:cs="Times New Roman" w:eastAsia="Times New Roman" w:hAnsi="Times New Roman"/>
-                <w:b/>
-                <w:bCs/>
-                <w:sz w:val="22"/>
-                <w:szCs w:val="22"/>
-              </w:rPr>
-              <w:t xml:space="preserve">Откуда брать</w:t>
-            </w:r>
-          </w:p>
-        </w:tc>
-      </w:tr>
-      <w:tr>
-        <w:tc>
-          <w:tcPr>
-            <w:tcW w:type="dxa" w:w="2900"/>
-            <w:tcMar>
-              <w:top w:type="dxa" w:w="80"/>
-              <w:left w:type="dxa" w:w="120"/>
-              <w:bottom w:type="dxa" w:w="80"/>
-              <w:right w:type="dxa" w:w="120"/>
-            </w:tcMar>
-          </w:tcPr>
-          <w:p>
-            <w:pPr>
-              <w:spacing w:after="0" w:line="240"/>
-            </w:pPr>
-            <w:r>
-              <w:rPr>
-                <w:rFonts w:ascii="Times New Roman" w:cs="Times New Roman" w:eastAsia="Times New Roman" w:hAnsi="Times New Roman"/>
-                <w:b/>
-                <w:bCs/>
-                <w:i w:val="false"/>
-                <w:iCs w:val="false"/>
-                <w:color w:val="000000"/>
-                <w:sz w:val="22"/>
-                <w:szCs w:val="22"/>
-              </w:rPr>
-              <w:t xml:space="preserve">{{ИСТОЧНИК_СВЕДЕНИЙ_ОБ_ОБСЛЕДОВАНИИ}}</w:t>
-            </w:r>
-          </w:p>
-        </w:tc>
-        <w:tc>
-          <w:tcPr>
-            <w:tcW w:type="dxa" w:w="3400"/>
-            <w:tcMar>
-              <w:top w:type="dxa" w:w="80"/>
-              <w:left w:type="dxa" w:w="120"/>
-              <w:bottom w:type="dxa" w:w="80"/>
-              <w:right w:type="dxa" w:w="120"/>
-            </w:tcMar>
-          </w:tcPr>
-          <w:p>
-            <w:pPr>
-              <w:spacing w:after="0" w:line="240"/>
-            </w:pPr>
-            <w:r>
-              <w:rPr>
-                <w:rFonts w:ascii="Times New Roman" w:cs="Times New Roman" w:eastAsia="Times New Roman" w:hAnsi="Times New Roman"/>
-                <w:b w:val="false"/>
-                <w:bCs w:val="false"/>
-                <w:sz w:val="22"/>
-                <w:szCs w:val="22"/>
-              </w:rPr>
-              <w:t xml:space="preserve">Откуда вы узнали о назначенном обследовании: письмо, звонок, сведения с площадки</w:t>
-            </w:r>
-          </w:p>
-        </w:tc>
-        <w:tc>
-          <w:tcPr>
-            <w:tcW w:type="dxa" w:w="2760"/>
-            <w:tcMar>
-              <w:top w:type="dxa" w:w="80"/>
-              <w:left w:type="dxa" w:w="120"/>
-              <w:bottom w:type="dxa" w:w="80"/>
-              <w:right w:type="dxa" w:w="120"/>
-            </w:tcMar>
-          </w:tcPr>
-          <w:p>
-            <w:pPr>
-              <w:spacing w:after="0" w:line="240"/>
-            </w:pPr>
-            <w:r>
-              <w:rPr>
-                <w:rFonts w:ascii="Times New Roman" w:cs="Times New Roman" w:eastAsia="Times New Roman" w:hAnsi="Times New Roman"/>
-                <w:b w:val="false"/>
-                <w:bCs w:val="false"/>
-                <w:sz w:val="22"/>
-                <w:szCs w:val="22"/>
-              </w:rPr>
-              <w:t xml:space="preserve">ваш журнал входящих или служебная записка</w:t>
-            </w:r>
-          </w:p>
-        </w:tc>
-      </w:tr>
-      <w:tr>
-        <w:tc>
-          <w:tcPr>
-            <w:tcW w:type="dxa" w:w="2900"/>
-            <w:tcMar>
-              <w:top w:type="dxa" w:w="80"/>
-              <w:left w:type="dxa" w:w="120"/>
-              <w:bottom w:type="dxa" w:w="80"/>
-              <w:right w:type="dxa" w:w="120"/>
-            </w:tcMar>
-          </w:tcPr>
-          <w:p>
-            <w:pPr>
-              <w:spacing w:after="0" w:line="240"/>
-            </w:pPr>
-            <w:r>
-              <w:rPr>
-                <w:rFonts w:ascii="Times New Roman" w:cs="Times New Roman" w:eastAsia="Times New Roman" w:hAnsi="Times New Roman"/>
-                <w:b/>
-                <w:bCs/>
-                <w:i w:val="false"/>
-                <w:iCs w:val="false"/>
-                <w:color w:val="000000"/>
-                <w:sz w:val="22"/>
-                <w:szCs w:val="22"/>
-              </w:rPr>
-              <w:t xml:space="preserve">{{НАИМЕНОВАНИЕ_ИСПОЛНИТЕЛЯ_ОБСЛЕДОВАНИЯ}}</w:t>
-            </w:r>
-            <w:r>
-              <w:rPr>
-                <w:rFonts w:ascii="Times New Roman" w:cs="Times New Roman" w:eastAsia="Times New Roman" w:hAnsi="Times New Roman"/>
-                <w:b w:val="false"/>
-                <w:bCs w:val="false"/>
-                <w:sz w:val="22"/>
-                <w:szCs w:val="22"/>
-              </w:rPr>
-              <w:t xml:space="preserve">, </w:t>
-            </w:r>
-            <w:r>
-              <w:rPr>
-                <w:rFonts w:ascii="Times New Roman" w:cs="Times New Roman" w:eastAsia="Times New Roman" w:hAnsi="Times New Roman"/>
-                <w:b/>
-                <w:bCs/>
-                <w:i w:val="false"/>
-                <w:iCs w:val="false"/>
-                <w:color w:val="000000"/>
-                <w:sz w:val="22"/>
-                <w:szCs w:val="22"/>
-              </w:rPr>
-              <w:t xml:space="preserve">{{АДРЕС_ИСПОЛНИТЕЛЯ_ОБСЛЕДОВАНИЯ}}</w:t>
-            </w:r>
-          </w:p>
-        </w:tc>
-        <w:tc>
-          <w:tcPr>
-            <w:tcW w:type="dxa" w:w="3400"/>
-            <w:tcMar>
-              <w:top w:type="dxa" w:w="80"/>
-              <w:left w:type="dxa" w:w="120"/>
-              <w:bottom w:type="dxa" w:w="80"/>
-              <w:right w:type="dxa" w:w="120"/>
-            </w:tcMar>
-          </w:tcPr>
-          <w:p>
-            <w:pPr>
-              <w:spacing w:after="0" w:line="240"/>
-            </w:pPr>
-            <w:r>
-              <w:rPr>
-                <w:rFonts w:ascii="Times New Roman" w:cs="Times New Roman" w:eastAsia="Times New Roman" w:hAnsi="Times New Roman"/>
-                <w:b w:val="false"/>
-                <w:bCs w:val="false"/>
-                <w:sz w:val="22"/>
-                <w:szCs w:val="22"/>
-              </w:rPr>
-              <w:t xml:space="preserve">Кто проводит обследование и его адрес, если письмо направляется и ему</w:t>
-            </w:r>
-          </w:p>
-        </w:tc>
-        <w:tc>
-          <w:tcPr>
-            <w:tcW w:type="dxa" w:w="2760"/>
-            <w:tcMar>
-              <w:top w:type="dxa" w:w="80"/>
-              <w:left w:type="dxa" w:w="120"/>
-              <w:bottom w:type="dxa" w:w="80"/>
-              <w:right w:type="dxa" w:w="120"/>
-            </w:tcMar>
-          </w:tcPr>
-          <w:p>
-            <w:pPr>
-              <w:spacing w:after="0" w:line="240"/>
-            </w:pPr>
-            <w:r>
-              <w:rPr>
-                <w:rFonts w:ascii="Times New Roman" w:cs="Times New Roman" w:eastAsia="Times New Roman" w:hAnsi="Times New Roman"/>
-                <w:b w:val="false"/>
-                <w:bCs w:val="false"/>
-                <w:sz w:val="22"/>
-                <w:szCs w:val="22"/>
-              </w:rPr>
-              <w:t xml:space="preserve">заключение, письмо оппонента</w:t>
-            </w:r>
-          </w:p>
-        </w:tc>
-      </w:tr>
-      <w:tr>
-        <w:tc>
-          <w:tcPr>
-            <w:tcW w:type="dxa" w:w="2900"/>
-            <w:tcMar>
-              <w:top w:type="dxa" w:w="80"/>
-              <w:left w:type="dxa" w:w="120"/>
-              <w:bottom w:type="dxa" w:w="80"/>
-              <w:right w:type="dxa" w:w="120"/>
-            </w:tcMar>
-          </w:tcPr>
-          <w:p>
-            <w:pPr>
-              <w:spacing w:after="0" w:line="240"/>
-            </w:pPr>
-            <w:r>
-              <w:rPr>
-                <w:rFonts w:ascii="Times New Roman" w:cs="Times New Roman" w:eastAsia="Times New Roman" w:hAnsi="Times New Roman"/>
-                <w:b/>
-                <w:bCs/>
-                <w:i w:val="false"/>
-                <w:iCs w:val="false"/>
-                <w:color w:val="000000"/>
-                <w:sz w:val="22"/>
-                <w:szCs w:val="22"/>
-              </w:rPr>
-              <w:t xml:space="preserve">{{ФИО_НАШЕГО_СПЕЦИАЛИСТА}}</w:t>
-            </w:r>
-            <w:r>
-              <w:rPr>
-                <w:rFonts w:ascii="Times New Roman" w:cs="Times New Roman" w:eastAsia="Times New Roman" w:hAnsi="Times New Roman"/>
-                <w:b w:val="false"/>
-                <w:bCs w:val="false"/>
-                <w:sz w:val="22"/>
-                <w:szCs w:val="22"/>
-              </w:rPr>
-              <w:t xml:space="preserve">, </w:t>
-            </w:r>
-            <w:r>
-              <w:rPr>
-                <w:rFonts w:ascii="Times New Roman" w:cs="Times New Roman" w:eastAsia="Times New Roman" w:hAnsi="Times New Roman"/>
-                <w:b/>
-                <w:bCs/>
-                <w:i w:val="false"/>
-                <w:iCs w:val="false"/>
-                <w:color w:val="000000"/>
-                <w:sz w:val="22"/>
-                <w:szCs w:val="22"/>
-              </w:rPr>
-              <w:t xml:space="preserve">{{ОСНОВАНИЕ_УЧАСТИЯ_СПЕЦИАЛИСТА}}</w:t>
-            </w:r>
-          </w:p>
-        </w:tc>
-        <w:tc>
-          <w:tcPr>
-            <w:tcW w:type="dxa" w:w="3400"/>
-            <w:tcMar>
-              <w:top w:type="dxa" w:w="80"/>
-              <w:left w:type="dxa" w:w="120"/>
-              <w:bottom w:type="dxa" w:w="80"/>
-              <w:right w:type="dxa" w:w="120"/>
-            </w:tcMar>
-          </w:tcPr>
-          <w:p>
-            <w:pPr>
-              <w:spacing w:after="0" w:line="240"/>
-            </w:pPr>
-            <w:r>
-              <w:rPr>
-                <w:rFonts w:ascii="Times New Roman" w:cs="Times New Roman" w:eastAsia="Times New Roman" w:hAnsi="Times New Roman"/>
-                <w:b w:val="false"/>
-                <w:bCs w:val="false"/>
-                <w:sz w:val="22"/>
-                <w:szCs w:val="22"/>
-              </w:rPr>
-              <w:t xml:space="preserve">Кого вы заявляете для участия в осмотре и на каком основании: доверенность, трудовые отношения, договор</w:t>
-            </w:r>
-          </w:p>
-        </w:tc>
-        <w:tc>
-          <w:tcPr>
-            <w:tcW w:type="dxa" w:w="2760"/>
-            <w:tcMar>
-              <w:top w:type="dxa" w:w="80"/>
-              <w:left w:type="dxa" w:w="120"/>
-              <w:bottom w:type="dxa" w:w="80"/>
-              <w:right w:type="dxa" w:w="120"/>
-            </w:tcMar>
-          </w:tcPr>
-          <w:p>
-            <w:pPr>
-              <w:spacing w:after="0" w:line="240"/>
-            </w:pPr>
-            <w:r>
-              <w:rPr>
-                <w:rFonts w:ascii="Times New Roman" w:cs="Times New Roman" w:eastAsia="Times New Roman" w:hAnsi="Times New Roman"/>
-                <w:b w:val="false"/>
-                <w:bCs w:val="false"/>
-                <w:sz w:val="22"/>
-                <w:szCs w:val="22"/>
-              </w:rPr>
-              <w:t xml:space="preserve">доверенность, приказ, договор со специалистом</w:t>
-            </w:r>
-          </w:p>
-        </w:tc>
-      </w:tr>
-      <w:tr>
-        <w:tc>
-          <w:tcPr>
-            <w:tcW w:type="dxa" w:w="2900"/>
-            <w:tcMar>
-              <w:top w:type="dxa" w:w="80"/>
-              <w:left w:type="dxa" w:w="120"/>
-              <w:bottom w:type="dxa" w:w="80"/>
-              <w:right w:type="dxa" w:w="120"/>
-            </w:tcMar>
-          </w:tcPr>
-          <w:p>
-            <w:pPr>
-              <w:spacing w:after="0" w:line="240"/>
-            </w:pPr>
-            <w:r>
-              <w:rPr>
-                <w:rFonts w:ascii="Times New Roman" w:cs="Times New Roman" w:eastAsia="Times New Roman" w:hAnsi="Times New Roman"/>
-                <w:b/>
-                <w:bCs/>
-                <w:i w:val="false"/>
-                <w:iCs w:val="false"/>
-                <w:color w:val="000000"/>
-                <w:sz w:val="22"/>
-                <w:szCs w:val="22"/>
-              </w:rPr>
-              <w:t xml:space="preserve">{{ДАТА_И_МЕСТО_ОСМОТРА}}</w:t>
-            </w:r>
-          </w:p>
-        </w:tc>
-        <w:tc>
-          <w:tcPr>
-            <w:tcW w:type="dxa" w:w="3400"/>
-            <w:tcMar>
-              <w:top w:type="dxa" w:w="80"/>
-              <w:left w:type="dxa" w:w="120"/>
-              <w:bottom w:type="dxa" w:w="80"/>
-              <w:right w:type="dxa" w:w="120"/>
-            </w:tcMar>
-          </w:tcPr>
-          <w:p>
-            <w:pPr>
-              <w:spacing w:after="0" w:line="240"/>
-            </w:pPr>
-            <w:r>
-              <w:rPr>
-                <w:rFonts w:ascii="Times New Roman" w:cs="Times New Roman" w:eastAsia="Times New Roman" w:hAnsi="Times New Roman"/>
-                <w:b w:val="false"/>
-                <w:bCs w:val="false"/>
-                <w:sz w:val="22"/>
-                <w:szCs w:val="22"/>
-              </w:rPr>
-              <w:t xml:space="preserve">Дата, время и место осмотра — как названы оппонентом либо как предлагаете вы</w:t>
-            </w:r>
-          </w:p>
-        </w:tc>
-        <w:tc>
-          <w:tcPr>
-            <w:tcW w:type="dxa" w:w="2760"/>
-            <w:tcMar>
-              <w:top w:type="dxa" w:w="80"/>
-              <w:left w:type="dxa" w:w="120"/>
-              <w:bottom w:type="dxa" w:w="80"/>
-              <w:right w:type="dxa" w:w="120"/>
-            </w:tcMar>
-          </w:tcPr>
-          <w:p>
-            <w:pPr>
-              <w:spacing w:after="0" w:line="240"/>
-            </w:pPr>
-            <w:r>
-              <w:rPr>
-                <w:rFonts w:ascii="Times New Roman" w:cs="Times New Roman" w:eastAsia="Times New Roman" w:hAnsi="Times New Roman"/>
-                <w:b w:val="false"/>
-                <w:bCs w:val="false"/>
-                <w:sz w:val="22"/>
-                <w:szCs w:val="22"/>
-              </w:rPr>
-              <w:t xml:space="preserve">письмо оппонента или ваше предложение</w:t>
-            </w:r>
-          </w:p>
-        </w:tc>
-      </w:tr>
-      <w:tr>
-        <w:tc>
-          <w:tcPr>
-            <w:tcW w:type="dxa" w:w="2900"/>
-            <w:tcMar>
-              <w:top w:type="dxa" w:w="80"/>
-              <w:left w:type="dxa" w:w="120"/>
-              <w:bottom w:type="dxa" w:w="80"/>
-              <w:right w:type="dxa" w:w="120"/>
-            </w:tcMar>
-          </w:tcPr>
-          <w:p>
-            <w:pPr>
-              <w:spacing w:after="0" w:line="240"/>
-            </w:pPr>
-            <w:r>
-              <w:rPr>
-                <w:rFonts w:ascii="Times New Roman" w:cs="Times New Roman" w:eastAsia="Times New Roman" w:hAnsi="Times New Roman"/>
-                <w:b/>
-                <w:bCs/>
-                <w:i w:val="false"/>
-                <w:iCs w:val="false"/>
-                <w:color w:val="000000"/>
-                <w:sz w:val="22"/>
-                <w:szCs w:val="22"/>
-              </w:rPr>
-              <w:t xml:space="preserve">{{РЕКВИЗИТЫ_ЗАКЛЮЧЕНИЯ}}</w:t>
-            </w:r>
-            <w:r>
-              <w:rPr>
-                <w:rFonts w:ascii="Times New Roman" w:cs="Times New Roman" w:eastAsia="Times New Roman" w:hAnsi="Times New Roman"/>
-                <w:b w:val="false"/>
-                <w:bCs w:val="false"/>
-                <w:sz w:val="22"/>
-                <w:szCs w:val="22"/>
-              </w:rPr>
-              <w:t xml:space="preserve">, </w:t>
-            </w:r>
-            <w:r>
-              <w:rPr>
-                <w:rFonts w:ascii="Times New Roman" w:cs="Times New Roman" w:eastAsia="Times New Roman" w:hAnsi="Times New Roman"/>
-                <w:b/>
-                <w:bCs/>
-                <w:i w:val="false"/>
-                <w:iCs w:val="false"/>
-                <w:color w:val="000000"/>
-                <w:sz w:val="22"/>
-                <w:szCs w:val="22"/>
-              </w:rPr>
-              <w:t xml:space="preserve">{{КЕМ_СОСТАВЛЕНО_ЗАКЛЮЧЕНИЕ}}</w:t>
-            </w:r>
-          </w:p>
-        </w:tc>
-        <w:tc>
-          <w:tcPr>
-            <w:tcW w:type="dxa" w:w="3400"/>
-            <w:tcMar>
-              <w:top w:type="dxa" w:w="80"/>
-              <w:left w:type="dxa" w:w="120"/>
-              <w:bottom w:type="dxa" w:w="80"/>
-              <w:right w:type="dxa" w:w="120"/>
-            </w:tcMar>
-          </w:tcPr>
-          <w:p>
-            <w:pPr>
-              <w:spacing w:after="0" w:line="240"/>
-            </w:pPr>
-            <w:r>
-              <w:rPr>
-                <w:rFonts w:ascii="Times New Roman" w:cs="Times New Roman" w:eastAsia="Times New Roman" w:hAnsi="Times New Roman"/>
-                <w:b w:val="false"/>
-                <w:bCs w:val="false"/>
-                <w:sz w:val="22"/>
-                <w:szCs w:val="22"/>
-              </w:rPr>
-              <w:t xml:space="preserve">Номер, дата и автор чужого заключения</w:t>
-            </w:r>
-          </w:p>
-        </w:tc>
-        <w:tc>
-          <w:tcPr>
-            <w:tcW w:type="dxa" w:w="2760"/>
-            <w:tcMar>
-              <w:top w:type="dxa" w:w="80"/>
-              <w:left w:type="dxa" w:w="120"/>
-              <w:bottom w:type="dxa" w:w="80"/>
-              <w:right w:type="dxa" w:w="120"/>
-            </w:tcMar>
-          </w:tcPr>
-          <w:p>
-            <w:pPr>
-              <w:spacing w:after="0" w:line="240"/>
-            </w:pPr>
-            <w:r>
-              <w:rPr>
-                <w:rFonts w:ascii="Times New Roman" w:cs="Times New Roman" w:eastAsia="Times New Roman" w:hAnsi="Times New Roman"/>
-                <w:b w:val="false"/>
-                <w:bCs w:val="false"/>
-                <w:sz w:val="22"/>
-                <w:szCs w:val="22"/>
-              </w:rPr>
-              <w:t xml:space="preserve">титульный лист заключения</w:t>
-            </w:r>
-          </w:p>
-        </w:tc>
-      </w:tr>
-      <w:tr>
-        <w:tc>
-          <w:tcPr>
-            <w:tcW w:type="dxa" w:w="2900"/>
-            <w:tcMar>
-              <w:top w:type="dxa" w:w="80"/>
-              <w:left w:type="dxa" w:w="120"/>
-              <w:bottom w:type="dxa" w:w="80"/>
-              <w:right w:type="dxa" w:w="120"/>
-            </w:tcMar>
-          </w:tcPr>
-          <w:p>
-            <w:pPr>
-              <w:spacing w:after="0" w:line="240"/>
-            </w:pPr>
-            <w:r>
-              <w:rPr>
-                <w:rFonts w:ascii="Times New Roman" w:cs="Times New Roman" w:eastAsia="Times New Roman" w:hAnsi="Times New Roman"/>
-                <w:b/>
-                <w:bCs/>
-                <w:i w:val="false"/>
-                <w:iCs w:val="false"/>
-                <w:color w:val="000000"/>
-                <w:sz w:val="22"/>
-                <w:szCs w:val="22"/>
-              </w:rPr>
-              <w:t xml:space="preserve">{{ОСНОВАНИЕ_ОБСЛЕДОВАНИЯ}}</w:t>
-            </w:r>
-          </w:p>
-        </w:tc>
-        <w:tc>
-          <w:tcPr>
-            <w:tcW w:type="dxa" w:w="3400"/>
-            <w:tcMar>
-              <w:top w:type="dxa" w:w="80"/>
-              <w:left w:type="dxa" w:w="120"/>
-              <w:bottom w:type="dxa" w:w="80"/>
-              <w:right w:type="dxa" w:w="120"/>
-            </w:tcMar>
-          </w:tcPr>
-          <w:p>
-            <w:pPr>
-              <w:spacing w:after="0" w:line="240"/>
-            </w:pPr>
-            <w:r>
-              <w:rPr>
-                <w:rFonts w:ascii="Times New Roman" w:cs="Times New Roman" w:eastAsia="Times New Roman" w:hAnsi="Times New Roman"/>
-                <w:b w:val="false"/>
-                <w:bCs w:val="false"/>
-                <w:sz w:val="22"/>
-                <w:szCs w:val="22"/>
-              </w:rPr>
-              <w:t xml:space="preserve">На каком основании проводилось: договор, поручение, определение суда</w:t>
-            </w:r>
-          </w:p>
-        </w:tc>
-        <w:tc>
-          <w:tcPr>
-            <w:tcW w:type="dxa" w:w="2760"/>
-            <w:tcMar>
-              <w:top w:type="dxa" w:w="80"/>
-              <w:left w:type="dxa" w:w="120"/>
-              <w:bottom w:type="dxa" w:w="80"/>
-              <w:right w:type="dxa" w:w="120"/>
-            </w:tcMar>
-          </w:tcPr>
-          <w:p>
-            <w:pPr>
-              <w:spacing w:after="0" w:line="240"/>
-            </w:pPr>
-            <w:r>
-              <w:rPr>
-                <w:rFonts w:ascii="Times New Roman" w:cs="Times New Roman" w:eastAsia="Times New Roman" w:hAnsi="Times New Roman"/>
-                <w:b w:val="false"/>
-                <w:bCs w:val="false"/>
-                <w:sz w:val="22"/>
-                <w:szCs w:val="22"/>
-              </w:rPr>
-              <w:t xml:space="preserve">вводная часть заключения</w:t>
-            </w:r>
-          </w:p>
-        </w:tc>
-      </w:tr>
-      <w:tr>
-        <w:tc>
-          <w:tcPr>
-            <w:tcW w:type="dxa" w:w="2900"/>
-            <w:tcMar>
-              <w:top w:type="dxa" w:w="80"/>
-              <w:left w:type="dxa" w:w="120"/>
-              <w:bottom w:type="dxa" w:w="80"/>
-              <w:right w:type="dxa" w:w="120"/>
-            </w:tcMar>
-          </w:tcPr>
-          <w:p>
-            <w:pPr>
-              <w:spacing w:after="0" w:line="240"/>
-            </w:pPr>
-            <w:r>
-              <w:rPr>
-                <w:rFonts w:ascii="Times New Roman" w:cs="Times New Roman" w:eastAsia="Times New Roman" w:hAnsi="Times New Roman"/>
-                <w:b/>
-                <w:bCs/>
-                <w:i w:val="false"/>
-                <w:iCs w:val="false"/>
-                <w:color w:val="000000"/>
-                <w:sz w:val="22"/>
-                <w:szCs w:val="22"/>
-              </w:rPr>
-              <w:t xml:space="preserve">{{ДАТА_ПОЛУЧЕНИЯ_ЗАКЛЮЧЕНИЯ}}</w:t>
-            </w:r>
-            <w:r>
-              <w:rPr>
-                <w:rFonts w:ascii="Times New Roman" w:cs="Times New Roman" w:eastAsia="Times New Roman" w:hAnsi="Times New Roman"/>
-                <w:b w:val="false"/>
-                <w:bCs w:val="false"/>
-                <w:sz w:val="22"/>
-                <w:szCs w:val="22"/>
-              </w:rPr>
-              <w:t xml:space="preserve">, </w:t>
-            </w:r>
-            <w:r>
-              <w:rPr>
-                <w:rFonts w:ascii="Times New Roman" w:cs="Times New Roman" w:eastAsia="Times New Roman" w:hAnsi="Times New Roman"/>
-                <w:b/>
-                <w:bCs/>
-                <w:i w:val="false"/>
-                <w:iCs w:val="false"/>
-                <w:color w:val="000000"/>
-                <w:sz w:val="22"/>
-                <w:szCs w:val="22"/>
-              </w:rPr>
-              <w:t xml:space="preserve">{{ПРИЛОЖЕНИЕ_К_ЧЕМУ_ПОСТУПИЛО}}</w:t>
-            </w:r>
-          </w:p>
-        </w:tc>
-        <w:tc>
-          <w:tcPr>
-            <w:tcW w:type="dxa" w:w="3400"/>
-            <w:tcMar>
-              <w:top w:type="dxa" w:w="80"/>
-              <w:left w:type="dxa" w:w="120"/>
-              <w:bottom w:type="dxa" w:w="80"/>
-              <w:right w:type="dxa" w:w="120"/>
-            </w:tcMar>
-          </w:tcPr>
-          <w:p>
-            <w:pPr>
-              <w:spacing w:after="0" w:line="240"/>
-            </w:pPr>
-            <w:r>
-              <w:rPr>
-                <w:rFonts w:ascii="Times New Roman" w:cs="Times New Roman" w:eastAsia="Times New Roman" w:hAnsi="Times New Roman"/>
-                <w:b w:val="false"/>
-                <w:bCs w:val="false"/>
-                <w:sz w:val="22"/>
-                <w:szCs w:val="22"/>
-              </w:rPr>
-              <w:t xml:space="preserve">Когда получили и к какому документу заключение было приложено</w:t>
-            </w:r>
-          </w:p>
-        </w:tc>
-        <w:tc>
-          <w:tcPr>
-            <w:tcW w:type="dxa" w:w="2760"/>
-            <w:tcMar>
-              <w:top w:type="dxa" w:w="80"/>
-              <w:left w:type="dxa" w:w="120"/>
-              <w:bottom w:type="dxa" w:w="80"/>
-              <w:right w:type="dxa" w:w="120"/>
-            </w:tcMar>
-          </w:tcPr>
-          <w:p>
-            <w:pPr>
-              <w:spacing w:after="0" w:line="240"/>
-            </w:pPr>
-            <w:r>
-              <w:rPr>
-                <w:rFonts w:ascii="Times New Roman" w:cs="Times New Roman" w:eastAsia="Times New Roman" w:hAnsi="Times New Roman"/>
-                <w:b w:val="false"/>
-                <w:bCs w:val="false"/>
-                <w:sz w:val="22"/>
-                <w:szCs w:val="22"/>
-              </w:rPr>
-              <w:t xml:space="preserve">конверт, журнал входящих, сопроводительное письмо</w:t>
-            </w:r>
-          </w:p>
-        </w:tc>
-      </w:tr>
-      <w:tr>
-        <w:tc>
-          <w:tcPr>
-            <w:tcW w:type="dxa" w:w="2900"/>
-            <w:tcMar>
-              <w:top w:type="dxa" w:w="80"/>
-              <w:left w:type="dxa" w:w="120"/>
-              <w:bottom w:type="dxa" w:w="80"/>
-              <w:right w:type="dxa" w:w="120"/>
-            </w:tcMar>
-          </w:tcPr>
-          <w:p>
-            <w:pPr>
-              <w:spacing w:after="0" w:line="240"/>
-            </w:pPr>
-            <w:r>
-              <w:rPr>
-                <w:rFonts w:ascii="Times New Roman" w:cs="Times New Roman" w:eastAsia="Times New Roman" w:hAnsi="Times New Roman"/>
-                <w:b/>
-                <w:bCs/>
-                <w:i w:val="false"/>
-                <w:iCs w:val="false"/>
-                <w:color w:val="000000"/>
-                <w:sz w:val="22"/>
-                <w:szCs w:val="22"/>
-              </w:rPr>
-              <w:t xml:space="preserve">{{ВОПРОСЫ_ПОСТАВЛЕННЫЕ_ОППОНЕНТОМ}}</w:t>
-            </w:r>
-          </w:p>
-        </w:tc>
-        <w:tc>
-          <w:tcPr>
-            <w:tcW w:type="dxa" w:w="3400"/>
-            <w:tcMar>
-              <w:top w:type="dxa" w:w="80"/>
-              <w:left w:type="dxa" w:w="120"/>
-              <w:bottom w:type="dxa" w:w="80"/>
-              <w:right w:type="dxa" w:w="120"/>
-            </w:tcMar>
-          </w:tcPr>
-          <w:p>
-            <w:pPr>
-              <w:spacing w:after="0" w:line="240"/>
-            </w:pPr>
-            <w:r>
-              <w:rPr>
-                <w:rFonts w:ascii="Times New Roman" w:cs="Times New Roman" w:eastAsia="Times New Roman" w:hAnsi="Times New Roman"/>
-                <w:b w:val="false"/>
-                <w:bCs w:val="false"/>
-                <w:sz w:val="22"/>
-                <w:szCs w:val="22"/>
-              </w:rPr>
-              <w:t xml:space="preserve">Вопросы, на которые отвечало чужое заключение, дословно</w:t>
-            </w:r>
-          </w:p>
-        </w:tc>
-        <w:tc>
-          <w:tcPr>
-            <w:tcW w:type="dxa" w:w="2760"/>
-            <w:tcMar>
-              <w:top w:type="dxa" w:w="80"/>
-              <w:left w:type="dxa" w:w="120"/>
-              <w:bottom w:type="dxa" w:w="80"/>
-              <w:right w:type="dxa" w:w="120"/>
-            </w:tcMar>
-          </w:tcPr>
-          <w:p>
-            <w:pPr>
-              <w:spacing w:after="0" w:line="240"/>
-            </w:pPr>
-            <w:r>
-              <w:rPr>
-                <w:rFonts w:ascii="Times New Roman" w:cs="Times New Roman" w:eastAsia="Times New Roman" w:hAnsi="Times New Roman"/>
-                <w:b w:val="false"/>
-                <w:bCs w:val="false"/>
-                <w:sz w:val="22"/>
-                <w:szCs w:val="22"/>
-              </w:rPr>
-              <w:t xml:space="preserve">вводная часть заключения</w:t>
-            </w:r>
-          </w:p>
-        </w:tc>
-      </w:tr>
-      <w:tr>
-        <w:tc>
-          <w:tcPr>
-            <w:tcW w:type="dxa" w:w="2900"/>
-            <w:tcMar>
-              <w:top w:type="dxa" w:w="80"/>
-              <w:left w:type="dxa" w:w="120"/>
-              <w:bottom w:type="dxa" w:w="80"/>
-              <w:right w:type="dxa" w:w="120"/>
-            </w:tcMar>
-          </w:tcPr>
-          <w:p>
-            <w:pPr>
-              <w:spacing w:after="0" w:line="240"/>
-            </w:pPr>
-            <w:r>
-              <w:rPr>
-                <w:rFonts w:ascii="Times New Roman" w:cs="Times New Roman" w:eastAsia="Times New Roman" w:hAnsi="Times New Roman"/>
-                <w:b/>
-                <w:bCs/>
-                <w:i w:val="false"/>
-                <w:iCs w:val="false"/>
-                <w:color w:val="000000"/>
-                <w:sz w:val="22"/>
-                <w:szCs w:val="22"/>
-              </w:rPr>
-              <w:t xml:space="preserve">{{ПЕРЕЧЕНЬ_ИСХОДНЫХ_ДАННЫХ}}</w:t>
-            </w:r>
-            <w:r>
-              <w:rPr>
-                <w:rFonts w:ascii="Times New Roman" w:cs="Times New Roman" w:eastAsia="Times New Roman" w:hAnsi="Times New Roman"/>
-                <w:b w:val="false"/>
-                <w:bCs w:val="false"/>
-                <w:sz w:val="22"/>
-                <w:szCs w:val="22"/>
-              </w:rPr>
-              <w:t xml:space="preserve">, </w:t>
-            </w:r>
-            <w:r>
-              <w:rPr>
-                <w:rFonts w:ascii="Times New Roman" w:cs="Times New Roman" w:eastAsia="Times New Roman" w:hAnsi="Times New Roman"/>
-                <w:b/>
-                <w:bCs/>
-                <w:i w:val="false"/>
-                <w:iCs w:val="false"/>
-                <w:color w:val="000000"/>
-                <w:sz w:val="22"/>
-                <w:szCs w:val="22"/>
-              </w:rPr>
-              <w:t xml:space="preserve">{{ЧЕГО_НЕ_ИССЛЕДОВАНО}}</w:t>
-            </w:r>
-          </w:p>
-        </w:tc>
-        <w:tc>
-          <w:tcPr>
-            <w:tcW w:type="dxa" w:w="3400"/>
-            <w:tcMar>
-              <w:top w:type="dxa" w:w="80"/>
-              <w:left w:type="dxa" w:w="120"/>
-              <w:bottom w:type="dxa" w:w="80"/>
-              <w:right w:type="dxa" w:w="120"/>
-            </w:tcMar>
-          </w:tcPr>
-          <w:p>
-            <w:pPr>
-              <w:spacing w:after="0" w:line="240"/>
-            </w:pPr>
-            <w:r>
-              <w:rPr>
-                <w:rFonts w:ascii="Times New Roman" w:cs="Times New Roman" w:eastAsia="Times New Roman" w:hAnsi="Times New Roman"/>
-                <w:b w:val="false"/>
-                <w:bCs w:val="false"/>
-                <w:sz w:val="22"/>
-                <w:szCs w:val="22"/>
-              </w:rPr>
-              <w:t xml:space="preserve">Какие материалы исследовались и чего в перечне нет</w:t>
-            </w:r>
-          </w:p>
-        </w:tc>
-        <w:tc>
-          <w:tcPr>
-            <w:tcW w:type="dxa" w:w="2760"/>
-            <w:tcMar>
-              <w:top w:type="dxa" w:w="80"/>
-              <w:left w:type="dxa" w:w="120"/>
-              <w:bottom w:type="dxa" w:w="80"/>
-              <w:right w:type="dxa" w:w="120"/>
-            </w:tcMar>
-          </w:tcPr>
-          <w:p>
-            <w:pPr>
-              <w:spacing w:after="0" w:line="240"/>
-            </w:pPr>
-            <w:r>
-              <w:rPr>
-                <w:rFonts w:ascii="Times New Roman" w:cs="Times New Roman" w:eastAsia="Times New Roman" w:hAnsi="Times New Roman"/>
-                <w:b w:val="false"/>
-                <w:bCs w:val="false"/>
-                <w:sz w:val="22"/>
-                <w:szCs w:val="22"/>
-              </w:rPr>
-              <w:t xml:space="preserve">раздел заключения об исходных данных; сверка с вашей описью</w:t>
-            </w:r>
-          </w:p>
-        </w:tc>
-      </w:tr>
-      <w:tr>
-        <w:tc>
-          <w:tcPr>
-            <w:tcW w:type="dxa" w:w="2900"/>
-            <w:tcMar>
-              <w:top w:type="dxa" w:w="80"/>
-              <w:left w:type="dxa" w:w="120"/>
-              <w:bottom w:type="dxa" w:w="80"/>
-              <w:right w:type="dxa" w:w="120"/>
-            </w:tcMar>
-          </w:tcPr>
-          <w:p>
-            <w:pPr>
-              <w:spacing w:after="0" w:line="240"/>
-            </w:pPr>
-            <w:r>
-              <w:rPr>
-                <w:rFonts w:ascii="Times New Roman" w:cs="Times New Roman" w:eastAsia="Times New Roman" w:hAnsi="Times New Roman"/>
-                <w:b/>
-                <w:bCs/>
-                <w:i w:val="false"/>
-                <w:iCs w:val="false"/>
-                <w:color w:val="000000"/>
-                <w:sz w:val="22"/>
-                <w:szCs w:val="22"/>
-              </w:rPr>
-              <w:t xml:space="preserve">{{ЛИСТ_И_ПУНКТ_ЗАКЛЮЧЕНИЯ}}</w:t>
-            </w:r>
-            <w:r>
-              <w:rPr>
-                <w:rFonts w:ascii="Times New Roman" w:cs="Times New Roman" w:eastAsia="Times New Roman" w:hAnsi="Times New Roman"/>
-                <w:b w:val="false"/>
-                <w:bCs w:val="false"/>
-                <w:sz w:val="22"/>
-                <w:szCs w:val="22"/>
-              </w:rPr>
-              <w:t xml:space="preserve">, </w:t>
-            </w:r>
-            <w:r>
-              <w:rPr>
-                <w:rFonts w:ascii="Times New Roman" w:cs="Times New Roman" w:eastAsia="Times New Roman" w:hAnsi="Times New Roman"/>
-                <w:b/>
-                <w:bCs/>
-                <w:i w:val="false"/>
-                <w:iCs w:val="false"/>
-                <w:color w:val="000000"/>
-                <w:sz w:val="22"/>
-                <w:szCs w:val="22"/>
-              </w:rPr>
-              <w:t xml:space="preserve">{{ЦИТАТА_ИЗ_ЗАКЛЮЧЕНИЯ}}</w:t>
-            </w:r>
-          </w:p>
-        </w:tc>
-        <w:tc>
-          <w:tcPr>
-            <w:tcW w:type="dxa" w:w="3400"/>
-            <w:tcMar>
-              <w:top w:type="dxa" w:w="80"/>
-              <w:left w:type="dxa" w:w="120"/>
-              <w:bottom w:type="dxa" w:w="80"/>
-              <w:right w:type="dxa" w:w="120"/>
-            </w:tcMar>
-          </w:tcPr>
-          <w:p>
-            <w:pPr>
-              <w:spacing w:after="0" w:line="240"/>
-            </w:pPr>
-            <w:r>
-              <w:rPr>
-                <w:rFonts w:ascii="Times New Roman" w:cs="Times New Roman" w:eastAsia="Times New Roman" w:hAnsi="Times New Roman"/>
-                <w:b w:val="false"/>
-                <w:bCs w:val="false"/>
-                <w:sz w:val="22"/>
-                <w:szCs w:val="22"/>
-              </w:rPr>
-              <w:t xml:space="preserve">Точная привязка возражения: лист, пункт и дословная цитата</w:t>
-            </w:r>
-          </w:p>
-        </w:tc>
-        <w:tc>
-          <w:tcPr>
-            <w:tcW w:type="dxa" w:w="2760"/>
-            <w:tcMar>
-              <w:top w:type="dxa" w:w="80"/>
-              <w:left w:type="dxa" w:w="120"/>
-              <w:bottom w:type="dxa" w:w="80"/>
-              <w:right w:type="dxa" w:w="120"/>
-            </w:tcMar>
-          </w:tcPr>
-          <w:p>
-            <w:pPr>
-              <w:spacing w:after="0" w:line="240"/>
-            </w:pPr>
-            <w:r>
-              <w:rPr>
-                <w:rFonts w:ascii="Times New Roman" w:cs="Times New Roman" w:eastAsia="Times New Roman" w:hAnsi="Times New Roman"/>
-                <w:b w:val="false"/>
-                <w:bCs w:val="false"/>
-                <w:sz w:val="22"/>
-                <w:szCs w:val="22"/>
-              </w:rPr>
-              <w:t xml:space="preserve">само заключение</w:t>
-            </w:r>
-          </w:p>
-        </w:tc>
-      </w:tr>
-      <w:tr>
-        <w:tc>
-          <w:tcPr>
-            <w:tcW w:type="dxa" w:w="2900"/>
-            <w:tcMar>
-              <w:top w:type="dxa" w:w="80"/>
-              <w:left w:type="dxa" w:w="120"/>
-              <w:bottom w:type="dxa" w:w="80"/>
-              <w:right w:type="dxa" w:w="120"/>
-            </w:tcMar>
-          </w:tcPr>
-          <w:p>
-            <w:pPr>
-              <w:spacing w:after="0" w:line="240"/>
-            </w:pPr>
-            <w:r>
-              <w:rPr>
-                <w:rFonts w:ascii="Times New Roman" w:cs="Times New Roman" w:eastAsia="Times New Roman" w:hAnsi="Times New Roman"/>
-                <w:b/>
-                <w:bCs/>
-                <w:i w:val="false"/>
-                <w:iCs w:val="false"/>
-                <w:color w:val="000000"/>
-                <w:sz w:val="22"/>
-                <w:szCs w:val="22"/>
-              </w:rPr>
-              <w:t xml:space="preserve">{{НАШ_ДОКУМЕНТ_И_РЕКВИЗИТЫ}}</w:t>
-            </w:r>
-            <w:r>
-              <w:rPr>
-                <w:rFonts w:ascii="Times New Roman" w:cs="Times New Roman" w:eastAsia="Times New Roman" w:hAnsi="Times New Roman"/>
-                <w:b w:val="false"/>
-                <w:bCs w:val="false"/>
-                <w:sz w:val="22"/>
-                <w:szCs w:val="22"/>
-              </w:rPr>
-              <w:t xml:space="preserve">, </w:t>
-            </w:r>
-            <w:r>
-              <w:rPr>
-                <w:rFonts w:ascii="Times New Roman" w:cs="Times New Roman" w:eastAsia="Times New Roman" w:hAnsi="Times New Roman"/>
-                <w:b/>
-                <w:bCs/>
-                <w:i w:val="false"/>
-                <w:iCs w:val="false"/>
-                <w:color w:val="000000"/>
-                <w:sz w:val="22"/>
-                <w:szCs w:val="22"/>
-              </w:rPr>
-              <w:t xml:space="preserve">{{ЧТО_В_НАШЕМ_ДОКУМЕНТЕ}}</w:t>
-            </w:r>
-            <w:r>
-              <w:rPr>
-                <w:rFonts w:ascii="Times New Roman" w:cs="Times New Roman" w:eastAsia="Times New Roman" w:hAnsi="Times New Roman"/>
-                <w:b w:val="false"/>
-                <w:bCs w:val="false"/>
-                <w:sz w:val="22"/>
-                <w:szCs w:val="22"/>
-              </w:rPr>
-              <w:t xml:space="preserve">, </w:t>
-            </w:r>
-            <w:r>
-              <w:rPr>
-                <w:rFonts w:ascii="Times New Roman" w:cs="Times New Roman" w:eastAsia="Times New Roman" w:hAnsi="Times New Roman"/>
-                <w:b/>
-                <w:bCs/>
-                <w:i w:val="false"/>
-                <w:iCs w:val="false"/>
-                <w:color w:val="000000"/>
-                <w:sz w:val="22"/>
-                <w:szCs w:val="22"/>
-              </w:rPr>
-              <w:t xml:space="preserve">{{СУТЬ_РАСХОЖДЕНИЯ}}</w:t>
-            </w:r>
-          </w:p>
-        </w:tc>
-        <w:tc>
-          <w:tcPr>
-            <w:tcW w:type="dxa" w:w="3400"/>
-            <w:tcMar>
-              <w:top w:type="dxa" w:w="80"/>
-              <w:left w:type="dxa" w:w="120"/>
-              <w:bottom w:type="dxa" w:w="80"/>
-              <w:right w:type="dxa" w:w="120"/>
-            </w:tcMar>
-          </w:tcPr>
-          <w:p>
-            <w:pPr>
-              <w:spacing w:after="0" w:line="240"/>
-            </w:pPr>
-            <w:r>
-              <w:rPr>
-                <w:rFonts w:ascii="Times New Roman" w:cs="Times New Roman" w:eastAsia="Times New Roman" w:hAnsi="Times New Roman"/>
-                <w:b w:val="false"/>
-                <w:bCs w:val="false"/>
-                <w:sz w:val="22"/>
-                <w:szCs w:val="22"/>
-              </w:rPr>
-              <w:t xml:space="preserve">Чем возражаете: ваш документ, что в нём написано, в чём расхождение</w:t>
-            </w:r>
-          </w:p>
-        </w:tc>
-        <w:tc>
-          <w:tcPr>
-            <w:tcW w:type="dxa" w:w="2760"/>
-            <w:tcMar>
-              <w:top w:type="dxa" w:w="80"/>
-              <w:left w:type="dxa" w:w="120"/>
-              <w:bottom w:type="dxa" w:w="80"/>
-              <w:right w:type="dxa" w:w="120"/>
-            </w:tcMar>
-          </w:tcPr>
-          <w:p>
-            <w:pPr>
-              <w:spacing w:after="0" w:line="240"/>
-            </w:pPr>
-            <w:r>
-              <w:rPr>
-                <w:rFonts w:ascii="Times New Roman" w:cs="Times New Roman" w:eastAsia="Times New Roman" w:hAnsi="Times New Roman"/>
-                <w:b w:val="false"/>
-                <w:bCs w:val="false"/>
-                <w:sz w:val="22"/>
-                <w:szCs w:val="22"/>
-              </w:rPr>
-              <w:t xml:space="preserve">ваша опись доказательств</w:t>
+            <w:tcMar>
+              <w:top w:type="dxa" w:w="80"/>
+              <w:left w:type="dxa" w:w="120"/>
+              <w:bottom w:type="dxa" w:w="80"/>
+              <w:right w:type="dxa" w:w="120"/>
+            </w:tcMar>
+          </w:tcPr>
+          <w:p>
+            <w:pPr>
+              <w:spacing w:after="0" w:line="240"/>
+            </w:pPr>
+            <w:r>
+              <w:rPr>
+                <w:rFonts w:ascii="Times New Roman" w:cs="Times New Roman" w:eastAsia="Times New Roman" w:hAnsi="Times New Roman"/>
+                <w:b w:val="false"/>
+                <w:bCs w:val="false"/>
+                <w:sz w:val="22"/>
+                <w:szCs w:val="22"/>
+              </w:rPr>
+              <w:t xml:space="preserve">договор, проектная документация</w:t>
             </w:r>
           </w:p>
         </w:tc>
       </w:tr>
     </w:tbl>
     <w:p>
-      <w:pPr>
-        <w:pStyle w:val="Heading2"/>
-        <w:keepNext/>
-        <w:spacing w:after="120" w:before="260"/>
-      </w:pPr>
-      <w:r>
-        <w:rPr>
-          <w:rFonts w:ascii="Times New Roman" w:cs="Times New Roman" w:eastAsia="Times New Roman" w:hAnsi="Times New Roman"/>
-          <w:b/>
-          <w:bCs/>
-          <w:sz w:val="26"/>
-          <w:szCs w:val="26"/>
-        </w:rPr>
-        <w:t xml:space="preserve">Экспертиза и материалы для представителя</w:t>
+      <w:r>
+        <w:br w:type="page"/>
       </w:r>
     </w:p>
-    <w:tbl>
-      <w:tblPr>
-        <w:tblW w:type="dxa" w:w="9060"/>
-        <w:tblBorders>
-          <w:top w:val="single" w:color="auto" w:sz="4"/>
-          <w:left w:val="single" w:color="auto" w:sz="4"/>
-          <w:bottom w:val="single" w:color="auto" w:sz="4"/>
-          <w:right w:val="single" w:color="auto" w:sz="4"/>
-          <w:insideH w:val="single" w:color="auto" w:sz="4"/>
-          <w:insideV w:val="single" w:color="auto" w:sz="4"/>
-        </w:tblBorders>
-      </w:tblPr>
-      <w:tblGrid>
-        <w:gridCol w:w="2900"/>
-        <w:gridCol w:w="3400"/>
-        <w:gridCol w:w="2760"/>
-      </w:tblGrid>
-      <w:tr>
-        <w:trPr>
-          <w:tblHeader/>
-        </w:trPr>
-        <w:tc>
-          <w:tcPr>
-            <w:tcW w:type="dxa" w:w="2900"/>
-            <w:shd w:fill="EDEDED" w:val="clear"/>
-            <w:tcMar>
-              <w:top w:type="dxa" w:w="80"/>
-              <w:left w:type="dxa" w:w="120"/>
-              <w:bottom w:type="dxa" w:w="80"/>
-              <w:right w:type="dxa" w:w="120"/>
-            </w:tcMar>
-          </w:tcPr>
-          <w:p>
-            <w:pPr>
-              <w:spacing w:after="0" w:line="240"/>
-            </w:pPr>
-            <w:r>
-              <w:rPr>
-                <w:rFonts w:ascii="Times New Roman" w:cs="Times New Roman" w:eastAsia="Times New Roman" w:hAnsi="Times New Roman"/>
-                <w:b/>
-                <w:bCs/>
-                <w:sz w:val="22"/>
-                <w:szCs w:val="22"/>
-              </w:rPr>
-              <w:t xml:space="preserve">Поле</w:t>
-            </w:r>
-          </w:p>
-        </w:tc>
-        <w:tc>
-          <w:tcPr>
-            <w:tcW w:type="dxa" w:w="3400"/>
-            <w:shd w:fill="EDEDED" w:val="clear"/>
-            <w:tcMar>
-              <w:top w:type="dxa" w:w="80"/>
-              <w:left w:type="dxa" w:w="120"/>
-              <w:bottom w:type="dxa" w:w="80"/>
-              <w:right w:type="dxa" w:w="120"/>
-            </w:tcMar>
-          </w:tcPr>
-          <w:p>
-            <w:pPr>
-              <w:spacing w:after="0" w:line="240"/>
-            </w:pPr>
-            <w:r>
-              <w:rPr>
-                <w:rFonts w:ascii="Times New Roman" w:cs="Times New Roman" w:eastAsia="Times New Roman" w:hAnsi="Times New Roman"/>
-                <w:b/>
-                <w:bCs/>
-                <w:sz w:val="22"/>
-                <w:szCs w:val="22"/>
-              </w:rPr>
-              <w:t xml:space="preserve">Что подставить</w:t>
-            </w:r>
-          </w:p>
-        </w:tc>
-        <w:tc>
-          <w:tcPr>
-            <w:tcW w:type="dxa" w:w="2760"/>
-            <w:shd w:fill="EDEDED" w:val="clear"/>
-            <w:tcMar>
-              <w:top w:type="dxa" w:w="80"/>
-              <w:left w:type="dxa" w:w="120"/>
-              <w:bottom w:type="dxa" w:w="80"/>
-              <w:right w:type="dxa" w:w="120"/>
-            </w:tcMar>
-          </w:tcPr>
-          <w:p>
-            <w:pPr>
-              <w:spacing w:after="0" w:line="240"/>
-            </w:pPr>
-            <w:r>
-              <w:rPr>
-                <w:rFonts w:ascii="Times New Roman" w:cs="Times New Roman" w:eastAsia="Times New Roman" w:hAnsi="Times New Roman"/>
-                <w:b/>
-                <w:bCs/>
-                <w:sz w:val="22"/>
-                <w:szCs w:val="22"/>
-              </w:rPr>
-              <w:t xml:space="preserve">Откуда брать</w:t>
-            </w:r>
-          </w:p>
-        </w:tc>
-      </w:tr>
-      <w:tr>
-        <w:tc>
-          <w:tcPr>
-            <w:tcW w:type="dxa" w:w="2900"/>
-            <w:tcMar>
-              <w:top w:type="dxa" w:w="80"/>
-              <w:left w:type="dxa" w:w="120"/>
-              <w:bottom w:type="dxa" w:w="80"/>
-              <w:right w:type="dxa" w:w="120"/>
-            </w:tcMar>
-          </w:tcPr>
-          <w:p>
-            <w:pPr>
-              <w:spacing w:after="0" w:line="240"/>
-            </w:pPr>
-            <w:r>
-              <w:rPr>
-                <w:rFonts w:ascii="Times New Roman" w:cs="Times New Roman" w:eastAsia="Times New Roman" w:hAnsi="Times New Roman"/>
-                <w:b/>
-                <w:bCs/>
-                <w:i w:val="false"/>
-                <w:iCs w:val="false"/>
-                <w:color w:val="000000"/>
-                <w:sz w:val="22"/>
-                <w:szCs w:val="22"/>
-              </w:rPr>
-              <w:t xml:space="preserve">{{ПОЗИЦИЯ_ОППОНЕНТА_О_ПРИЧИНЕ}}</w:t>
-            </w:r>
-            <w:r>
-              <w:rPr>
-                <w:rFonts w:ascii="Times New Roman" w:cs="Times New Roman" w:eastAsia="Times New Roman" w:hAnsi="Times New Roman"/>
-                <w:b w:val="false"/>
-                <w:bCs w:val="false"/>
-                <w:sz w:val="22"/>
-                <w:szCs w:val="22"/>
-              </w:rPr>
-              <w:t xml:space="preserve">, </w:t>
-            </w:r>
-            <w:r>
-              <w:rPr>
-                <w:rFonts w:ascii="Times New Roman" w:cs="Times New Roman" w:eastAsia="Times New Roman" w:hAnsi="Times New Roman"/>
-                <w:b/>
-                <w:bCs/>
-                <w:i w:val="false"/>
-                <w:iCs w:val="false"/>
-                <w:color w:val="000000"/>
-                <w:sz w:val="22"/>
-                <w:szCs w:val="22"/>
-              </w:rPr>
-              <w:t xml:space="preserve">{{НАША_ПОЗИЦИЯ_О_ПРИЧИНЕ}}</w:t>
-            </w:r>
-          </w:p>
-        </w:tc>
-        <w:tc>
-          <w:tcPr>
-            <w:tcW w:type="dxa" w:w="3400"/>
-            <w:tcMar>
-              <w:top w:type="dxa" w:w="80"/>
-              <w:left w:type="dxa" w:w="120"/>
-              <w:bottom w:type="dxa" w:w="80"/>
-              <w:right w:type="dxa" w:w="120"/>
-            </w:tcMar>
-          </w:tcPr>
-          <w:p>
-            <w:pPr>
-              <w:spacing w:after="0" w:line="240"/>
-            </w:pPr>
-            <w:r>
-              <w:rPr>
-                <w:rFonts w:ascii="Times New Roman" w:cs="Times New Roman" w:eastAsia="Times New Roman" w:hAnsi="Times New Roman"/>
-                <w:b w:val="false"/>
-                <w:bCs w:val="false"/>
-                <w:sz w:val="22"/>
-                <w:szCs w:val="22"/>
-              </w:rPr>
-              <w:t xml:space="preserve">Две версии причины дефекта, каждая одной фразой</w:t>
-            </w:r>
-          </w:p>
-        </w:tc>
-        <w:tc>
-          <w:tcPr>
-            <w:tcW w:type="dxa" w:w="2760"/>
-            <w:tcMar>
-              <w:top w:type="dxa" w:w="80"/>
-              <w:left w:type="dxa" w:w="120"/>
-              <w:bottom w:type="dxa" w:w="80"/>
-              <w:right w:type="dxa" w:w="120"/>
-            </w:tcMar>
-          </w:tcPr>
-          <w:p>
-            <w:pPr>
-              <w:spacing w:after="0" w:line="240"/>
-            </w:pPr>
-            <w:r>
-              <w:rPr>
-                <w:rFonts w:ascii="Times New Roman" w:cs="Times New Roman" w:eastAsia="Times New Roman" w:hAnsi="Times New Roman"/>
-                <w:b w:val="false"/>
-                <w:bCs w:val="false"/>
-                <w:sz w:val="22"/>
-                <w:szCs w:val="22"/>
-              </w:rPr>
-              <w:t xml:space="preserve">претензия оппонента и ваш разбор</w:t>
-            </w:r>
-          </w:p>
-        </w:tc>
-      </w:tr>
-      <w:tr>
-        <w:tc>
-          <w:tcPr>
-            <w:tcW w:type="dxa" w:w="2900"/>
-            <w:tcMar>
-              <w:top w:type="dxa" w:w="80"/>
-              <w:left w:type="dxa" w:w="120"/>
-              <w:bottom w:type="dxa" w:w="80"/>
-              <w:right w:type="dxa" w:w="120"/>
-            </w:tcMar>
-          </w:tcPr>
-          <w:p>
-            <w:pPr>
-              <w:spacing w:after="0" w:line="240"/>
-            </w:pPr>
-            <w:r>
-              <w:rPr>
-                <w:rFonts w:ascii="Times New Roman" w:cs="Times New Roman" w:eastAsia="Times New Roman" w:hAnsi="Times New Roman"/>
-                <w:b/>
-                <w:bCs/>
-                <w:i w:val="false"/>
-                <w:iCs w:val="false"/>
-                <w:color w:val="000000"/>
-                <w:sz w:val="22"/>
-                <w:szCs w:val="22"/>
-              </w:rPr>
-              <w:t xml:space="preserve">{{ВОПРОСЫ_ЭКСПЕРТУ}}</w:t>
-            </w:r>
-          </w:p>
-        </w:tc>
-        <w:tc>
-          <w:tcPr>
-            <w:tcW w:type="dxa" w:w="3400"/>
-            <w:tcMar>
-              <w:top w:type="dxa" w:w="80"/>
-              <w:left w:type="dxa" w:w="120"/>
-              <w:bottom w:type="dxa" w:w="80"/>
-              <w:right w:type="dxa" w:w="120"/>
-            </w:tcMar>
-          </w:tcPr>
-          <w:p>
-            <w:pPr>
-              <w:spacing w:after="0" w:line="240"/>
-            </w:pPr>
-            <w:r>
-              <w:rPr>
-                <w:rFonts w:ascii="Times New Roman" w:cs="Times New Roman" w:eastAsia="Times New Roman" w:hAnsi="Times New Roman"/>
-                <w:b w:val="false"/>
-                <w:bCs w:val="false"/>
-                <w:sz w:val="22"/>
-                <w:szCs w:val="22"/>
-              </w:rPr>
-              <w:t xml:space="preserve">Отобранные вопросы из банка вопросов комплекта</w:t>
-            </w:r>
-          </w:p>
-        </w:tc>
-        <w:tc>
-          <w:tcPr>
-            <w:tcW w:type="dxa" w:w="2760"/>
-            <w:tcMar>
-              <w:top w:type="dxa" w:w="80"/>
-              <w:left w:type="dxa" w:w="120"/>
-              <w:bottom w:type="dxa" w:w="80"/>
-              <w:right w:type="dxa" w:w="120"/>
-            </w:tcMar>
-          </w:tcPr>
-          <w:p>
-            <w:pPr>
-              <w:spacing w:after="0" w:line="240"/>
-            </w:pPr>
-            <w:r>
-              <w:rPr>
-                <w:rFonts w:ascii="Times New Roman" w:cs="Times New Roman" w:eastAsia="Times New Roman" w:hAnsi="Times New Roman"/>
-                <w:b w:val="false"/>
-                <w:bCs w:val="false"/>
-                <w:sz w:val="22"/>
-                <w:szCs w:val="22"/>
-              </w:rPr>
-              <w:t xml:space="preserve">банк вопросов; окончательную редакцию даёт представитель</w:t>
-            </w:r>
-          </w:p>
-        </w:tc>
-      </w:tr>
-      <w:tr>
-        <w:tc>
-          <w:tcPr>
-            <w:tcW w:type="dxa" w:w="2900"/>
-            <w:tcMar>
-              <w:top w:type="dxa" w:w="80"/>
-              <w:left w:type="dxa" w:w="120"/>
-              <w:bottom w:type="dxa" w:w="80"/>
-              <w:right w:type="dxa" w:w="120"/>
-            </w:tcMar>
-          </w:tcPr>
-          <w:p>
-            <w:pPr>
-              <w:spacing w:after="0" w:line="240"/>
-            </w:pPr>
-            <w:r>
-              <w:rPr>
-                <w:rFonts w:ascii="Times New Roman" w:cs="Times New Roman" w:eastAsia="Times New Roman" w:hAnsi="Times New Roman"/>
-                <w:b/>
-                <w:bCs/>
-                <w:i w:val="false"/>
-                <w:iCs w:val="false"/>
-                <w:color w:val="000000"/>
-                <w:sz w:val="22"/>
-                <w:szCs w:val="22"/>
-              </w:rPr>
-              <w:t xml:space="preserve">{{КАНДИДАТУРЫ_ЭКСПЕРТНЫХ_ОРГАНИЗАЦИЙ}}</w:t>
-            </w:r>
-            <w:r>
-              <w:rPr>
-                <w:rFonts w:ascii="Times New Roman" w:cs="Times New Roman" w:eastAsia="Times New Roman" w:hAnsi="Times New Roman"/>
-                <w:b w:val="false"/>
-                <w:bCs w:val="false"/>
-                <w:sz w:val="22"/>
-                <w:szCs w:val="22"/>
-              </w:rPr>
-              <w:t xml:space="preserve">, </w:t>
-            </w:r>
-            <w:r>
-              <w:rPr>
-                <w:rFonts w:ascii="Times New Roman" w:cs="Times New Roman" w:eastAsia="Times New Roman" w:hAnsi="Times New Roman"/>
-                <w:b/>
-                <w:bCs/>
-                <w:i w:val="false"/>
-                <w:iCs w:val="false"/>
-                <w:color w:val="000000"/>
-                <w:sz w:val="22"/>
-                <w:szCs w:val="22"/>
-              </w:rPr>
-              <w:t xml:space="preserve">{{СВЕДЕНИЯ_О_КАНДИДАТУРЕ}}</w:t>
-            </w:r>
-          </w:p>
-        </w:tc>
-        <w:tc>
-          <w:tcPr>
-            <w:tcW w:type="dxa" w:w="3400"/>
-            <w:tcMar>
-              <w:top w:type="dxa" w:w="80"/>
-              <w:left w:type="dxa" w:w="120"/>
-              <w:bottom w:type="dxa" w:w="80"/>
-              <w:right w:type="dxa" w:w="120"/>
-            </w:tcMar>
-          </w:tcPr>
-          <w:p>
-            <w:pPr>
-              <w:spacing w:after="0" w:line="240"/>
-            </w:pPr>
-            <w:r>
-              <w:rPr>
-                <w:rFonts w:ascii="Times New Roman" w:cs="Times New Roman" w:eastAsia="Times New Roman" w:hAnsi="Times New Roman"/>
-                <w:b w:val="false"/>
-                <w:bCs w:val="false"/>
-                <w:sz w:val="22"/>
-                <w:szCs w:val="22"/>
-              </w:rPr>
-              <w:t xml:space="preserve">Кого предлагаете и сведения о квалификации, сроке, стоимости</w:t>
-            </w:r>
-          </w:p>
-        </w:tc>
-        <w:tc>
-          <w:tcPr>
-            <w:tcW w:type="dxa" w:w="2760"/>
-            <w:tcMar>
-              <w:top w:type="dxa" w:w="80"/>
-              <w:left w:type="dxa" w:w="120"/>
-              <w:bottom w:type="dxa" w:w="80"/>
-              <w:right w:type="dxa" w:w="120"/>
-            </w:tcMar>
-          </w:tcPr>
-          <w:p>
-            <w:pPr>
-              <w:spacing w:after="0" w:line="240"/>
-            </w:pPr>
-            <w:r>
-              <w:rPr>
-                <w:rFonts w:ascii="Times New Roman" w:cs="Times New Roman" w:eastAsia="Times New Roman" w:hAnsi="Times New Roman"/>
-                <w:b w:val="false"/>
-                <w:bCs w:val="false"/>
-                <w:sz w:val="22"/>
-                <w:szCs w:val="22"/>
-              </w:rPr>
-              <w:t xml:space="preserve">ответы организаций на ваш запрос по перечню комплекта</w:t>
-            </w:r>
-          </w:p>
-        </w:tc>
-      </w:tr>
-      <w:tr>
-        <w:tc>
-          <w:tcPr>
-            <w:tcW w:type="dxa" w:w="2900"/>
-            <w:tcMar>
-              <w:top w:type="dxa" w:w="80"/>
-              <w:left w:type="dxa" w:w="120"/>
-              <w:bottom w:type="dxa" w:w="80"/>
-              <w:right w:type="dxa" w:w="120"/>
-            </w:tcMar>
-          </w:tcPr>
-          <w:p>
-            <w:pPr>
-              <w:spacing w:after="0" w:line="240"/>
-            </w:pPr>
-            <w:r>
-              <w:rPr>
-                <w:rFonts w:ascii="Times New Roman" w:cs="Times New Roman" w:eastAsia="Times New Roman" w:hAnsi="Times New Roman"/>
-                <w:b/>
-                <w:bCs/>
-                <w:i w:val="false"/>
-                <w:iCs w:val="false"/>
-                <w:color w:val="000000"/>
-                <w:sz w:val="22"/>
-                <w:szCs w:val="22"/>
-              </w:rPr>
-              <w:t xml:space="preserve">{{ПЕРЕЧЕНЬ_МАТЕРИАЛОВ_ДЛЯ_ЭКСПЕРТА}}</w:t>
-            </w:r>
-          </w:p>
-        </w:tc>
-        <w:tc>
-          <w:tcPr>
-            <w:tcW w:type="dxa" w:w="3400"/>
-            <w:tcMar>
-              <w:top w:type="dxa" w:w="80"/>
-              <w:left w:type="dxa" w:w="120"/>
-              <w:bottom w:type="dxa" w:w="80"/>
-              <w:right w:type="dxa" w:w="120"/>
-            </w:tcMar>
-          </w:tcPr>
-          <w:p>
-            <w:pPr>
-              <w:spacing w:after="0" w:line="240"/>
-            </w:pPr>
-            <w:r>
-              <w:rPr>
-                <w:rFonts w:ascii="Times New Roman" w:cs="Times New Roman" w:eastAsia="Times New Roman" w:hAnsi="Times New Roman"/>
-                <w:b w:val="false"/>
-                <w:bCs w:val="false"/>
-                <w:sz w:val="22"/>
-                <w:szCs w:val="22"/>
-              </w:rPr>
-              <w:t xml:space="preserve">Документы, передаваемые эксперту</w:t>
-            </w:r>
-          </w:p>
-        </w:tc>
-        <w:tc>
-          <w:tcPr>
-            <w:tcW w:type="dxa" w:w="2760"/>
-            <w:tcMar>
-              <w:top w:type="dxa" w:w="80"/>
-              <w:left w:type="dxa" w:w="120"/>
-              <w:bottom w:type="dxa" w:w="80"/>
-              <w:right w:type="dxa" w:w="120"/>
-            </w:tcMar>
-          </w:tcPr>
-          <w:p>
-            <w:pPr>
-              <w:spacing w:after="0" w:line="240"/>
-            </w:pPr>
-            <w:r>
-              <w:rPr>
-                <w:rFonts w:ascii="Times New Roman" w:cs="Times New Roman" w:eastAsia="Times New Roman" w:hAnsi="Times New Roman"/>
-                <w:b w:val="false"/>
-                <w:bCs w:val="false"/>
-                <w:sz w:val="22"/>
-                <w:szCs w:val="22"/>
-              </w:rPr>
-              <w:t xml:space="preserve">опись доказательств, колонка передачи эксперту</w:t>
-            </w:r>
-          </w:p>
-        </w:tc>
-      </w:tr>
-      <w:tr>
-        <w:tc>
-          <w:tcPr>
-            <w:tcW w:type="dxa" w:w="2900"/>
-            <w:tcMar>
-              <w:top w:type="dxa" w:w="80"/>
-              <w:left w:type="dxa" w:w="120"/>
-              <w:bottom w:type="dxa" w:w="80"/>
-              <w:right w:type="dxa" w:w="120"/>
-            </w:tcMar>
-          </w:tcPr>
-          <w:p>
-            <w:pPr>
-              <w:spacing w:after="0" w:line="240"/>
-            </w:pPr>
-            <w:r>
-              <w:rPr>
-                <w:rFonts w:ascii="Times New Roman" w:cs="Times New Roman" w:eastAsia="Times New Roman" w:hAnsi="Times New Roman"/>
-                <w:b/>
-                <w:bCs/>
-                <w:i w:val="false"/>
-                <w:iCs w:val="false"/>
-                <w:color w:val="000000"/>
-                <w:sz w:val="22"/>
-                <w:szCs w:val="22"/>
-              </w:rPr>
-              <w:t xml:space="preserve">{{ПЕРЕЧЕНЬ_ВСКРЫТИЙ}}</w:t>
-            </w:r>
-          </w:p>
-        </w:tc>
-        <w:tc>
-          <w:tcPr>
-            <w:tcW w:type="dxa" w:w="3400"/>
-            <w:tcMar>
-              <w:top w:type="dxa" w:w="80"/>
-              <w:left w:type="dxa" w:w="120"/>
-              <w:bottom w:type="dxa" w:w="80"/>
-              <w:right w:type="dxa" w:w="120"/>
-            </w:tcMar>
-          </w:tcPr>
-          <w:p>
-            <w:pPr>
-              <w:spacing w:after="0" w:line="240"/>
-            </w:pPr>
-            <w:r>
-              <w:rPr>
-                <w:rFonts w:ascii="Times New Roman" w:cs="Times New Roman" w:eastAsia="Times New Roman" w:hAnsi="Times New Roman"/>
-                <w:b w:val="false"/>
-                <w:bCs w:val="false"/>
-                <w:sz w:val="22"/>
-                <w:szCs w:val="22"/>
-              </w:rPr>
-              <w:t xml:space="preserve">Какие вскрытия нужны для установления причины</w:t>
-            </w:r>
-          </w:p>
-        </w:tc>
-        <w:tc>
-          <w:tcPr>
-            <w:tcW w:type="dxa" w:w="2760"/>
-            <w:tcMar>
-              <w:top w:type="dxa" w:w="80"/>
-              <w:left w:type="dxa" w:w="120"/>
-              <w:bottom w:type="dxa" w:w="80"/>
-              <w:right w:type="dxa" w:w="120"/>
-            </w:tcMar>
-          </w:tcPr>
-          <w:p>
-            <w:pPr>
-              <w:spacing w:after="0" w:line="240"/>
-            </w:pPr>
-            <w:r>
-              <w:rPr>
-                <w:rFonts w:ascii="Times New Roman" w:cs="Times New Roman" w:eastAsia="Times New Roman" w:hAnsi="Times New Roman"/>
-                <w:b w:val="false"/>
-                <w:bCs w:val="false"/>
-                <w:sz w:val="22"/>
-                <w:szCs w:val="22"/>
-              </w:rPr>
-              <w:t xml:space="preserve">ваш технический разбор; при сомнении — специалист</w:t>
-            </w:r>
-          </w:p>
-        </w:tc>
-      </w:tr>
-      <w:tr>
-        <w:tc>
-          <w:tcPr>
-            <w:tcW w:type="dxa" w:w="2900"/>
-            <w:tcMar>
-              <w:top w:type="dxa" w:w="80"/>
-              <w:left w:type="dxa" w:w="120"/>
-              <w:bottom w:type="dxa" w:w="80"/>
-              <w:right w:type="dxa" w:w="120"/>
-            </w:tcMar>
-          </w:tcPr>
-          <w:p>
-            <w:pPr>
-              <w:spacing w:after="0" w:line="240"/>
-            </w:pPr>
-            <w:r>
-              <w:rPr>
-                <w:rFonts w:ascii="Times New Roman" w:cs="Times New Roman" w:eastAsia="Times New Roman" w:hAnsi="Times New Roman"/>
-                <w:b/>
-                <w:bCs/>
-                <w:i w:val="false"/>
-                <w:iCs w:val="false"/>
-                <w:color w:val="000000"/>
-                <w:sz w:val="22"/>
-                <w:szCs w:val="22"/>
-              </w:rPr>
-              <w:t xml:space="preserve">{{РЕКВИЗИТЫ_ПРОЕКТНОЙ_ДОКУМЕНТАЦИИ}}</w:t>
-            </w:r>
-            <w:r>
-              <w:rPr>
-                <w:rFonts w:ascii="Times New Roman" w:cs="Times New Roman" w:eastAsia="Times New Roman" w:hAnsi="Times New Roman"/>
-                <w:b w:val="false"/>
-                <w:bCs w:val="false"/>
-                <w:sz w:val="22"/>
-                <w:szCs w:val="22"/>
-              </w:rPr>
-              <w:t xml:space="preserve">, </w:t>
-            </w:r>
-            <w:r>
-              <w:rPr>
-                <w:rFonts w:ascii="Times New Roman" w:cs="Times New Roman" w:eastAsia="Times New Roman" w:hAnsi="Times New Roman"/>
-                <w:b/>
-                <w:bCs/>
-                <w:i w:val="false"/>
-                <w:iCs w:val="false"/>
-                <w:color w:val="000000"/>
-                <w:sz w:val="22"/>
-                <w:szCs w:val="22"/>
-              </w:rPr>
-              <w:t xml:space="preserve">{{ВИД_СИСТЕМЫ}}</w:t>
-            </w:r>
-          </w:p>
-        </w:tc>
-        <w:tc>
-          <w:tcPr>
-            <w:tcW w:type="dxa" w:w="3400"/>
-            <w:tcMar>
-              <w:top w:type="dxa" w:w="80"/>
-              <w:left w:type="dxa" w:w="120"/>
-              <w:bottom w:type="dxa" w:w="80"/>
-              <w:right w:type="dxa" w:w="120"/>
-            </w:tcMar>
-          </w:tcPr>
-          <w:p>
-            <w:pPr>
-              <w:spacing w:after="0" w:line="240"/>
-            </w:pPr>
-            <w:r>
-              <w:rPr>
-                <w:rFonts w:ascii="Times New Roman" w:cs="Times New Roman" w:eastAsia="Times New Roman" w:hAnsi="Times New Roman"/>
-                <w:b w:val="false"/>
-                <w:bCs w:val="false"/>
-                <w:sz w:val="22"/>
-                <w:szCs w:val="22"/>
-              </w:rPr>
-              <w:t xml:space="preserve">Шифры и ревизии документации; вид инженерной системы, если спор о ней</w:t>
-            </w:r>
-          </w:p>
-        </w:tc>
-        <w:tc>
-          <w:tcPr>
-            <w:tcW w:type="dxa" w:w="2760"/>
-            <w:tcMar>
-              <w:top w:type="dxa" w:w="80"/>
-              <w:left w:type="dxa" w:w="120"/>
-              <w:bottom w:type="dxa" w:w="80"/>
-              <w:right w:type="dxa" w:w="120"/>
-            </w:tcMar>
-          </w:tcPr>
-          <w:p>
-            <w:pPr>
-              <w:spacing w:after="0" w:line="240"/>
-            </w:pPr>
-            <w:r>
-              <w:rPr>
-                <w:rFonts w:ascii="Times New Roman" w:cs="Times New Roman" w:eastAsia="Times New Roman" w:hAnsi="Times New Roman"/>
-                <w:b w:val="false"/>
-                <w:bCs w:val="false"/>
-                <w:sz w:val="22"/>
-                <w:szCs w:val="22"/>
-              </w:rPr>
-              <w:t xml:space="preserve">рабочая документация</w:t>
-            </w:r>
-          </w:p>
-        </w:tc>
-      </w:tr>
-      <w:tr>
-        <w:tc>
-          <w:tcPr>
-            <w:tcW w:type="dxa" w:w="2900"/>
-            <w:tcMar>
-              <w:top w:type="dxa" w:w="80"/>
-              <w:left w:type="dxa" w:w="120"/>
-              <w:bottom w:type="dxa" w:w="80"/>
-              <w:right w:type="dxa" w:w="120"/>
-            </w:tcMar>
-          </w:tcPr>
-          <w:p>
-            <w:pPr>
-              <w:spacing w:after="0" w:line="240"/>
-            </w:pPr>
-            <w:r>
-              <w:rPr>
-                <w:rFonts w:ascii="Times New Roman" w:cs="Times New Roman" w:eastAsia="Times New Roman" w:hAnsi="Times New Roman"/>
-                <w:b/>
-                <w:bCs/>
-                <w:i w:val="false"/>
-                <w:iCs w:val="false"/>
-                <w:color w:val="000000"/>
-                <w:sz w:val="22"/>
-                <w:szCs w:val="22"/>
-              </w:rPr>
-              <w:t xml:space="preserve">{{НАИМЕНОВАНИЕ_АРБИТРАЖНОГО_СУДА}}</w:t>
-            </w:r>
-            <w:r>
-              <w:rPr>
-                <w:rFonts w:ascii="Times New Roman" w:cs="Times New Roman" w:eastAsia="Times New Roman" w:hAnsi="Times New Roman"/>
-                <w:b w:val="false"/>
-                <w:bCs w:val="false"/>
-                <w:sz w:val="22"/>
-                <w:szCs w:val="22"/>
-              </w:rPr>
-              <w:t xml:space="preserve">, </w:t>
-            </w:r>
-            <w:r>
-              <w:rPr>
-                <w:rFonts w:ascii="Times New Roman" w:cs="Times New Roman" w:eastAsia="Times New Roman" w:hAnsi="Times New Roman"/>
-                <w:b/>
-                <w:bCs/>
-                <w:i w:val="false"/>
-                <w:iCs w:val="false"/>
-                <w:color w:val="000000"/>
-                <w:sz w:val="22"/>
-                <w:szCs w:val="22"/>
-              </w:rPr>
-              <w:t xml:space="preserve">{{НОМЕР_ДЕЛА}}</w:t>
-            </w:r>
-            <w:r>
-              <w:rPr>
-                <w:rFonts w:ascii="Times New Roman" w:cs="Times New Roman" w:eastAsia="Times New Roman" w:hAnsi="Times New Roman"/>
-                <w:b w:val="false"/>
-                <w:bCs w:val="false"/>
-                <w:sz w:val="22"/>
-                <w:szCs w:val="22"/>
-              </w:rPr>
-              <w:t xml:space="preserve">, </w:t>
-            </w:r>
-            <w:r>
-              <w:rPr>
-                <w:rFonts w:ascii="Times New Roman" w:cs="Times New Roman" w:eastAsia="Times New Roman" w:hAnsi="Times New Roman"/>
-                <w:b/>
-                <w:bCs/>
-                <w:i w:val="false"/>
-                <w:iCs w:val="false"/>
-                <w:color w:val="000000"/>
-                <w:sz w:val="22"/>
-                <w:szCs w:val="22"/>
-              </w:rPr>
-              <w:t xml:space="preserve">{{НАИМЕНОВАНИЕ_ИСТЦА}}</w:t>
-            </w:r>
-            <w:r>
-              <w:rPr>
-                <w:rFonts w:ascii="Times New Roman" w:cs="Times New Roman" w:eastAsia="Times New Roman" w:hAnsi="Times New Roman"/>
-                <w:b w:val="false"/>
-                <w:bCs w:val="false"/>
-                <w:sz w:val="22"/>
-                <w:szCs w:val="22"/>
-              </w:rPr>
-              <w:t xml:space="preserve">, </w:t>
-            </w:r>
-            <w:r>
-              <w:rPr>
-                <w:rFonts w:ascii="Times New Roman" w:cs="Times New Roman" w:eastAsia="Times New Roman" w:hAnsi="Times New Roman"/>
-                <w:b/>
-                <w:bCs/>
-                <w:i w:val="false"/>
-                <w:iCs w:val="false"/>
-                <w:color w:val="000000"/>
-                <w:sz w:val="22"/>
-                <w:szCs w:val="22"/>
-              </w:rPr>
-              <w:t xml:space="preserve">{{НАИМЕНОВАНИЕ_ОТВЕТЧИКА}}</w:t>
-            </w:r>
-            <w:r>
-              <w:rPr>
-                <w:rFonts w:ascii="Times New Roman" w:cs="Times New Roman" w:eastAsia="Times New Roman" w:hAnsi="Times New Roman"/>
-                <w:b w:val="false"/>
-                <w:bCs w:val="false"/>
-                <w:sz w:val="22"/>
-                <w:szCs w:val="22"/>
-              </w:rPr>
-              <w:t xml:space="preserve">, </w:t>
-            </w:r>
-            <w:r>
-              <w:rPr>
-                <w:rFonts w:ascii="Times New Roman" w:cs="Times New Roman" w:eastAsia="Times New Roman" w:hAnsi="Times New Roman"/>
-                <w:b/>
-                <w:bCs/>
-                <w:i w:val="false"/>
-                <w:iCs w:val="false"/>
-                <w:color w:val="000000"/>
-                <w:sz w:val="22"/>
-                <w:szCs w:val="22"/>
-              </w:rPr>
-              <w:t xml:space="preserve">{{ПРОЦЕССУАЛЬНОЕ_ПОЛОЖЕНИЕ_СТОРОНЫ}}</w:t>
-            </w:r>
-          </w:p>
-        </w:tc>
-        <w:tc>
-          <w:tcPr>
-            <w:tcW w:type="dxa" w:w="3400"/>
-            <w:tcMar>
-              <w:top w:type="dxa" w:w="80"/>
-              <w:left w:type="dxa" w:w="120"/>
-              <w:bottom w:type="dxa" w:w="80"/>
-              <w:right w:type="dxa" w:w="120"/>
-            </w:tcMar>
-          </w:tcPr>
-          <w:p>
-            <w:pPr>
-              <w:spacing w:after="0" w:line="240"/>
-            </w:pPr>
-            <w:r>
-              <w:rPr>
-                <w:rFonts w:ascii="Times New Roman" w:cs="Times New Roman" w:eastAsia="Times New Roman" w:hAnsi="Times New Roman"/>
-                <w:b w:val="false"/>
-                <w:bCs w:val="false"/>
-                <w:sz w:val="22"/>
-                <w:szCs w:val="22"/>
-              </w:rPr>
-              <w:t xml:space="preserve">Реквизиты дела</w:t>
-            </w:r>
-          </w:p>
-        </w:tc>
-        <w:tc>
-          <w:tcPr>
-            <w:tcW w:type="dxa" w:w="2760"/>
-            <w:tcMar>
-              <w:top w:type="dxa" w:w="80"/>
-              <w:left w:type="dxa" w:w="120"/>
-              <w:bottom w:type="dxa" w:w="80"/>
-              <w:right w:type="dxa" w:w="120"/>
-            </w:tcMar>
-          </w:tcPr>
-          <w:p>
-            <w:pPr>
-              <w:spacing w:after="0" w:line="240"/>
-            </w:pPr>
-            <w:r>
-              <w:rPr>
-                <w:rFonts w:ascii="Times New Roman" w:cs="Times New Roman" w:eastAsia="Times New Roman" w:hAnsi="Times New Roman"/>
-                <w:b w:val="false"/>
-                <w:bCs w:val="false"/>
-                <w:sz w:val="22"/>
-                <w:szCs w:val="22"/>
-              </w:rPr>
-              <w:t xml:space="preserve">заполняет представитель: до принятия иска этих данных нет</w:t>
-            </w:r>
-          </w:p>
-        </w:tc>
-      </w:tr>
-    </w:tbl>
-    <w:p>
-      <w:pPr>
-        <w:pStyle w:val="Heading2"/>
-        <w:keepNext/>
-        <w:spacing w:after="120" w:before="260"/>
-      </w:pPr>
-      <w:r>
-        <w:rPr>
-          <w:rFonts w:ascii="Times New Roman" w:cs="Times New Roman" w:eastAsia="Times New Roman" w:hAnsi="Times New Roman"/>
-          <w:b/>
-          <w:bCs/>
-          <w:sz w:val="26"/>
-          <w:szCs w:val="26"/>
-        </w:rPr>
-        <w:t xml:space="preserve">Опись доказательств</w:t>
-      </w:r>
-    </w:p>
-    <w:tbl>
-      <w:tblPr>
-        <w:tblW w:type="dxa" w:w="9060"/>
-        <w:tblBorders>
-          <w:top w:val="single" w:color="auto" w:sz="4"/>
-          <w:left w:val="single" w:color="auto" w:sz="4"/>
-          <w:bottom w:val="single" w:color="auto" w:sz="4"/>
-          <w:right w:val="single" w:color="auto" w:sz="4"/>
-          <w:insideH w:val="single" w:color="auto" w:sz="4"/>
-          <w:insideV w:val="single" w:color="auto" w:sz="4"/>
-        </w:tblBorders>
-      </w:tblPr>
-      <w:tblGrid>
-        <w:gridCol w:w="2900"/>
-        <w:gridCol w:w="3400"/>
-        <w:gridCol w:w="2760"/>
-      </w:tblGrid>
-      <w:tr>
-        <w:trPr>
-          <w:tblHeader/>
-        </w:trPr>
-        <w:tc>
-          <w:tcPr>
-            <w:tcW w:type="dxa" w:w="2900"/>
-            <w:shd w:fill="EDEDED" w:val="clear"/>
-            <w:tcMar>
-              <w:top w:type="dxa" w:w="80"/>
-              <w:left w:type="dxa" w:w="120"/>
-              <w:bottom w:type="dxa" w:w="80"/>
-              <w:right w:type="dxa" w:w="120"/>
-            </w:tcMar>
-          </w:tcPr>
-          <w:p>
-            <w:pPr>
-              <w:spacing w:after="0" w:line="240"/>
-            </w:pPr>
-            <w:r>
-              <w:rPr>
-                <w:rFonts w:ascii="Times New Roman" w:cs="Times New Roman" w:eastAsia="Times New Roman" w:hAnsi="Times New Roman"/>
-                <w:b/>
-                <w:bCs/>
-                <w:sz w:val="22"/>
-                <w:szCs w:val="22"/>
-              </w:rPr>
-              <w:t xml:space="preserve">Поле</w:t>
-            </w:r>
-          </w:p>
-        </w:tc>
-        <w:tc>
-          <w:tcPr>
-            <w:tcW w:type="dxa" w:w="3400"/>
-            <w:shd w:fill="EDEDED" w:val="clear"/>
-            <w:tcMar>
-              <w:top w:type="dxa" w:w="80"/>
-              <w:left w:type="dxa" w:w="120"/>
-              <w:bottom w:type="dxa" w:w="80"/>
-              <w:right w:type="dxa" w:w="120"/>
-            </w:tcMar>
-          </w:tcPr>
-          <w:p>
-            <w:pPr>
-              <w:spacing w:after="0" w:line="240"/>
-            </w:pPr>
-            <w:r>
-              <w:rPr>
-                <w:rFonts w:ascii="Times New Roman" w:cs="Times New Roman" w:eastAsia="Times New Roman" w:hAnsi="Times New Roman"/>
-                <w:b/>
-                <w:bCs/>
-                <w:sz w:val="22"/>
-                <w:szCs w:val="22"/>
-              </w:rPr>
-              <w:t xml:space="preserve">Что подставить</w:t>
-            </w:r>
-          </w:p>
-        </w:tc>
-        <w:tc>
-          <w:tcPr>
-            <w:tcW w:type="dxa" w:w="2760"/>
-            <w:shd w:fill="EDEDED" w:val="clear"/>
-            <w:tcMar>
-              <w:top w:type="dxa" w:w="80"/>
-              <w:left w:type="dxa" w:w="120"/>
-              <w:bottom w:type="dxa" w:w="80"/>
-              <w:right w:type="dxa" w:w="120"/>
-            </w:tcMar>
-          </w:tcPr>
-          <w:p>
-            <w:pPr>
-              <w:spacing w:after="0" w:line="240"/>
-            </w:pPr>
-            <w:r>
-              <w:rPr>
-                <w:rFonts w:ascii="Times New Roman" w:cs="Times New Roman" w:eastAsia="Times New Roman" w:hAnsi="Times New Roman"/>
-                <w:b/>
-                <w:bCs/>
-                <w:sz w:val="22"/>
-                <w:szCs w:val="22"/>
-              </w:rPr>
-              <w:t xml:space="preserve">Откуда брать</w:t>
-            </w:r>
-          </w:p>
-        </w:tc>
-      </w:tr>
-      <w:tr>
-        <w:tc>
-          <w:tcPr>
-            <w:tcW w:type="dxa" w:w="2900"/>
-            <w:tcMar>
-              <w:top w:type="dxa" w:w="80"/>
-              <w:left w:type="dxa" w:w="120"/>
-              <w:bottom w:type="dxa" w:w="80"/>
-              <w:right w:type="dxa" w:w="120"/>
-            </w:tcMar>
-          </w:tcPr>
-          <w:p>
-            <w:pPr>
-              <w:spacing w:after="0" w:line="240"/>
-            </w:pPr>
-            <w:r>
-              <w:rPr>
-                <w:rFonts w:ascii="Times New Roman" w:cs="Times New Roman" w:eastAsia="Times New Roman" w:hAnsi="Times New Roman"/>
-                <w:b/>
-                <w:bCs/>
-                <w:i w:val="false"/>
-                <w:iCs w:val="false"/>
-                <w:color w:val="000000"/>
-                <w:sz w:val="22"/>
-                <w:szCs w:val="22"/>
-              </w:rPr>
-              <w:t xml:space="preserve">{{ДАТА_ОБНАРУЖЕНИЯ_ДЕФЕКТА}}</w:t>
-            </w:r>
-          </w:p>
-        </w:tc>
-        <w:tc>
-          <w:tcPr>
-            <w:tcW w:type="dxa" w:w="3400"/>
-            <w:tcMar>
-              <w:top w:type="dxa" w:w="80"/>
-              <w:left w:type="dxa" w:w="120"/>
-              <w:bottom w:type="dxa" w:w="80"/>
-              <w:right w:type="dxa" w:w="120"/>
-            </w:tcMar>
-          </w:tcPr>
-          <w:p>
-            <w:pPr>
-              <w:spacing w:after="0" w:line="240"/>
-            </w:pPr>
-            <w:r>
-              <w:rPr>
-                <w:rFonts w:ascii="Times New Roman" w:cs="Times New Roman" w:eastAsia="Times New Roman" w:hAnsi="Times New Roman"/>
-                <w:b w:val="false"/>
-                <w:bCs w:val="false"/>
-                <w:sz w:val="22"/>
-                <w:szCs w:val="22"/>
-              </w:rPr>
-              <w:t xml:space="preserve">Дата обнаружения — так, как её называет оппонент</w:t>
-            </w:r>
-          </w:p>
-        </w:tc>
-        <w:tc>
-          <w:tcPr>
-            <w:tcW w:type="dxa" w:w="2760"/>
-            <w:tcMar>
-              <w:top w:type="dxa" w:w="80"/>
-              <w:left w:type="dxa" w:w="120"/>
-              <w:bottom w:type="dxa" w:w="80"/>
-              <w:right w:type="dxa" w:w="120"/>
-            </w:tcMar>
-          </w:tcPr>
-          <w:p>
-            <w:pPr>
-              <w:spacing w:after="0" w:line="240"/>
-            </w:pPr>
-            <w:r>
-              <w:rPr>
-                <w:rFonts w:ascii="Times New Roman" w:cs="Times New Roman" w:eastAsia="Times New Roman" w:hAnsi="Times New Roman"/>
-                <w:b w:val="false"/>
-                <w:bCs w:val="false"/>
-                <w:sz w:val="22"/>
-                <w:szCs w:val="22"/>
-              </w:rPr>
-              <w:t xml:space="preserve">претензия или акт оппонента</w:t>
-            </w:r>
-          </w:p>
-        </w:tc>
-      </w:tr>
-      <w:tr>
-        <w:tc>
-          <w:tcPr>
-            <w:tcW w:type="dxa" w:w="2900"/>
-            <w:tcMar>
-              <w:top w:type="dxa" w:w="80"/>
-              <w:left w:type="dxa" w:w="120"/>
-              <w:bottom w:type="dxa" w:w="80"/>
-              <w:right w:type="dxa" w:w="120"/>
-            </w:tcMar>
-          </w:tcPr>
-          <w:p>
-            <w:pPr>
-              <w:spacing w:after="0" w:line="240"/>
-            </w:pPr>
-            <w:r>
-              <w:rPr>
-                <w:rFonts w:ascii="Times New Roman" w:cs="Times New Roman" w:eastAsia="Times New Roman" w:hAnsi="Times New Roman"/>
-                <w:b/>
-                <w:bCs/>
-                <w:i w:val="false"/>
-                <w:iCs w:val="false"/>
-                <w:color w:val="000000"/>
-                <w:sz w:val="22"/>
-                <w:szCs w:val="22"/>
-              </w:rPr>
-              <w:t xml:space="preserve">{{ПОРОГ_ОЖИДАНИЯ_ОТВЕТА_ДНЕЙ}}</w:t>
-            </w:r>
-          </w:p>
-        </w:tc>
-        <w:tc>
-          <w:tcPr>
-            <w:tcW w:type="dxa" w:w="3400"/>
-            <w:tcMar>
-              <w:top w:type="dxa" w:w="80"/>
-              <w:left w:type="dxa" w:w="120"/>
-              <w:bottom w:type="dxa" w:w="80"/>
-              <w:right w:type="dxa" w:w="120"/>
-            </w:tcMar>
-          </w:tcPr>
-          <w:p>
-            <w:pPr>
-              <w:spacing w:after="0" w:line="240"/>
-            </w:pPr>
-            <w:r>
-              <w:rPr>
-                <w:rFonts w:ascii="Times New Roman" w:cs="Times New Roman" w:eastAsia="Times New Roman" w:hAnsi="Times New Roman"/>
-                <w:b w:val="false"/>
-                <w:bCs w:val="false"/>
-                <w:sz w:val="22"/>
-                <w:szCs w:val="22"/>
-              </w:rPr>
-              <w:t xml:space="preserve">Через сколько дней без ответа на ваш запрос строка подсвечивается</w:t>
-            </w:r>
-          </w:p>
-        </w:tc>
-        <w:tc>
-          <w:tcPr>
-            <w:tcW w:type="dxa" w:w="2760"/>
-            <w:tcMar>
-              <w:top w:type="dxa" w:w="80"/>
-              <w:left w:type="dxa" w:w="120"/>
-              <w:bottom w:type="dxa" w:w="80"/>
-              <w:right w:type="dxa" w:w="120"/>
-            </w:tcMar>
-          </w:tcPr>
-          <w:p>
-            <w:pPr>
-              <w:spacing w:after="0" w:line="240"/>
-            </w:pPr>
-            <w:r>
-              <w:rPr>
-                <w:rFonts w:ascii="Times New Roman" w:cs="Times New Roman" w:eastAsia="Times New Roman" w:hAnsi="Times New Roman"/>
-                <w:b w:val="false"/>
-                <w:bCs w:val="false"/>
-                <w:sz w:val="22"/>
-                <w:szCs w:val="22"/>
-              </w:rPr>
-              <w:t xml:space="preserve">ваше решение; не константа файла</w:t>
-            </w:r>
-          </w:p>
-        </w:tc>
-      </w:tr>
-      <w:tr>
-        <w:tc>
-          <w:tcPr>
-            <w:tcW w:type="dxa" w:w="2900"/>
-            <w:tcMar>
-              <w:top w:type="dxa" w:w="80"/>
-              <w:left w:type="dxa" w:w="120"/>
-              <w:bottom w:type="dxa" w:w="80"/>
-              <w:right w:type="dxa" w:w="120"/>
-            </w:tcMar>
-          </w:tcPr>
-          <w:p>
-            <w:pPr>
-              <w:spacing w:after="0" w:line="240"/>
-            </w:pPr>
-            <w:r>
-              <w:rPr>
-                <w:rFonts w:ascii="Times New Roman" w:cs="Times New Roman" w:eastAsia="Times New Roman" w:hAnsi="Times New Roman"/>
-                <w:b/>
-                <w:bCs/>
-                <w:i w:val="false"/>
-                <w:iCs w:val="false"/>
-                <w:color w:val="000000"/>
-                <w:sz w:val="22"/>
-                <w:szCs w:val="22"/>
-              </w:rPr>
-              <w:t xml:space="preserve">{{ПОРОГ_ДНЕЙ}}</w:t>
-            </w:r>
-          </w:p>
-        </w:tc>
-        <w:tc>
-          <w:tcPr>
-            <w:tcW w:type="dxa" w:w="3400"/>
-            <w:tcMar>
-              <w:top w:type="dxa" w:w="80"/>
-              <w:left w:type="dxa" w:w="120"/>
-              <w:bottom w:type="dxa" w:w="80"/>
-              <w:right w:type="dxa" w:w="120"/>
-            </w:tcMar>
-          </w:tcPr>
-          <w:p>
-            <w:pPr>
-              <w:spacing w:after="0" w:line="240"/>
-            </w:pPr>
-            <w:r>
-              <w:rPr>
-                <w:rFonts w:ascii="Times New Roman" w:cs="Times New Roman" w:eastAsia="Times New Roman" w:hAnsi="Times New Roman"/>
-                <w:b w:val="false"/>
-                <w:bCs w:val="false"/>
-                <w:sz w:val="22"/>
-                <w:szCs w:val="22"/>
-              </w:rPr>
-              <w:t xml:space="preserve">Порог подсветки в реестре исполнительной документации — другое поле и другой смысл</w:t>
-            </w:r>
-          </w:p>
-        </w:tc>
-        <w:tc>
-          <w:tcPr>
-            <w:tcW w:type="dxa" w:w="2760"/>
-            <w:tcMar>
-              <w:top w:type="dxa" w:w="80"/>
-              <w:left w:type="dxa" w:w="120"/>
-              <w:bottom w:type="dxa" w:w="80"/>
-              <w:right w:type="dxa" w:w="120"/>
-            </w:tcMar>
-          </w:tcPr>
-          <w:p>
-            <w:pPr>
-              <w:spacing w:after="0" w:line="240"/>
-            </w:pPr>
-            <w:r>
-              <w:rPr>
-                <w:rFonts w:ascii="Times New Roman" w:cs="Times New Roman" w:eastAsia="Times New Roman" w:hAnsi="Times New Roman"/>
-                <w:b w:val="false"/>
-                <w:bCs w:val="false"/>
-                <w:sz w:val="22"/>
-                <w:szCs w:val="22"/>
-              </w:rPr>
-              <w:t xml:space="preserve">ваше решение</w:t>
-            </w:r>
-          </w:p>
-        </w:tc>
-      </w:tr>
-      <w:tr>
-        <w:tc>
-          <w:tcPr>
-            <w:tcW w:type="dxa" w:w="2900"/>
-            <w:tcMar>
-              <w:top w:type="dxa" w:w="80"/>
-              <w:left w:type="dxa" w:w="120"/>
-              <w:bottom w:type="dxa" w:w="80"/>
-              <w:right w:type="dxa" w:w="120"/>
-            </w:tcMar>
-          </w:tcPr>
-          <w:p>
-            <w:pPr>
-              <w:spacing w:after="0" w:line="240"/>
-            </w:pPr>
-            <w:r>
-              <w:rPr>
-                <w:rFonts w:ascii="Times New Roman" w:cs="Times New Roman" w:eastAsia="Times New Roman" w:hAnsi="Times New Roman"/>
-                <w:b/>
-                <w:bCs/>
-                <w:i w:val="false"/>
-                <w:iCs w:val="false"/>
-                <w:color w:val="000000"/>
-                <w:sz w:val="22"/>
-                <w:szCs w:val="22"/>
-              </w:rPr>
-              <w:t xml:space="preserve">{{ОБЪЕКТ}}</w:t>
-            </w:r>
-          </w:p>
-        </w:tc>
-        <w:tc>
-          <w:tcPr>
-            <w:tcW w:type="dxa" w:w="3400"/>
-            <w:tcMar>
-              <w:top w:type="dxa" w:w="80"/>
-              <w:left w:type="dxa" w:w="120"/>
-              <w:bottom w:type="dxa" w:w="80"/>
-              <w:right w:type="dxa" w:w="120"/>
-            </w:tcMar>
-          </w:tcPr>
-          <w:p>
-            <w:pPr>
-              <w:spacing w:after="0" w:line="240"/>
-            </w:pPr>
-            <w:r>
-              <w:rPr>
-                <w:rFonts w:ascii="Times New Roman" w:cs="Times New Roman" w:eastAsia="Times New Roman" w:hAnsi="Times New Roman"/>
-                <w:b w:val="false"/>
-                <w:bCs w:val="false"/>
-                <w:sz w:val="22"/>
-                <w:szCs w:val="22"/>
-              </w:rPr>
-              <w:t xml:space="preserve">Наименование и адрес объекта</w:t>
-            </w:r>
-          </w:p>
-        </w:tc>
-        <w:tc>
-          <w:tcPr>
-            <w:tcW w:type="dxa" w:w="2760"/>
-            <w:tcMar>
-              <w:top w:type="dxa" w:w="80"/>
-              <w:left w:type="dxa" w:w="120"/>
-              <w:bottom w:type="dxa" w:w="80"/>
-              <w:right w:type="dxa" w:w="120"/>
-            </w:tcMar>
-          </w:tcPr>
-          <w:p>
-            <w:pPr>
-              <w:spacing w:after="0" w:line="240"/>
-            </w:pPr>
-            <w:r>
-              <w:rPr>
-                <w:rFonts w:ascii="Times New Roman" w:cs="Times New Roman" w:eastAsia="Times New Roman" w:hAnsi="Times New Roman"/>
-                <w:b w:val="false"/>
-                <w:bCs w:val="false"/>
-                <w:sz w:val="22"/>
-                <w:szCs w:val="22"/>
-              </w:rPr>
-              <w:t xml:space="preserve">договор, проектная документация</w:t>
-            </w:r>
-          </w:p>
-        </w:tc>
-      </w:tr>
-      <w:tr>
-        <w:tc>
-          <w:tcPr>
-            <w:tcW w:type="dxa" w:w="2900"/>
-            <w:tcMar>
-              <w:top w:type="dxa" w:w="80"/>
-              <w:left w:type="dxa" w:w="120"/>
-              <w:bottom w:type="dxa" w:w="80"/>
-              <w:right w:type="dxa" w:w="120"/>
-            </w:tcMar>
-          </w:tcPr>
-          <w:p>
-            <w:pPr>
-              <w:spacing w:after="0" w:line="240"/>
-            </w:pPr>
-            <w:r>
-              <w:rPr>
-                <w:rFonts w:ascii="Times New Roman" w:cs="Times New Roman" w:eastAsia="Times New Roman" w:hAnsi="Times New Roman"/>
-                <w:b/>
-                <w:bCs/>
-                <w:i w:val="false"/>
-                <w:iCs w:val="false"/>
-                <w:color w:val="000000"/>
-                <w:sz w:val="22"/>
-                <w:szCs w:val="22"/>
-              </w:rPr>
-              <w:t xml:space="preserve">{{ИСХОДЯЩИЙ_НОМЕР}}</w:t>
-            </w:r>
-            <w:r>
-              <w:rPr>
-                <w:rFonts w:ascii="Times New Roman" w:cs="Times New Roman" w:eastAsia="Times New Roman" w:hAnsi="Times New Roman"/>
-                <w:b w:val="false"/>
-                <w:bCs w:val="false"/>
-                <w:sz w:val="22"/>
-                <w:szCs w:val="22"/>
-              </w:rPr>
-              <w:t xml:space="preserve">, </w:t>
-            </w:r>
-            <w:r>
-              <w:rPr>
-                <w:rFonts w:ascii="Times New Roman" w:cs="Times New Roman" w:eastAsia="Times New Roman" w:hAnsi="Times New Roman"/>
-                <w:b/>
-                <w:bCs/>
-                <w:i w:val="false"/>
-                <w:iCs w:val="false"/>
-                <w:color w:val="000000"/>
-                <w:sz w:val="22"/>
-                <w:szCs w:val="22"/>
-              </w:rPr>
-              <w:t xml:space="preserve">{{ДАТА_ДОКУМЕНТА}}</w:t>
-            </w:r>
-            <w:r>
-              <w:rPr>
-                <w:rFonts w:ascii="Times New Roman" w:cs="Times New Roman" w:eastAsia="Times New Roman" w:hAnsi="Times New Roman"/>
-                <w:b w:val="false"/>
-                <w:bCs w:val="false"/>
-                <w:sz w:val="22"/>
-                <w:szCs w:val="22"/>
-              </w:rPr>
-              <w:t xml:space="preserve">, </w:t>
-            </w:r>
-            <w:r>
-              <w:rPr>
-                <w:rFonts w:ascii="Times New Roman" w:cs="Times New Roman" w:eastAsia="Times New Roman" w:hAnsi="Times New Roman"/>
-                <w:b/>
-                <w:bCs/>
-                <w:i w:val="false"/>
-                <w:iCs w:val="false"/>
-                <w:color w:val="000000"/>
-                <w:sz w:val="22"/>
-                <w:szCs w:val="22"/>
-              </w:rPr>
-              <w:t xml:space="preserve">{{ОСНОВАНИЕ_ПОЛНОМОЧИЙ}}</w:t>
-            </w:r>
-          </w:p>
-        </w:tc>
-        <w:tc>
-          <w:tcPr>
-            <w:tcW w:type="dxa" w:w="3400"/>
-            <w:tcMar>
-              <w:top w:type="dxa" w:w="80"/>
-              <w:left w:type="dxa" w:w="120"/>
-              <w:bottom w:type="dxa" w:w="80"/>
-              <w:right w:type="dxa" w:w="120"/>
-            </w:tcMar>
-          </w:tcPr>
-          <w:p>
-            <w:pPr>
-              <w:spacing w:after="0" w:line="240"/>
-            </w:pPr>
-            <w:r>
-              <w:rPr>
-                <w:rFonts w:ascii="Times New Roman" w:cs="Times New Roman" w:eastAsia="Times New Roman" w:hAnsi="Times New Roman"/>
-                <w:b w:val="false"/>
-                <w:bCs w:val="false"/>
-                <w:sz w:val="22"/>
-                <w:szCs w:val="22"/>
-              </w:rPr>
-              <w:t xml:space="preserve">Реквизиты вашего письма и основание полномочий подписанта</w:t>
-            </w:r>
-          </w:p>
-        </w:tc>
-        <w:tc>
-          <w:tcPr>
-            <w:tcW w:type="dxa" w:w="2760"/>
-            <w:tcMar>
-              <w:top w:type="dxa" w:w="80"/>
-              <w:left w:type="dxa" w:w="120"/>
-              <w:bottom w:type="dxa" w:w="80"/>
-              <w:right w:type="dxa" w:w="120"/>
-            </w:tcMar>
-          </w:tcPr>
-          <w:p>
-            <w:pPr>
-              <w:spacing w:after="0" w:line="240"/>
-            </w:pPr>
-            <w:r>
-              <w:rPr>
-                <w:rFonts w:ascii="Times New Roman" w:cs="Times New Roman" w:eastAsia="Times New Roman" w:hAnsi="Times New Roman"/>
-                <w:b w:val="false"/>
-                <w:bCs w:val="false"/>
-                <w:sz w:val="22"/>
-                <w:szCs w:val="22"/>
-              </w:rPr>
-              <w:t xml:space="preserve">делопроизводство, устав, доверенность</w:t>
-            </w:r>
-          </w:p>
-        </w:tc>
-      </w:tr>
-    </w:tbl>
     <w:p>
       <w:pPr>
         <w:pStyle w:val="Heading2"/>

--- a/products-storage/15-otvet-na-pretenziyu-baza/30-slovar-poley-oborona.docx
+++ b/products-storage/15-otvet-na-pretenziyu-baza/30-slovar-poley-oborona.docx
@@ -31,7 +31,7 @@
           <w:sz w:val="24"/>
           <w:szCs w:val="24"/>
         </w:rPr>
-        <w:t>Единый словарь подстановок для документов комплекта «Ответ на претензию заказчика/генподрядчика». В нём только поля, которые встречаются в документах этого комплекта.</w:t>
+        <w:t>Единый словарь подстановок для документов комплектов «Ответ на претензию заказчика или генподрядчика» и «Спор с суммой»: файл один и тот же в обоих. Разделы и ссылки с пометкой «только в «Споре с суммой»» относятся к документам, которых в комплекте «Ответ на претензию» нет.</w:t>
       </w:r>
     </w:p>
     <w:tbl>
@@ -167,7 +167,7 @@
           <w:sz w:val="24"/>
           <w:szCs w:val="24"/>
         </w:rPr>
-        <w:t>. Одно поле означает одно и то же во всех документах комплекта: наименования сторон и реквизиты договора, подставленные в возражение, без изменений переносятся в ответ на претензию и в остальные письма комплекта.</w:t>
+        <w:t>. Одно поле означает одно и то же во всех документах комплекта: наименования сторон и реквизиты договора, подставленные в возражение, без изменений переносятся в ответ на претензию и в остальные документы комплекта.</w:t>
       </w:r>
     </w:p>
     <w:p>
@@ -1589,6 +1589,89 @@
                 <w:sz w:val="22"/>
                 <w:szCs w:val="22"/>
               </w:rPr>
+              <w:t xml:space="preserve">{{НОМЕР_СОГЛАШЕНИЯ}}</w:t>
+            </w:r>
+          </w:p>
+        </w:tc>
+        <w:tc>
+          <w:tcPr>
+            <w:tcW w:type="dxa" w:w="3400"/>
+            <w:tcMar>
+              <w:top w:type="dxa" w:w="80"/>
+              <w:left w:type="dxa" w:w="120"/>
+              <w:bottom w:type="dxa" w:w="80"/>
+              <w:right w:type="dxa" w:w="120"/>
+            </w:tcMar>
+          </w:tcPr>
+          <w:p>
+            <w:pPr>
+              <w:spacing w:after="0" w:line="240"/>
+            </w:pPr>
+            <w:r>
+              <w:rPr>
+                <w:rFonts w:ascii="Times New Roman" w:cs="Times New Roman" w:eastAsia="Times New Roman" w:hAnsi="Times New Roman"/>
+                <w:b w:val="false"/>
+                <w:bCs w:val="false"/>
+                <w:sz w:val="22"/>
+                <w:szCs w:val="22"/>
+              </w:rPr>
+              <w:t xml:space="preserve">Реквизиты соглашения о разграничении ответственности, если оно подписано</w:t>
+            </w:r>
+          </w:p>
+        </w:tc>
+        <w:tc>
+          <w:tcPr>
+            <w:tcW w:type="dxa" w:w="2760"/>
+            <w:tcMar>
+              <w:top w:type="dxa" w:w="80"/>
+              <w:left w:type="dxa" w:w="120"/>
+              <w:bottom w:type="dxa" w:w="80"/>
+              <w:right w:type="dxa" w:w="120"/>
+            </w:tcMar>
+          </w:tcPr>
+          <w:p>
+            <w:pPr>
+              <w:spacing w:after="0" w:line="240"/>
+            </w:pPr>
+            <w:r>
+              <w:rPr>
+                <w:rFonts w:ascii="Times New Roman" w:cs="Times New Roman" w:eastAsia="Times New Roman" w:hAnsi="Times New Roman"/>
+                <w:b w:val="false"/>
+                <w:bCs w:val="false"/>
+                <w:sz w:val="22"/>
+                <w:szCs w:val="22"/>
+              </w:rPr>
+              <w:t>подписанное соглашение; шаблон — файл 32, только в «Споре с суммой»</w:t>
+            </w:r>
+          </w:p>
+        </w:tc>
+      </w:tr>
+      <w:tr>
+        <w:tc>
+          <w:tcPr>
+            <w:tcW w:type="dxa" w:w="2900"/>
+            <w:tcMar>
+              <w:top w:type="dxa" w:w="80"/>
+              <w:left w:type="dxa" w:w="120"/>
+              <w:bottom w:type="dxa" w:w="80"/>
+              <w:right w:type="dxa" w:w="120"/>
+            </w:tcMar>
+          </w:tcPr>
+          <w:p>
+            <w:pPr>
+              <w:spacing w:after="0" w:line="240"/>
+            </w:pPr>
+            <w:r>
+              <w:rPr>
+                <w:rFonts w:ascii="Times New Roman" w:cs="Times New Roman" w:eastAsia="Times New Roman" w:hAnsi="Times New Roman"/>
+                <w:b/>
+                <w:bCs/>
+                <w:i w:val="false"/>
+                <w:iCs w:val="false"/>
+                <w:color w:val="000000"/>
+                <w:sz w:val="22"/>
+                <w:szCs w:val="22"/>
+              </w:rPr>
               <w:t xml:space="preserve">{{ДОКУМЕНТ_ГРАНИЦЫ: соглашение о разграничении / акт передачи фронта}}</w:t>
             </w:r>
           </w:p>
@@ -1641,7 +1724,7 @@
                 <w:sz w:val="22"/>
                 <w:szCs w:val="22"/>
               </w:rPr>
-              <w:t>документ, подписанный на вашем объекте; шаблонов соглашения и акта передачи фронта в этом комплекте нет</w:t>
+              <w:t>подписанные на объекте соглашение или акт; шаблоны — файлы 32 и 37, только в «Споре с суммой»</w:t>
             </w:r>
           </w:p>
         </w:tc>
@@ -2715,15 +2798,17 @@
                 <w:sz w:val="22"/>
                 <w:szCs w:val="22"/>
               </w:rPr>
-            </w:r>
-            <w:r>
-              <w:rPr>
-                <w:rFonts w:ascii="Times New Roman" w:cs="Times New Roman" w:eastAsia="Times New Roman" w:hAnsi="Times New Roman"/>
-                <w:b w:val="false"/>
-                <w:bCs w:val="false"/>
-                <w:sz w:val="22"/>
-                <w:szCs w:val="22"/>
-              </w:rPr>
+              <w:t xml:space="preserve">{{НОМЕР_ПИСЬМА}}</w:t>
+            </w:r>
+            <w:r>
+              <w:rPr>
+                <w:rFonts w:ascii="Times New Roman" w:cs="Times New Roman" w:eastAsia="Times New Roman" w:hAnsi="Times New Roman"/>
+                <w:b w:val="false"/>
+                <w:bCs w:val="false"/>
+                <w:sz w:val="22"/>
+                <w:szCs w:val="22"/>
+              </w:rPr>
+              <w:t xml:space="preserve">, </w:t>
             </w:r>
             <w:r>
               <w:rPr>
@@ -2769,18 +2854,20 @@
                 <w:sz w:val="22"/>
                 <w:szCs w:val="22"/>
               </w:rPr>
-            </w:r>
-            <w:r>
-              <w:rPr>
-                <w:rFonts w:ascii="Times New Roman" w:cs="Times New Roman" w:eastAsia="Times New Roman" w:hAnsi="Times New Roman"/>
-                <w:b/>
-                <w:bCs/>
-                <w:i w:val="false"/>
-                <w:iCs w:val="false"/>
-                <w:color w:val="000000"/>
-                <w:sz w:val="22"/>
-                <w:szCs w:val="22"/>
-              </w:rPr>
+              <w:t xml:space="preserve">, </w:t>
+            </w:r>
+            <w:r>
+              <w:rPr>
+                <w:rFonts w:ascii="Times New Roman" w:cs="Times New Roman" w:eastAsia="Times New Roman" w:hAnsi="Times New Roman"/>
+                <w:b/>
+                <w:bCs/>
+                <w:i w:val="false"/>
+                <w:iCs w:val="false"/>
+                <w:color w:val="000000"/>
+                <w:sz w:val="22"/>
+                <w:szCs w:val="22"/>
+              </w:rPr>
+              <w:t xml:space="preserve">{{РЕКВИЗИТЫ_УКАЗАНИЯ}}</w:t>
             </w:r>
           </w:p>
         </w:tc>
@@ -2806,7 +2893,7 @@
                 <w:sz w:val="22"/>
                 <w:szCs w:val="22"/>
               </w:rPr>
-              <w:t>Реквизиты вашего предупреждения и указания генподрядчика, на которые ссылаетесь</w:t>
+              <w:t xml:space="preserve">Реквизиты писем и указаний, на которые ссылаетесь</w:t>
             </w:r>
           </w:p>
         </w:tc>
@@ -2833,6 +2920,89 @@
                 <w:szCs w:val="22"/>
               </w:rPr>
               <w:t xml:space="preserve">ваш архив переписки</w:t>
+            </w:r>
+          </w:p>
+        </w:tc>
+      </w:tr>
+      <w:tr>
+        <w:tc>
+          <w:tcPr>
+            <w:tcW w:type="dxa" w:w="2900"/>
+            <w:tcMar>
+              <w:top w:type="dxa" w:w="80"/>
+              <w:left w:type="dxa" w:w="120"/>
+              <w:bottom w:type="dxa" w:w="80"/>
+              <w:right w:type="dxa" w:w="120"/>
+            </w:tcMar>
+          </w:tcPr>
+          <w:p>
+            <w:pPr>
+              <w:spacing w:after="0" w:line="240"/>
+            </w:pPr>
+            <w:r>
+              <w:rPr>
+                <w:rFonts w:ascii="Times New Roman" w:cs="Times New Roman" w:eastAsia="Times New Roman" w:hAnsi="Times New Roman"/>
+                <w:b/>
+                <w:bCs/>
+                <w:i w:val="false"/>
+                <w:iCs w:val="false"/>
+                <w:color w:val="000000"/>
+                <w:sz w:val="22"/>
+                <w:szCs w:val="22"/>
+              </w:rPr>
+              <w:t xml:space="preserve">{{ДОГОВОРНЫЙ_КАНАЛ}}</w:t>
+            </w:r>
+          </w:p>
+        </w:tc>
+        <w:tc>
+          <w:tcPr>
+            <w:tcW w:type="dxa" w:w="3400"/>
+            <w:tcMar>
+              <w:top w:type="dxa" w:w="80"/>
+              <w:left w:type="dxa" w:w="120"/>
+              <w:bottom w:type="dxa" w:w="80"/>
+              <w:right w:type="dxa" w:w="120"/>
+            </w:tcMar>
+          </w:tcPr>
+          <w:p>
+            <w:pPr>
+              <w:spacing w:after="0" w:line="240"/>
+            </w:pPr>
+            <w:r>
+              <w:rPr>
+                <w:rFonts w:ascii="Times New Roman" w:cs="Times New Roman" w:eastAsia="Times New Roman" w:hAnsi="Times New Roman"/>
+                <w:b w:val="false"/>
+                <w:bCs w:val="false"/>
+                <w:sz w:val="22"/>
+                <w:szCs w:val="22"/>
+              </w:rPr>
+              <w:t xml:space="preserve">Канал уведомлений, названный в договоре: адреса, ЭДО, электронная почта</w:t>
+            </w:r>
+          </w:p>
+        </w:tc>
+        <w:tc>
+          <w:tcPr>
+            <w:tcW w:type="dxa" w:w="2760"/>
+            <w:tcMar>
+              <w:top w:type="dxa" w:w="80"/>
+              <w:left w:type="dxa" w:w="120"/>
+              <w:bottom w:type="dxa" w:w="80"/>
+              <w:right w:type="dxa" w:w="120"/>
+            </w:tcMar>
+          </w:tcPr>
+          <w:p>
+            <w:pPr>
+              <w:spacing w:after="0" w:line="240"/>
+            </w:pPr>
+            <w:r>
+              <w:rPr>
+                <w:rFonts w:ascii="Times New Roman" w:cs="Times New Roman" w:eastAsia="Times New Roman" w:hAnsi="Times New Roman"/>
+                <w:b w:val="false"/>
+                <w:bCs w:val="false"/>
+                <w:sz w:val="22"/>
+                <w:szCs w:val="22"/>
+              </w:rPr>
+              <w:t xml:space="preserve">пункт договора об уведомлениях</w:t>
             </w:r>
           </w:p>
         </w:tc>
@@ -3124,7 +3294,7 @@
           <w:sz w:val="26"/>
           <w:szCs w:val="26"/>
         </w:rPr>
-        <w:t>Акты и фиксация</w:t>
+        <w:t xml:space="preserve">Акты, фиксация, материалы</w:t>
       </w:r>
     </w:p>
     <w:tbl>
@@ -3520,7 +3690,7 @@
                 <w:sz w:val="22"/>
                 <w:szCs w:val="22"/>
               </w:rPr>
-              <w:t>подписанный акт передачи фронта (шаблона акта в этом комплекте нет)</w:t>
+              <w:t>подписанный акт передачи фронта; шаблон — файл 37, только в «Споре с суммой»</w:t>
             </w:r>
           </w:p>
         </w:tc>
@@ -3551,49 +3721,30 @@
                 <w:sz w:val="22"/>
                 <w:szCs w:val="22"/>
               </w:rPr>
-              <w:t>{{ФОТОФИКСАЦИЯ_РЕКВИЗИТЫ}}</w:t>
-            </w:r>
-            <w:r>
-              <w:rPr>
-                <w:rFonts w:ascii="Times New Roman" w:cs="Times New Roman" w:eastAsia="Times New Roman" w:hAnsi="Times New Roman"/>
-                <w:b w:val="false"/>
-                <w:bCs w:val="false"/>
-                <w:sz w:val="22"/>
-                <w:szCs w:val="22"/>
-              </w:rPr>
-            </w:r>
-            <w:r>
-              <w:rPr>
-                <w:rFonts w:ascii="Times New Roman" w:cs="Times New Roman" w:eastAsia="Times New Roman" w:hAnsi="Times New Roman"/>
-                <w:b/>
-                <w:bCs/>
-                <w:i w:val="false"/>
-                <w:iCs w:val="false"/>
-                <w:color w:val="000000"/>
-                <w:sz w:val="22"/>
-                <w:szCs w:val="22"/>
-              </w:rPr>
-            </w:r>
-            <w:r>
-              <w:rPr>
-                <w:rFonts w:ascii="Times New Roman" w:cs="Times New Roman" w:eastAsia="Times New Roman" w:hAnsi="Times New Roman"/>
-                <w:b w:val="false"/>
-                <w:bCs w:val="false"/>
-                <w:sz w:val="22"/>
-                <w:szCs w:val="22"/>
-              </w:rPr>
-            </w:r>
-            <w:r>
-              <w:rPr>
-                <w:rFonts w:ascii="Times New Roman" w:cs="Times New Roman" w:eastAsia="Times New Roman" w:hAnsi="Times New Roman"/>
-                <w:b/>
-                <w:bCs/>
-                <w:i w:val="false"/>
-                <w:iCs w:val="false"/>
-                <w:color w:val="000000"/>
-                <w:sz w:val="22"/>
-                <w:szCs w:val="22"/>
-              </w:rPr>
+              <w:t xml:space="preserve">{{УЧАСТОК_ОСИ_ОТМЕТКИ}}</w:t>
+            </w:r>
+            <w:r>
+              <w:rPr>
+                <w:rFonts w:ascii="Times New Roman" w:cs="Times New Roman" w:eastAsia="Times New Roman" w:hAnsi="Times New Roman"/>
+                <w:b w:val="false"/>
+                <w:bCs w:val="false"/>
+                <w:sz w:val="22"/>
+                <w:szCs w:val="22"/>
+              </w:rPr>
+              <w:t xml:space="preserve">, </w:t>
+            </w:r>
+            <w:r>
+              <w:rPr>
+                <w:rFonts w:ascii="Times New Roman" w:cs="Times New Roman" w:eastAsia="Times New Roman" w:hAnsi="Times New Roman"/>
+                <w:b/>
+                <w:bCs/>
+                <w:i w:val="false"/>
+                <w:iCs w:val="false"/>
+                <w:color w:val="000000"/>
+                <w:sz w:val="22"/>
+                <w:szCs w:val="22"/>
+              </w:rPr>
+              <w:t xml:space="preserve">{{ВИДЫ_И_ОБЪЁМЫ_РАБОТ}}</w:t>
             </w:r>
           </w:p>
         </w:tc>
@@ -3619,7 +3770,7 @@
                 <w:sz w:val="22"/>
                 <w:szCs w:val="22"/>
               </w:rPr>
-              <w:t>Чем зафиксировано состояние ваших работ: снимки, их число и где хранятся</w:t>
+              <w:t xml:space="preserve">Границы фронта: оси, отметки, виды и объёмы работ</w:t>
             </w:r>
           </w:p>
         </w:tc>
@@ -3645,7 +3796,7 @@
                 <w:sz w:val="22"/>
                 <w:szCs w:val="22"/>
               </w:rPr>
-              <w:t xml:space="preserve">ваш архив фотофиксации</w:t>
+              <w:t xml:space="preserve">договор, рабочая документация</w:t>
             </w:r>
           </w:p>
         </w:tc>
@@ -3676,28 +3827,7 @@
                 <w:sz w:val="22"/>
                 <w:szCs w:val="22"/>
               </w:rPr>
-              <w:t>{{ОПИСАНИЕ_ДЕФЕКТА_ИЗ_ПРЕТЕНЗИИ}}</w:t>
-            </w:r>
-            <w:r>
-              <w:rPr>
-                <w:rFonts w:ascii="Times New Roman" w:cs="Times New Roman" w:eastAsia="Times New Roman" w:hAnsi="Times New Roman"/>
-                <w:b w:val="false"/>
-                <w:bCs w:val="false"/>
-                <w:sz w:val="22"/>
-                <w:szCs w:val="22"/>
-              </w:rPr>
-            </w:r>
-            <w:r>
-              <w:rPr>
-                <w:rFonts w:ascii="Times New Roman" w:cs="Times New Roman" w:eastAsia="Times New Roman" w:hAnsi="Times New Roman"/>
-                <w:b/>
-                <w:bCs/>
-                <w:i w:val="false"/>
-                <w:iCs w:val="false"/>
-                <w:color w:val="000000"/>
-                <w:sz w:val="22"/>
-                <w:szCs w:val="22"/>
-              </w:rPr>
+              <w:t xml:space="preserve">{{ОПИСАНИЕ_СОСТОЯНИЯ: готовность предшествующих работ, наличие доступа, освещение, временные сети}}</w:t>
             </w:r>
           </w:p>
         </w:tc>
@@ -3723,7 +3853,7 @@
                 <w:sz w:val="22"/>
                 <w:szCs w:val="22"/>
               </w:rPr>
-              <w:t>Описание недостатка так, как его называет претензия, — дословно</w:t>
+              <w:t xml:space="preserve">Состояние фронта на момент передачи — по перечню из подсказки</w:t>
             </w:r>
           </w:p>
         </w:tc>
@@ -3749,7 +3879,7 @@
                 <w:sz w:val="22"/>
                 <w:szCs w:val="22"/>
               </w:rPr>
-              <w:t>претензия</w:t>
+              <w:t xml:space="preserve">осмотр при приёмке, фотофиксация</w:t>
             </w:r>
           </w:p>
         </w:tc>
@@ -3780,49 +3910,7 @@
                 <w:sz w:val="22"/>
                 <w:szCs w:val="22"/>
               </w:rPr>
-              <w:t>{{ПРИЧИНА}}</w:t>
-            </w:r>
-            <w:r>
-              <w:rPr>
-                <w:rFonts w:ascii="Times New Roman" w:cs="Times New Roman" w:eastAsia="Times New Roman" w:hAnsi="Times New Roman"/>
-                <w:b w:val="false"/>
-                <w:bCs w:val="false"/>
-                <w:sz w:val="22"/>
-                <w:szCs w:val="22"/>
-              </w:rPr>
-            </w:r>
-            <w:r>
-              <w:rPr>
-                <w:rFonts w:ascii="Times New Roman" w:cs="Times New Roman" w:eastAsia="Times New Roman" w:hAnsi="Times New Roman"/>
-                <w:b/>
-                <w:bCs/>
-                <w:i w:val="false"/>
-                <w:iCs w:val="false"/>
-                <w:color w:val="000000"/>
-                <w:sz w:val="22"/>
-                <w:szCs w:val="22"/>
-              </w:rPr>
-            </w:r>
-            <w:r>
-              <w:rPr>
-                <w:rFonts w:ascii="Times New Roman" w:cs="Times New Roman" w:eastAsia="Times New Roman" w:hAnsi="Times New Roman"/>
-                <w:b w:val="false"/>
-                <w:bCs w:val="false"/>
-                <w:sz w:val="22"/>
-                <w:szCs w:val="22"/>
-              </w:rPr>
-            </w:r>
-            <w:r>
-              <w:rPr>
-                <w:rFonts w:ascii="Times New Roman" w:cs="Times New Roman" w:eastAsia="Times New Roman" w:hAnsi="Times New Roman"/>
-                <w:b/>
-                <w:bCs/>
-                <w:i w:val="false"/>
-                <w:iCs w:val="false"/>
-                <w:color w:val="000000"/>
-                <w:sz w:val="22"/>
-                <w:szCs w:val="22"/>
-              </w:rPr>
+              <w:t xml:space="preserve">{{ДОКУМЕНТАЦИЯ: рабочая документация (шифры, ревизии), разбивочная основа, ППР — по применимости}}</w:t>
             </w:r>
           </w:p>
         </w:tc>
@@ -3848,7 +3936,7 @@
                 <w:sz w:val="22"/>
                 <w:szCs w:val="22"/>
               </w:rPr>
-              <w:t>Причина недостатка или отказа — по вариантам из подсказки поля</w:t>
+              <w:t xml:space="preserve">Что передано вместе с фронтом</w:t>
             </w:r>
           </w:p>
         </w:tc>
@@ -3874,7 +3962,795 @@
                 <w:sz w:val="22"/>
                 <w:szCs w:val="22"/>
               </w:rPr>
-              <w:t>ваш разбор претензии и переписка</w:t>
+              <w:t xml:space="preserve">опись передаваемой документации</w:t>
+            </w:r>
+          </w:p>
+        </w:tc>
+      </w:tr>
+      <w:tr>
+        <w:tc>
+          <w:tcPr>
+            <w:tcW w:type="dxa" w:w="2900"/>
+            <w:tcMar>
+              <w:top w:type="dxa" w:w="80"/>
+              <w:left w:type="dxa" w:w="120"/>
+              <w:bottom w:type="dxa" w:w="80"/>
+              <w:right w:type="dxa" w:w="120"/>
+            </w:tcMar>
+          </w:tcPr>
+          <w:p>
+            <w:pPr>
+              <w:spacing w:after="0" w:line="240"/>
+            </w:pPr>
+            <w:r>
+              <w:rPr>
+                <w:rFonts w:ascii="Times New Roman" w:cs="Times New Roman" w:eastAsia="Times New Roman" w:hAnsi="Times New Roman"/>
+                <w:b/>
+                <w:bCs/>
+                <w:i w:val="false"/>
+                <w:iCs w:val="false"/>
+                <w:color w:val="000000"/>
+                <w:sz w:val="22"/>
+                <w:szCs w:val="22"/>
+              </w:rPr>
+              <w:t xml:space="preserve">{{ЧИСЛО_ФОТО}}</w:t>
+            </w:r>
+            <w:r>
+              <w:rPr>
+                <w:rFonts w:ascii="Times New Roman" w:cs="Times New Roman" w:eastAsia="Times New Roman" w:hAnsi="Times New Roman"/>
+                <w:b w:val="false"/>
+                <w:bCs w:val="false"/>
+                <w:sz w:val="22"/>
+                <w:szCs w:val="22"/>
+              </w:rPr>
+              <w:t xml:space="preserve">, </w:t>
+            </w:r>
+            <w:r>
+              <w:rPr>
+                <w:rFonts w:ascii="Times New Roman" w:cs="Times New Roman" w:eastAsia="Times New Roman" w:hAnsi="Times New Roman"/>
+                <w:b/>
+                <w:bCs/>
+                <w:i w:val="false"/>
+                <w:iCs w:val="false"/>
+                <w:color w:val="000000"/>
+                <w:sz w:val="22"/>
+                <w:szCs w:val="22"/>
+              </w:rPr>
+              <w:t xml:space="preserve">{{ГДЕ_ХРАНЯТСЯ}}</w:t>
+            </w:r>
+            <w:r>
+              <w:rPr>
+                <w:rFonts w:ascii="Times New Roman" w:cs="Times New Roman" w:eastAsia="Times New Roman" w:hAnsi="Times New Roman"/>
+                <w:b w:val="false"/>
+                <w:bCs w:val="false"/>
+                <w:sz w:val="22"/>
+                <w:szCs w:val="22"/>
+              </w:rPr>
+              <w:t xml:space="preserve">, </w:t>
+            </w:r>
+            <w:r>
+              <w:rPr>
+                <w:rFonts w:ascii="Times New Roman" w:cs="Times New Roman" w:eastAsia="Times New Roman" w:hAnsi="Times New Roman"/>
+                <w:b/>
+                <w:bCs/>
+                <w:i w:val="false"/>
+                <w:iCs w:val="false"/>
+                <w:color w:val="000000"/>
+                <w:sz w:val="22"/>
+                <w:szCs w:val="22"/>
+              </w:rPr>
+              <w:t xml:space="preserve">{{ФОТОФИКСАЦИЯ_РЕКВИЗИТЫ}}</w:t>
+            </w:r>
+          </w:p>
+        </w:tc>
+        <w:tc>
+          <w:tcPr>
+            <w:tcW w:type="dxa" w:w="3400"/>
+            <w:tcMar>
+              <w:top w:type="dxa" w:w="80"/>
+              <w:left w:type="dxa" w:w="120"/>
+              <w:bottom w:type="dxa" w:w="80"/>
+              <w:right w:type="dxa" w:w="120"/>
+            </w:tcMar>
+          </w:tcPr>
+          <w:p>
+            <w:pPr>
+              <w:spacing w:after="0" w:line="240"/>
+            </w:pPr>
+            <w:r>
+              <w:rPr>
+                <w:rFonts w:ascii="Times New Roman" w:cs="Times New Roman" w:eastAsia="Times New Roman" w:hAnsi="Times New Roman"/>
+                <w:b w:val="false"/>
+                <w:bCs w:val="false"/>
+                <w:sz w:val="22"/>
+                <w:szCs w:val="22"/>
+              </w:rPr>
+              <w:t xml:space="preserve">Сколько снимков сделано и где хранятся</w:t>
+            </w:r>
+          </w:p>
+        </w:tc>
+        <w:tc>
+          <w:tcPr>
+            <w:tcW w:type="dxa" w:w="2760"/>
+            <w:tcMar>
+              <w:top w:type="dxa" w:w="80"/>
+              <w:left w:type="dxa" w:w="120"/>
+              <w:bottom w:type="dxa" w:w="80"/>
+              <w:right w:type="dxa" w:w="120"/>
+            </w:tcMar>
+          </w:tcPr>
+          <w:p>
+            <w:pPr>
+              <w:spacing w:after="0" w:line="240"/>
+            </w:pPr>
+            <w:r>
+              <w:rPr>
+                <w:rFonts w:ascii="Times New Roman" w:cs="Times New Roman" w:eastAsia="Times New Roman" w:hAnsi="Times New Roman"/>
+                <w:b w:val="false"/>
+                <w:bCs w:val="false"/>
+                <w:sz w:val="22"/>
+                <w:szCs w:val="22"/>
+              </w:rPr>
+              <w:t xml:space="preserve">ваш архив фотофиксации</w:t>
+            </w:r>
+          </w:p>
+        </w:tc>
+      </w:tr>
+      <w:tr>
+        <w:tc>
+          <w:tcPr>
+            <w:tcW w:type="dxa" w:w="2900"/>
+            <w:tcMar>
+              <w:top w:type="dxa" w:w="80"/>
+              <w:left w:type="dxa" w:w="120"/>
+              <w:bottom w:type="dxa" w:w="80"/>
+              <w:right w:type="dxa" w:w="120"/>
+            </w:tcMar>
+          </w:tcPr>
+          <w:p>
+            <w:pPr>
+              <w:spacing w:after="0" w:line="240"/>
+            </w:pPr>
+            <w:r>
+              <w:rPr>
+                <w:rFonts w:ascii="Times New Roman" w:cs="Times New Roman" w:eastAsia="Times New Roman" w:hAnsi="Times New Roman"/>
+                <w:b/>
+                <w:bCs/>
+                <w:i w:val="false"/>
+                <w:iCs w:val="false"/>
+                <w:color w:val="000000"/>
+                <w:sz w:val="22"/>
+                <w:szCs w:val="22"/>
+              </w:rPr>
+              <w:t xml:space="preserve">{{НАИМЕНОВАНИЕ_МАРКА_ПАРТИЯ}}</w:t>
+            </w:r>
+            <w:r>
+              <w:rPr>
+                <w:rFonts w:ascii="Times New Roman" w:cs="Times New Roman" w:eastAsia="Times New Roman" w:hAnsi="Times New Roman"/>
+                <w:b w:val="false"/>
+                <w:bCs w:val="false"/>
+                <w:sz w:val="22"/>
+                <w:szCs w:val="22"/>
+              </w:rPr>
+              <w:t xml:space="preserve">, </w:t>
+            </w:r>
+            <w:r>
+              <w:rPr>
+                <w:rFonts w:ascii="Times New Roman" w:cs="Times New Roman" w:eastAsia="Times New Roman" w:hAnsi="Times New Roman"/>
+                <w:b/>
+                <w:bCs/>
+                <w:i w:val="false"/>
+                <w:iCs w:val="false"/>
+                <w:color w:val="000000"/>
+                <w:sz w:val="22"/>
+                <w:szCs w:val="22"/>
+              </w:rPr>
+              <w:t xml:space="preserve">{{НАИМЕНОВАНИЕ_МАТЕРИАЛА, ПАРТИЯ, НАКЛАДНАЯ}}</w:t>
+            </w:r>
+            <w:r>
+              <w:rPr>
+                <w:rFonts w:ascii="Times New Roman" w:cs="Times New Roman" w:eastAsia="Times New Roman" w:hAnsi="Times New Roman"/>
+                <w:b w:val="false"/>
+                <w:bCs w:val="false"/>
+                <w:sz w:val="22"/>
+                <w:szCs w:val="22"/>
+              </w:rPr>
+              <w:t xml:space="preserve">, </w:t>
+            </w:r>
+            <w:r>
+              <w:rPr>
+                <w:rFonts w:ascii="Times New Roman" w:cs="Times New Roman" w:eastAsia="Times New Roman" w:hAnsi="Times New Roman"/>
+                <w:b/>
+                <w:bCs/>
+                <w:i w:val="false"/>
+                <w:iCs w:val="false"/>
+                <w:color w:val="000000"/>
+                <w:sz w:val="22"/>
+                <w:szCs w:val="22"/>
+              </w:rPr>
+              <w:t xml:space="preserve">{{НАКЛАДНАЯ_РЕКВИЗИТЫ}}</w:t>
+            </w:r>
+          </w:p>
+        </w:tc>
+        <w:tc>
+          <w:tcPr>
+            <w:tcW w:type="dxa" w:w="3400"/>
+            <w:tcMar>
+              <w:top w:type="dxa" w:w="80"/>
+              <w:left w:type="dxa" w:w="120"/>
+              <w:bottom w:type="dxa" w:w="80"/>
+              <w:right w:type="dxa" w:w="120"/>
+            </w:tcMar>
+          </w:tcPr>
+          <w:p>
+            <w:pPr>
+              <w:spacing w:after="0" w:line="240"/>
+            </w:pPr>
+            <w:r>
+              <w:rPr>
+                <w:rFonts w:ascii="Times New Roman" w:cs="Times New Roman" w:eastAsia="Times New Roman" w:hAnsi="Times New Roman"/>
+                <w:b w:val="false"/>
+                <w:bCs w:val="false"/>
+                <w:sz w:val="22"/>
+                <w:szCs w:val="22"/>
+              </w:rPr>
+              <w:t xml:space="preserve">Идентификация давальческого материала: что, какая партия, по какой накладной</w:t>
+            </w:r>
+          </w:p>
+        </w:tc>
+        <w:tc>
+          <w:tcPr>
+            <w:tcW w:type="dxa" w:w="2760"/>
+            <w:tcMar>
+              <w:top w:type="dxa" w:w="80"/>
+              <w:left w:type="dxa" w:w="120"/>
+              <w:bottom w:type="dxa" w:w="80"/>
+              <w:right w:type="dxa" w:w="120"/>
+            </w:tcMar>
+          </w:tcPr>
+          <w:p>
+            <w:pPr>
+              <w:spacing w:after="0" w:line="240"/>
+            </w:pPr>
+            <w:r>
+              <w:rPr>
+                <w:rFonts w:ascii="Times New Roman" w:cs="Times New Roman" w:eastAsia="Times New Roman" w:hAnsi="Times New Roman"/>
+                <w:b w:val="false"/>
+                <w:bCs w:val="false"/>
+                <w:sz w:val="22"/>
+                <w:szCs w:val="22"/>
+              </w:rPr>
+              <w:t xml:space="preserve">накладные, паспорта качества</w:t>
+            </w:r>
+          </w:p>
+        </w:tc>
+      </w:tr>
+      <w:tr>
+        <w:tc>
+          <w:tcPr>
+            <w:tcW w:type="dxa" w:w="2900"/>
+            <w:tcMar>
+              <w:top w:type="dxa" w:w="80"/>
+              <w:left w:type="dxa" w:w="120"/>
+              <w:bottom w:type="dxa" w:w="80"/>
+              <w:right w:type="dxa" w:w="120"/>
+            </w:tcMar>
+          </w:tcPr>
+          <w:p>
+            <w:pPr>
+              <w:spacing w:after="0" w:line="240"/>
+            </w:pPr>
+            <w:r>
+              <w:rPr>
+                <w:rFonts w:ascii="Times New Roman" w:cs="Times New Roman" w:eastAsia="Times New Roman" w:hAnsi="Times New Roman"/>
+                <w:b/>
+                <w:bCs/>
+                <w:i w:val="false"/>
+                <w:iCs w:val="false"/>
+                <w:color w:val="000000"/>
+                <w:sz w:val="22"/>
+                <w:szCs w:val="22"/>
+              </w:rPr>
+              <w:t xml:space="preserve">{{КОЛИЧЕСТВО_ФАКТ}}</w:t>
+            </w:r>
+            <w:r>
+              <w:rPr>
+                <w:rFonts w:ascii="Times New Roman" w:cs="Times New Roman" w:eastAsia="Times New Roman" w:hAnsi="Times New Roman"/>
+                <w:b w:val="false"/>
+                <w:bCs w:val="false"/>
+                <w:sz w:val="22"/>
+                <w:szCs w:val="22"/>
+              </w:rPr>
+              <w:t xml:space="preserve">, </w:t>
+            </w:r>
+            <w:r>
+              <w:rPr>
+                <w:rFonts w:ascii="Times New Roman" w:cs="Times New Roman" w:eastAsia="Times New Roman" w:hAnsi="Times New Roman"/>
+                <w:b/>
+                <w:bCs/>
+                <w:i w:val="false"/>
+                <w:iCs w:val="false"/>
+                <w:color w:val="000000"/>
+                <w:sz w:val="22"/>
+                <w:szCs w:val="22"/>
+              </w:rPr>
+              <w:t xml:space="preserve">{{КОЛИЧЕСТВО_ДОКУМЕНТ}}</w:t>
+            </w:r>
+          </w:p>
+        </w:tc>
+        <w:tc>
+          <w:tcPr>
+            <w:tcW w:type="dxa" w:w="3400"/>
+            <w:tcMar>
+              <w:top w:type="dxa" w:w="80"/>
+              <w:left w:type="dxa" w:w="120"/>
+              <w:bottom w:type="dxa" w:w="80"/>
+              <w:right w:type="dxa" w:w="120"/>
+            </w:tcMar>
+          </w:tcPr>
+          <w:p>
+            <w:pPr>
+              <w:spacing w:after="0" w:line="240"/>
+            </w:pPr>
+            <w:r>
+              <w:rPr>
+                <w:rFonts w:ascii="Times New Roman" w:cs="Times New Roman" w:eastAsia="Times New Roman" w:hAnsi="Times New Roman"/>
+                <w:b w:val="false"/>
+                <w:bCs w:val="false"/>
+                <w:sz w:val="22"/>
+                <w:szCs w:val="22"/>
+              </w:rPr>
+              <w:t xml:space="preserve">Сколько принято фактически и сколько значится по документу</w:t>
+            </w:r>
+          </w:p>
+        </w:tc>
+        <w:tc>
+          <w:tcPr>
+            <w:tcW w:type="dxa" w:w="2760"/>
+            <w:tcMar>
+              <w:top w:type="dxa" w:w="80"/>
+              <w:left w:type="dxa" w:w="120"/>
+              <w:bottom w:type="dxa" w:w="80"/>
+              <w:right w:type="dxa" w:w="120"/>
+            </w:tcMar>
+          </w:tcPr>
+          <w:p>
+            <w:pPr>
+              <w:spacing w:after="0" w:line="240"/>
+            </w:pPr>
+            <w:r>
+              <w:rPr>
+                <w:rFonts w:ascii="Times New Roman" w:cs="Times New Roman" w:eastAsia="Times New Roman" w:hAnsi="Times New Roman"/>
+                <w:b w:val="false"/>
+                <w:bCs w:val="false"/>
+                <w:sz w:val="22"/>
+                <w:szCs w:val="22"/>
+              </w:rPr>
+              <w:t xml:space="preserve">взвешивание и обмер при приёмке, накладная</w:t>
+            </w:r>
+          </w:p>
+        </w:tc>
+      </w:tr>
+      <w:tr>
+        <w:tc>
+          <w:tcPr>
+            <w:tcW w:type="dxa" w:w="2900"/>
+            <w:tcMar>
+              <w:top w:type="dxa" w:w="80"/>
+              <w:left w:type="dxa" w:w="120"/>
+              <w:bottom w:type="dxa" w:w="80"/>
+              <w:right w:type="dxa" w:w="120"/>
+            </w:tcMar>
+          </w:tcPr>
+          <w:p>
+            <w:pPr>
+              <w:spacing w:after="0" w:line="240"/>
+            </w:pPr>
+            <w:r>
+              <w:rPr>
+                <w:rFonts w:ascii="Times New Roman" w:cs="Times New Roman" w:eastAsia="Times New Roman" w:hAnsi="Times New Roman"/>
+                <w:b/>
+                <w:bCs/>
+                <w:i w:val="false"/>
+                <w:iCs w:val="false"/>
+                <w:color w:val="000000"/>
+                <w:sz w:val="22"/>
+                <w:szCs w:val="22"/>
+              </w:rPr>
+              <w:t xml:space="preserve">{{ШИФР_ПОЗИЦИЯ}}</w:t>
+            </w:r>
+          </w:p>
+        </w:tc>
+        <w:tc>
+          <w:tcPr>
+            <w:tcW w:type="dxa" w:w="3400"/>
+            <w:tcMar>
+              <w:top w:type="dxa" w:w="80"/>
+              <w:left w:type="dxa" w:w="120"/>
+              <w:bottom w:type="dxa" w:w="80"/>
+              <w:right w:type="dxa" w:w="120"/>
+            </w:tcMar>
+          </w:tcPr>
+          <w:p>
+            <w:pPr>
+              <w:spacing w:after="0" w:line="240"/>
+            </w:pPr>
+            <w:r>
+              <w:rPr>
+                <w:rFonts w:ascii="Times New Roman" w:cs="Times New Roman" w:eastAsia="Times New Roman" w:hAnsi="Times New Roman"/>
+                <w:b w:val="false"/>
+                <w:bCs w:val="false"/>
+                <w:sz w:val="22"/>
+                <w:szCs w:val="22"/>
+              </w:rPr>
+              <w:t xml:space="preserve">Шифр проектного документа и позиция спецификации</w:t>
+            </w:r>
+          </w:p>
+        </w:tc>
+        <w:tc>
+          <w:tcPr>
+            <w:tcW w:type="dxa" w:w="2760"/>
+            <w:tcMar>
+              <w:top w:type="dxa" w:w="80"/>
+              <w:left w:type="dxa" w:w="120"/>
+              <w:bottom w:type="dxa" w:w="80"/>
+              <w:right w:type="dxa" w:w="120"/>
+            </w:tcMar>
+          </w:tcPr>
+          <w:p>
+            <w:pPr>
+              <w:spacing w:after="0" w:line="240"/>
+            </w:pPr>
+            <w:r>
+              <w:rPr>
+                <w:rFonts w:ascii="Times New Roman" w:cs="Times New Roman" w:eastAsia="Times New Roman" w:hAnsi="Times New Roman"/>
+                <w:b w:val="false"/>
+                <w:bCs w:val="false"/>
+                <w:sz w:val="22"/>
+                <w:szCs w:val="22"/>
+              </w:rPr>
+              <w:t xml:space="preserve">рабочая документация</w:t>
+            </w:r>
+          </w:p>
+        </w:tc>
+      </w:tr>
+      <w:tr>
+        <w:tc>
+          <w:tcPr>
+            <w:tcW w:type="dxa" w:w="2900"/>
+            <w:tcMar>
+              <w:top w:type="dxa" w:w="80"/>
+              <w:left w:type="dxa" w:w="120"/>
+              <w:bottom w:type="dxa" w:w="80"/>
+              <w:right w:type="dxa" w:w="120"/>
+            </w:tcMar>
+          </w:tcPr>
+          <w:p>
+            <w:pPr>
+              <w:spacing w:after="0" w:line="240"/>
+            </w:pPr>
+            <w:r>
+              <w:rPr>
+                <w:rFonts w:ascii="Times New Roman" w:cs="Times New Roman" w:eastAsia="Times New Roman" w:hAnsi="Times New Roman"/>
+                <w:b/>
+                <w:bCs/>
+                <w:i w:val="false"/>
+                <w:iCs w:val="false"/>
+                <w:color w:val="000000"/>
+                <w:sz w:val="22"/>
+                <w:szCs w:val="22"/>
+              </w:rPr>
+              <w:t xml:space="preserve">{{ОПИСАНИЕ}}</w:t>
+            </w:r>
+            <w:r>
+              <w:rPr>
+                <w:rFonts w:ascii="Times New Roman" w:cs="Times New Roman" w:eastAsia="Times New Roman" w:hAnsi="Times New Roman"/>
+                <w:b w:val="false"/>
+                <w:bCs w:val="false"/>
+                <w:sz w:val="22"/>
+                <w:szCs w:val="22"/>
+              </w:rPr>
+              <w:t xml:space="preserve">, </w:t>
+            </w:r>
+            <w:r>
+              <w:rPr>
+                <w:rFonts w:ascii="Times New Roman" w:cs="Times New Roman" w:eastAsia="Times New Roman" w:hAnsi="Times New Roman"/>
+                <w:b/>
+                <w:bCs/>
+                <w:i w:val="false"/>
+                <w:iCs w:val="false"/>
+                <w:color w:val="000000"/>
+                <w:sz w:val="22"/>
+                <w:szCs w:val="22"/>
+              </w:rPr>
+              <w:t xml:space="preserve">{{ОПИСАНИЕ_ДЕФЕКТА_ИЗ_ПРЕТЕНЗИИ}}</w:t>
+            </w:r>
+          </w:p>
+        </w:tc>
+        <w:tc>
+          <w:tcPr>
+            <w:tcW w:type="dxa" w:w="3400"/>
+            <w:tcMar>
+              <w:top w:type="dxa" w:w="80"/>
+              <w:left w:type="dxa" w:w="120"/>
+              <w:bottom w:type="dxa" w:w="80"/>
+              <w:right w:type="dxa" w:w="120"/>
+            </w:tcMar>
+          </w:tcPr>
+          <w:p>
+            <w:pPr>
+              <w:spacing w:after="0" w:line="240"/>
+            </w:pPr>
+            <w:r>
+              <w:rPr>
+                <w:rFonts w:ascii="Times New Roman" w:cs="Times New Roman" w:eastAsia="Times New Roman" w:hAnsi="Times New Roman"/>
+                <w:b w:val="false"/>
+                <w:bCs w:val="false"/>
+                <w:sz w:val="22"/>
+                <w:szCs w:val="22"/>
+              </w:rPr>
+              <w:t xml:space="preserve">Описание недостатка: из претензии — дословно, своё — по факту осмотра</w:t>
+            </w:r>
+          </w:p>
+        </w:tc>
+        <w:tc>
+          <w:tcPr>
+            <w:tcW w:type="dxa" w:w="2760"/>
+            <w:tcMar>
+              <w:top w:type="dxa" w:w="80"/>
+              <w:left w:type="dxa" w:w="120"/>
+              <w:bottom w:type="dxa" w:w="80"/>
+              <w:right w:type="dxa" w:w="120"/>
+            </w:tcMar>
+          </w:tcPr>
+          <w:p>
+            <w:pPr>
+              <w:spacing w:after="0" w:line="240"/>
+            </w:pPr>
+            <w:r>
+              <w:rPr>
+                <w:rFonts w:ascii="Times New Roman" w:cs="Times New Roman" w:eastAsia="Times New Roman" w:hAnsi="Times New Roman"/>
+                <w:b w:val="false"/>
+                <w:bCs w:val="false"/>
+                <w:sz w:val="22"/>
+                <w:szCs w:val="22"/>
+              </w:rPr>
+              <w:t xml:space="preserve">претензия, акт осмотра</w:t>
+            </w:r>
+          </w:p>
+        </w:tc>
+      </w:tr>
+      <w:tr>
+        <w:tc>
+          <w:tcPr>
+            <w:tcW w:type="dxa" w:w="2900"/>
+            <w:tcMar>
+              <w:top w:type="dxa" w:w="80"/>
+              <w:left w:type="dxa" w:w="120"/>
+              <w:bottom w:type="dxa" w:w="80"/>
+              <w:right w:type="dxa" w:w="120"/>
+            </w:tcMar>
+          </w:tcPr>
+          <w:p>
+            <w:pPr>
+              <w:spacing w:after="0" w:line="240"/>
+            </w:pPr>
+            <w:r>
+              <w:rPr>
+                <w:rFonts w:ascii="Times New Roman" w:cs="Times New Roman" w:eastAsia="Times New Roman" w:hAnsi="Times New Roman"/>
+                <w:b/>
+                <w:bCs/>
+                <w:i w:val="false"/>
+                <w:iCs w:val="false"/>
+                <w:color w:val="000000"/>
+                <w:sz w:val="22"/>
+                <w:szCs w:val="22"/>
+              </w:rPr>
+              <w:t xml:space="preserve">{{ОГОВОРКИ}}</w:t>
+            </w:r>
+            <w:r>
+              <w:rPr>
+                <w:rFonts w:ascii="Times New Roman" w:cs="Times New Roman" w:eastAsia="Times New Roman" w:hAnsi="Times New Roman"/>
+                <w:b w:val="false"/>
+                <w:bCs w:val="false"/>
+                <w:sz w:val="22"/>
+                <w:szCs w:val="22"/>
+              </w:rPr>
+              <w:t xml:space="preserve">, </w:t>
+            </w:r>
+            <w:r>
+              <w:rPr>
+                <w:rFonts w:ascii="Times New Roman" w:cs="Times New Roman" w:eastAsia="Times New Roman" w:hAnsi="Times New Roman"/>
+                <w:b/>
+                <w:bCs/>
+                <w:i w:val="false"/>
+                <w:iCs w:val="false"/>
+                <w:color w:val="000000"/>
+                <w:sz w:val="22"/>
+                <w:szCs w:val="22"/>
+              </w:rPr>
+              <w:t xml:space="preserve">{{ЗАМЕЧАНИЯ_ИЛИ_НЕТ}}</w:t>
+            </w:r>
+            <w:r>
+              <w:rPr>
+                <w:rFonts w:ascii="Times New Roman" w:cs="Times New Roman" w:eastAsia="Times New Roman" w:hAnsi="Times New Roman"/>
+                <w:b w:val="false"/>
+                <w:bCs w:val="false"/>
+                <w:sz w:val="22"/>
+                <w:szCs w:val="22"/>
+              </w:rPr>
+              <w:t xml:space="preserve">, </w:t>
+            </w:r>
+            <w:r>
+              <w:rPr>
+                <w:rFonts w:ascii="Times New Roman" w:cs="Times New Roman" w:eastAsia="Times New Roman" w:hAnsi="Times New Roman"/>
+                <w:b/>
+                <w:bCs/>
+                <w:i w:val="false"/>
+                <w:iCs w:val="false"/>
+                <w:color w:val="000000"/>
+                <w:sz w:val="22"/>
+                <w:szCs w:val="22"/>
+              </w:rPr>
+              <w:t xml:space="preserve">{{ПРИЧИНА}}</w:t>
+            </w:r>
+          </w:p>
+        </w:tc>
+        <w:tc>
+          <w:tcPr>
+            <w:tcW w:type="dxa" w:w="3400"/>
+            <w:tcMar>
+              <w:top w:type="dxa" w:w="80"/>
+              <w:left w:type="dxa" w:w="120"/>
+              <w:bottom w:type="dxa" w:w="80"/>
+              <w:right w:type="dxa" w:w="120"/>
+            </w:tcMar>
+          </w:tcPr>
+          <w:p>
+            <w:pPr>
+              <w:spacing w:after="0" w:line="240"/>
+            </w:pPr>
+            <w:r>
+              <w:rPr>
+                <w:rFonts w:ascii="Times New Roman" w:cs="Times New Roman" w:eastAsia="Times New Roman" w:hAnsi="Times New Roman"/>
+                <w:b w:val="false"/>
+                <w:bCs w:val="false"/>
+                <w:sz w:val="22"/>
+                <w:szCs w:val="22"/>
+              </w:rPr>
+              <w:t xml:space="preserve">Замечания при приёмке и причина отказа, если он есть</w:t>
+            </w:r>
+          </w:p>
+        </w:tc>
+        <w:tc>
+          <w:tcPr>
+            <w:tcW w:type="dxa" w:w="2760"/>
+            <w:tcMar>
+              <w:top w:type="dxa" w:w="80"/>
+              <w:left w:type="dxa" w:w="120"/>
+              <w:bottom w:type="dxa" w:w="80"/>
+              <w:right w:type="dxa" w:w="120"/>
+            </w:tcMar>
+          </w:tcPr>
+          <w:p>
+            <w:pPr>
+              <w:spacing w:after="0" w:line="240"/>
+            </w:pPr>
+            <w:r>
+              <w:rPr>
+                <w:rFonts w:ascii="Times New Roman" w:cs="Times New Roman" w:eastAsia="Times New Roman" w:hAnsi="Times New Roman"/>
+                <w:b w:val="false"/>
+                <w:bCs w:val="false"/>
+                <w:sz w:val="22"/>
+                <w:szCs w:val="22"/>
+              </w:rPr>
+              <w:t xml:space="preserve">фактическое состояние на момент подписания</w:t>
+            </w:r>
+          </w:p>
+        </w:tc>
+      </w:tr>
+      <w:tr>
+        <w:tc>
+          <w:tcPr>
+            <w:tcW w:type="dxa" w:w="2900"/>
+            <w:tcMar>
+              <w:top w:type="dxa" w:w="80"/>
+              <w:left w:type="dxa" w:w="120"/>
+              <w:bottom w:type="dxa" w:w="80"/>
+              <w:right w:type="dxa" w:w="120"/>
+            </w:tcMar>
+          </w:tcPr>
+          <w:p>
+            <w:pPr>
+              <w:spacing w:after="0" w:line="240"/>
+            </w:pPr>
+            <w:r>
+              <w:rPr>
+                <w:rFonts w:ascii="Times New Roman" w:cs="Times New Roman" w:eastAsia="Times New Roman" w:hAnsi="Times New Roman"/>
+                <w:b/>
+                <w:bCs/>
+                <w:i w:val="false"/>
+                <w:iCs w:val="false"/>
+                <w:color w:val="000000"/>
+                <w:sz w:val="22"/>
+                <w:szCs w:val="22"/>
+              </w:rPr>
+              <w:t xml:space="preserve">{{ОШИБКА}}</w:t>
+            </w:r>
+            <w:r>
+              <w:rPr>
+                <w:rFonts w:ascii="Times New Roman" w:cs="Times New Roman" w:eastAsia="Times New Roman" w:hAnsi="Times New Roman"/>
+                <w:b w:val="false"/>
+                <w:bCs w:val="false"/>
+                <w:sz w:val="22"/>
+                <w:szCs w:val="22"/>
+              </w:rPr>
+              <w:t xml:space="preserve">, </w:t>
+            </w:r>
+            <w:r>
+              <w:rPr>
+                <w:rFonts w:ascii="Times New Roman" w:cs="Times New Roman" w:eastAsia="Times New Roman" w:hAnsi="Times New Roman"/>
+                <w:b/>
+                <w:bCs/>
+                <w:i w:val="false"/>
+                <w:iCs w:val="false"/>
+                <w:color w:val="000000"/>
+                <w:sz w:val="22"/>
+                <w:szCs w:val="22"/>
+              </w:rPr>
+              <w:t xml:space="preserve">{{ПОСЛЕДСТВИЯ_ДЛЯ_ГОДНОСТИ_ИЛИ_ПРОЧНОСТИ}}</w:t>
+            </w:r>
+          </w:p>
+        </w:tc>
+        <w:tc>
+          <w:tcPr>
+            <w:tcW w:type="dxa" w:w="3400"/>
+            <w:tcMar>
+              <w:top w:type="dxa" w:w="80"/>
+              <w:left w:type="dxa" w:w="120"/>
+              <w:bottom w:type="dxa" w:w="80"/>
+              <w:right w:type="dxa" w:w="120"/>
+            </w:tcMar>
+          </w:tcPr>
+          <w:p>
+            <w:pPr>
+              <w:spacing w:after="0" w:line="240"/>
+            </w:pPr>
+            <w:r>
+              <w:rPr>
+                <w:rFonts w:ascii="Times New Roman" w:cs="Times New Roman" w:eastAsia="Times New Roman" w:hAnsi="Times New Roman"/>
+                <w:b w:val="false"/>
+                <w:bCs w:val="false"/>
+                <w:sz w:val="22"/>
+                <w:szCs w:val="22"/>
+              </w:rPr>
+              <w:t xml:space="preserve">В чём ошибка документации или указания и чем она грозит результату работ</w:t>
+            </w:r>
+          </w:p>
+        </w:tc>
+        <w:tc>
+          <w:tcPr>
+            <w:tcW w:type="dxa" w:w="2760"/>
+            <w:tcMar>
+              <w:top w:type="dxa" w:w="80"/>
+              <w:left w:type="dxa" w:w="120"/>
+              <w:bottom w:type="dxa" w:w="80"/>
+              <w:right w:type="dxa" w:w="120"/>
+            </w:tcMar>
+          </w:tcPr>
+          <w:p>
+            <w:pPr>
+              <w:spacing w:after="0" w:line="240"/>
+            </w:pPr>
+            <w:r>
+              <w:rPr>
+                <w:rFonts w:ascii="Times New Roman" w:cs="Times New Roman" w:eastAsia="Times New Roman" w:hAnsi="Times New Roman"/>
+                <w:b w:val="false"/>
+                <w:bCs w:val="false"/>
+                <w:sz w:val="22"/>
+                <w:szCs w:val="22"/>
+              </w:rPr>
+              <w:t xml:space="preserve">ваш технический разбор; при сомнении — специалист</w:t>
             </w:r>
           </w:p>
         </w:tc>
@@ -4506,49 +5382,53 @@
                 <w:sz w:val="22"/>
                 <w:szCs w:val="22"/>
               </w:rPr>
-              <w:t>{{СРОК_ПО_ДОГОВОРУ}}</w:t>
-            </w:r>
-            <w:r>
-              <w:rPr>
-                <w:rFonts w:ascii="Times New Roman" w:cs="Times New Roman" w:eastAsia="Times New Roman" w:hAnsi="Times New Roman"/>
-                <w:b w:val="false"/>
-                <w:bCs w:val="false"/>
-                <w:sz w:val="22"/>
-                <w:szCs w:val="22"/>
-              </w:rPr>
-            </w:r>
-            <w:r>
-              <w:rPr>
-                <w:rFonts w:ascii="Times New Roman" w:cs="Times New Roman" w:eastAsia="Times New Roman" w:hAnsi="Times New Roman"/>
-                <w:b/>
-                <w:bCs/>
-                <w:i w:val="false"/>
-                <w:iCs w:val="false"/>
-                <w:color w:val="000000"/>
-                <w:sz w:val="22"/>
-                <w:szCs w:val="22"/>
-              </w:rPr>
-            </w:r>
-            <w:r>
-              <w:rPr>
-                <w:rFonts w:ascii="Times New Roman" w:cs="Times New Roman" w:eastAsia="Times New Roman" w:hAnsi="Times New Roman"/>
-                <w:b w:val="false"/>
-                <w:bCs w:val="false"/>
-                <w:sz w:val="22"/>
-                <w:szCs w:val="22"/>
-              </w:rPr>
-            </w:r>
-            <w:r>
-              <w:rPr>
-                <w:rFonts w:ascii="Times New Roman" w:cs="Times New Roman" w:eastAsia="Times New Roman" w:hAnsi="Times New Roman"/>
-                <w:b/>
-                <w:bCs/>
-                <w:i w:val="false"/>
-                <w:iCs w:val="false"/>
-                <w:color w:val="000000"/>
-                <w:sz w:val="22"/>
-                <w:szCs w:val="22"/>
-              </w:rPr>
+              <w:t xml:space="preserve">{{СРОК}}</w:t>
+            </w:r>
+            <w:r>
+              <w:rPr>
+                <w:rFonts w:ascii="Times New Roman" w:cs="Times New Roman" w:eastAsia="Times New Roman" w:hAnsi="Times New Roman"/>
+                <w:b w:val="false"/>
+                <w:bCs w:val="false"/>
+                <w:sz w:val="22"/>
+                <w:szCs w:val="22"/>
+              </w:rPr>
+              <w:t xml:space="preserve">, </w:t>
+            </w:r>
+            <w:r>
+              <w:rPr>
+                <w:rFonts w:ascii="Times New Roman" w:cs="Times New Roman" w:eastAsia="Times New Roman" w:hAnsi="Times New Roman"/>
+                <w:b/>
+                <w:bCs/>
+                <w:i w:val="false"/>
+                <w:iCs w:val="false"/>
+                <w:color w:val="000000"/>
+                <w:sz w:val="22"/>
+                <w:szCs w:val="22"/>
+              </w:rPr>
+              <w:t xml:space="preserve">{{СРОК_ПО_ДОГОВОРУ}}</w:t>
+            </w:r>
+            <w:r>
+              <w:rPr>
+                <w:rFonts w:ascii="Times New Roman" w:cs="Times New Roman" w:eastAsia="Times New Roman" w:hAnsi="Times New Roman"/>
+                <w:b w:val="false"/>
+                <w:bCs w:val="false"/>
+                <w:sz w:val="22"/>
+                <w:szCs w:val="22"/>
+              </w:rPr>
+              <w:t xml:space="preserve">, </w:t>
+            </w:r>
+            <w:r>
+              <w:rPr>
+                <w:rFonts w:ascii="Times New Roman" w:cs="Times New Roman" w:eastAsia="Times New Roman" w:hAnsi="Times New Roman"/>
+                <w:b/>
+                <w:bCs/>
+                <w:i w:val="false"/>
+                <w:iCs w:val="false"/>
+                <w:color w:val="000000"/>
+                <w:sz w:val="22"/>
+                <w:szCs w:val="22"/>
+              </w:rPr>
+              <w:t xml:space="preserve">{{СРОК_ОТВЕТА_ПО_ДОГОВОРУ}}</w:t>
             </w:r>
           </w:p>
         </w:tc>
@@ -4631,28 +5511,7 @@
                 <w:sz w:val="22"/>
                 <w:szCs w:val="22"/>
               </w:rPr>
-              <w:t>{{ПРЕДЛАГАЕМАЯ_ДАТА}}</w:t>
-            </w:r>
-            <w:r>
-              <w:rPr>
-                <w:rFonts w:ascii="Times New Roman" w:cs="Times New Roman" w:eastAsia="Times New Roman" w:hAnsi="Times New Roman"/>
-                <w:b w:val="false"/>
-                <w:bCs w:val="false"/>
-                <w:sz w:val="22"/>
-                <w:szCs w:val="22"/>
-              </w:rPr>
-            </w:r>
-            <w:r>
-              <w:rPr>
-                <w:rFonts w:ascii="Times New Roman" w:cs="Times New Roman" w:eastAsia="Times New Roman" w:hAnsi="Times New Roman"/>
-                <w:b/>
-                <w:bCs/>
-                <w:i w:val="false"/>
-                <w:iCs w:val="false"/>
-                <w:color w:val="000000"/>
-                <w:sz w:val="22"/>
-                <w:szCs w:val="22"/>
-              </w:rPr>
+              <w:t xml:space="preserve">{{СРОК_КОМИССИИ_РАБ_ДНЕЙ}}</w:t>
             </w:r>
             <w:r>
               <w:rPr>
@@ -4675,6 +5534,158 @@
                 <w:sz w:val="22"/>
                 <w:szCs w:val="22"/>
               </w:rPr>
+              <w:t xml:space="preserve">{{СРОК_ВЫЗОВА}}</w:t>
+            </w:r>
+            <w:r>
+              <w:rPr>
+                <w:rFonts w:ascii="Times New Roman" w:cs="Times New Roman" w:eastAsia="Times New Roman" w:hAnsi="Times New Roman"/>
+                <w:b w:val="false"/>
+                <w:bCs w:val="false"/>
+                <w:sz w:val="22"/>
+                <w:szCs w:val="22"/>
+              </w:rPr>
+              <w:t xml:space="preserve">, </w:t>
+            </w:r>
+            <w:r>
+              <w:rPr>
+                <w:rFonts w:ascii="Times New Roman" w:cs="Times New Roman" w:eastAsia="Times New Roman" w:hAnsi="Times New Roman"/>
+                <w:b/>
+                <w:bCs/>
+                <w:i w:val="false"/>
+                <w:iCs w:val="false"/>
+                <w:color w:val="000000"/>
+                <w:sz w:val="22"/>
+                <w:szCs w:val="22"/>
+              </w:rPr>
+              <w:t xml:space="preserve">{{СРОК_ОСОБОГО_МНЕНИЯ}}</w:t>
+            </w:r>
+          </w:p>
+        </w:tc>
+        <w:tc>
+          <w:tcPr>
+            <w:tcW w:type="dxa" w:w="3400"/>
+            <w:tcMar>
+              <w:top w:type="dxa" w:w="80"/>
+              <w:left w:type="dxa" w:w="120"/>
+              <w:bottom w:type="dxa" w:w="80"/>
+              <w:right w:type="dxa" w:w="120"/>
+            </w:tcMar>
+          </w:tcPr>
+          <w:p>
+            <w:pPr>
+              <w:spacing w:after="0" w:line="240"/>
+            </w:pPr>
+            <w:r>
+              <w:rPr>
+                <w:rFonts w:ascii="Times New Roman" w:cs="Times New Roman" w:eastAsia="Times New Roman" w:hAnsi="Times New Roman"/>
+                <w:b w:val="false"/>
+                <w:bCs w:val="false"/>
+                <w:sz w:val="22"/>
+                <w:szCs w:val="22"/>
+              </w:rPr>
+              <w:t xml:space="preserve">Сроки процедур фиксации, которые вы устанавливаете соглашением или регламентом</w:t>
+            </w:r>
+          </w:p>
+        </w:tc>
+        <w:tc>
+          <w:tcPr>
+            <w:tcW w:type="dxa" w:w="2760"/>
+            <w:tcMar>
+              <w:top w:type="dxa" w:w="80"/>
+              <w:left w:type="dxa" w:w="120"/>
+              <w:bottom w:type="dxa" w:w="80"/>
+              <w:right w:type="dxa" w:w="120"/>
+            </w:tcMar>
+          </w:tcPr>
+          <w:p>
+            <w:pPr>
+              <w:spacing w:after="0" w:line="240"/>
+            </w:pPr>
+            <w:r>
+              <w:rPr>
+                <w:rFonts w:ascii="Times New Roman" w:cs="Times New Roman" w:eastAsia="Times New Roman" w:hAnsi="Times New Roman"/>
+                <w:b w:val="false"/>
+                <w:bCs w:val="false"/>
+                <w:sz w:val="22"/>
+                <w:szCs w:val="22"/>
+              </w:rPr>
+              <w:t xml:space="preserve">ваше решение при подписании; после подписания — сам документ</w:t>
+            </w:r>
+          </w:p>
+        </w:tc>
+      </w:tr>
+      <w:tr>
+        <w:tc>
+          <w:tcPr>
+            <w:tcW w:type="dxa" w:w="2900"/>
+            <w:tcMar>
+              <w:top w:type="dxa" w:w="80"/>
+              <w:left w:type="dxa" w:w="120"/>
+              <w:bottom w:type="dxa" w:w="80"/>
+              <w:right w:type="dxa" w:w="120"/>
+            </w:tcMar>
+          </w:tcPr>
+          <w:p>
+            <w:pPr>
+              <w:spacing w:after="0" w:line="240"/>
+            </w:pPr>
+            <w:r>
+              <w:rPr>
+                <w:rFonts w:ascii="Times New Roman" w:cs="Times New Roman" w:eastAsia="Times New Roman" w:hAnsi="Times New Roman"/>
+                <w:b/>
+                <w:bCs/>
+                <w:i w:val="false"/>
+                <w:iCs w:val="false"/>
+                <w:color w:val="000000"/>
+                <w:sz w:val="22"/>
+                <w:szCs w:val="22"/>
+              </w:rPr>
+              <w:t xml:space="preserve">{{ДАТА_ПРИОСТАНОВКИ}}</w:t>
+            </w:r>
+            <w:r>
+              <w:rPr>
+                <w:rFonts w:ascii="Times New Roman" w:cs="Times New Roman" w:eastAsia="Times New Roman" w:hAnsi="Times New Roman"/>
+                <w:b w:val="false"/>
+                <w:bCs w:val="false"/>
+                <w:sz w:val="22"/>
+                <w:szCs w:val="22"/>
+              </w:rPr>
+              <w:t xml:space="preserve">, </w:t>
+            </w:r>
+            <w:r>
+              <w:rPr>
+                <w:rFonts w:ascii="Times New Roman" w:cs="Times New Roman" w:eastAsia="Times New Roman" w:hAnsi="Times New Roman"/>
+                <w:b/>
+                <w:bCs/>
+                <w:i w:val="false"/>
+                <w:iCs w:val="false"/>
+                <w:color w:val="000000"/>
+                <w:sz w:val="22"/>
+                <w:szCs w:val="22"/>
+              </w:rPr>
+              <w:t xml:space="preserve">{{ПРЕДЛАГАЕМАЯ_ДАТА}}</w:t>
+            </w:r>
+            <w:r>
+              <w:rPr>
+                <w:rFonts w:ascii="Times New Roman" w:cs="Times New Roman" w:eastAsia="Times New Roman" w:hAnsi="Times New Roman"/>
+                <w:b w:val="false"/>
+                <w:bCs w:val="false"/>
+                <w:sz w:val="22"/>
+                <w:szCs w:val="22"/>
+              </w:rPr>
+              <w:t xml:space="preserve">, </w:t>
+            </w:r>
+            <w:r>
+              <w:rPr>
+                <w:rFonts w:ascii="Times New Roman" w:cs="Times New Roman" w:eastAsia="Times New Roman" w:hAnsi="Times New Roman"/>
+                <w:b/>
+                <w:bCs/>
+                <w:i w:val="false"/>
+                <w:iCs w:val="false"/>
+                <w:color w:val="000000"/>
+                <w:sz w:val="22"/>
+                <w:szCs w:val="22"/>
+              </w:rPr>
               <w:t xml:space="preserve">{{ПРЕДЛАГАЕМАЯ_ДАТА_И_ВРЕМЯ}}</w:t>
             </w:r>
           </w:p>
@@ -4701,7 +5712,7 @@
                 <w:sz w:val="22"/>
                 <w:szCs w:val="22"/>
               </w:rPr>
-              <w:t>Дата и время комиссионного осмотра, которые вы предлагаете сами</w:t>
+              <w:t xml:space="preserve">Даты, которые вы назначаете сами: приостановка, осмотр, комиссия</w:t>
             </w:r>
           </w:p>
         </w:tc>
@@ -4794,6 +5805,7 @@
           <w:sz w:val="24"/>
           <w:szCs w:val="24"/>
         </w:rPr>
+        <w:t xml:space="preserve">{{ОПИСАНИЕ_ОБСТОЯТЕЛЬСТВА — выбрать и конкретизировать:}}</w:t>
       </w:r>
       <w:r>
         <w:rPr>
@@ -4801,6 +5813,7 @@
           <w:sz w:val="24"/>
           <w:szCs w:val="24"/>
         </w:rPr>
+        <w:t xml:space="preserve">, </w:t>
       </w:r>
       <w:r>
         <w:rPr>
@@ -4813,6 +5826,7 @@
           <w:sz w:val="24"/>
           <w:szCs w:val="24"/>
         </w:rPr>
+        <w:t xml:space="preserve">{{ЗАПРАШИВАЕМОЕ: …}}</w:t>
       </w:r>
       <w:r>
         <w:rPr>
@@ -4820,6 +5834,7 @@
           <w:sz w:val="24"/>
           <w:szCs w:val="24"/>
         </w:rPr>
+        <w:t xml:space="preserve">, </w:t>
       </w:r>
       <w:r>
         <w:rPr>
@@ -4853,6 +5868,7 @@
           <w:sz w:val="24"/>
           <w:szCs w:val="24"/>
         </w:rPr>
+        <w:t xml:space="preserve">{{ОБЪЁМ: …}}</w:t>
       </w:r>
       <w:r>
         <w:rPr>
@@ -4860,6 +5876,7 @@
           <w:sz w:val="24"/>
           <w:szCs w:val="24"/>
         </w:rPr>
+        <w:t xml:space="preserve">, </w:t>
       </w:r>
       <w:r>
         <w:rPr>
@@ -4872,6 +5889,7 @@
           <w:sz w:val="24"/>
           <w:szCs w:val="24"/>
         </w:rPr>
+        <w:t xml:space="preserve">{{ПРИЧИНА: …}}</w:t>
       </w:r>
       <w:r>
         <w:rPr>
@@ -4879,6 +5897,7 @@
           <w:sz w:val="24"/>
           <w:szCs w:val="24"/>
         </w:rPr>
+        <w:t xml:space="preserve">, </w:t>
       </w:r>
       <w:r>
         <w:rPr>
@@ -4933,6 +5952,7 @@
           <w:sz w:val="24"/>
           <w:szCs w:val="24"/>
         </w:rPr>
+        <w:t xml:space="preserve">{{В_ЧЁМ_НЕПРИГОДНОСТЬ, ЧЕМ_ПОДТВЕРЖДЕНО: …}}</w:t>
       </w:r>
       <w:r>
         <w:rPr>
@@ -4940,6 +5960,7 @@
           <w:sz w:val="24"/>
           <w:szCs w:val="24"/>
         </w:rPr>
+        <w:t xml:space="preserve">, </w:t>
       </w:r>
       <w:r>
         <w:rPr>
@@ -4973,6 +5994,7 @@
           <w:sz w:val="24"/>
           <w:szCs w:val="24"/>
         </w:rPr>
+        <w:t xml:space="preserve">{{АКТ_ВХОДНОГО_КОНТРОЛЯ, ФОТО, ИНОЕ}}</w:t>
       </w:r>
       <w:r>
         <w:rPr>
@@ -4980,6 +6002,7 @@
           <w:sz w:val="24"/>
           <w:szCs w:val="24"/>
         </w:rPr>
+        <w:t xml:space="preserve">, </w:t>
       </w:r>
       <w:r>
         <w:rPr>
@@ -4992,6 +6015,7 @@
           <w:sz w:val="24"/>
           <w:szCs w:val="24"/>
         </w:rPr>
+        <w:t xml:space="preserve">{{ЧТО_ПРИМЕНИМО}}</w:t>
       </w:r>
       <w:r>
         <w:rPr>
@@ -4999,6 +6023,7 @@
           <w:sz w:val="24"/>
           <w:szCs w:val="24"/>
         </w:rPr>
+        <w:t xml:space="preserve">, </w:t>
       </w:r>
       <w:r>
         <w:rPr>
@@ -5103,7 +6128,7 @@
           <w:sz w:val="24"/>
           <w:szCs w:val="24"/>
         </w:rPr>
-        <w:t xml:space="preserve"> — правило одно</w:t>
+        <w:t xml:space="preserve">, </w:t>
       </w:r>
       <w:r>
         <w:rPr>
@@ -5116,6 +6141,7 @@
           <w:sz w:val="24"/>
           <w:szCs w:val="24"/>
         </w:rPr>
+        <w:t xml:space="preserve">{{ЕСТЬ_РЕКВИЗИТЫ / ОТСУТСТВУЕТ}}</w:t>
       </w:r>
       <w:r>
         <w:rPr>
@@ -5123,6 +6149,7 @@
           <w:sz w:val="24"/>
           <w:szCs w:val="24"/>
         </w:rPr>
+        <w:t xml:space="preserve">, </w:t>
       </w:r>
       <w:r>
         <w:rPr>
@@ -5135,6 +6162,7 @@
           <w:sz w:val="24"/>
           <w:szCs w:val="24"/>
         </w:rPr>
+        <w:t xml:space="preserve">{{СООТВЕТСТВУЕТ / НЕТ}}</w:t>
       </w:r>
       <w:r>
         <w:rPr>
@@ -5142,6 +6170,7 @@
           <w:sz w:val="24"/>
           <w:szCs w:val="24"/>
         </w:rPr>
+        <w:t xml:space="preserve">, </w:t>
       </w:r>
       <w:r>
         <w:rPr>
@@ -5154,6 +6183,7 @@
           <w:sz w:val="24"/>
           <w:szCs w:val="24"/>
         </w:rPr>
+        <w:t xml:space="preserve">{{В_НОРМЕ / НЕТ}}</w:t>
       </w:r>
       <w:r>
         <w:rPr>
@@ -5161,7 +6191,7 @@
           <w:sz w:val="24"/>
           <w:szCs w:val="24"/>
         </w:rPr>
-        <w:t>: текст после двоеточия или внутри поля — это варианты и указания, поле заменяется целиком вашим текстом.</w:t>
+        <w:t xml:space="preserve"> — правило одно: текст после двоеточия или внутри поля — это варианты и указания, поле заменяется целиком вашим текстом.</w:t>
       </w:r>
     </w:p>
     <w:p>
@@ -5182,7 +6212,7 @@
           <w:sz w:val="32"/>
           <w:szCs w:val="32"/>
         </w:rPr>
-        <w:t>Прямое требование заказчика</w:t>
+        <w:t>Прямое требование, осмотр и экспертиза</w:t>
       </w:r>
     </w:p>
     <w:p>
@@ -5198,7 +6228,24 @@
           <w:sz w:val="24"/>
           <w:szCs w:val="24"/>
         </w:rPr>
-        <w:t>Поля ответа на требование, пришедшее от заказчика напрямую, и памятки «кто кому отвечает». Правило то же: значение, подставленное в один документ, без изменений переносится в остальные.</w:t>
+        <w:t>Правило то же: значение, подставленное в один документ, без изменений переносится в остальные.</w:t>
+      </w:r>
+    </w:p>
+    <w:p>
+      <w:pPr>
+        <w:pStyle w:val="Heading2"/>
+        <w:keepNext/>
+        <w:spacing w:after="120" w:before="260"/>
+      </w:pPr>
+      <w:r>
+        <w:rPr>
+          <w:rFonts w:ascii="Times New Roman" w:cs="Times New Roman" w:eastAsia="Times New Roman" w:hAnsi="Times New Roman"/>
+          <w:b/>
+          <w:bCs/>
+          <w:sz w:val="26"/>
+          <w:szCs w:val="26"/>
+        </w:rPr>
+        <w:t xml:space="preserve">Прямое требование заказчика</w:t>
       </w:r>
     </w:p>
     <w:tbl>
@@ -6140,6 +7187,2586 @@
         <w:br w:type="page"/>
       </w:r>
     </w:p>
+    <w:p>
+      <w:pPr>
+        <w:pStyle w:val="Heading2"/>
+        <w:keepNext/>
+        <w:spacing w:after="120" w:before="260"/>
+      </w:pPr>
+      <w:r>
+        <w:rPr>
+          <w:rFonts w:ascii="Times New Roman" w:cs="Times New Roman" w:eastAsia="Times New Roman" w:hAnsi="Times New Roman"/>
+          <w:b/>
+          <w:bCs/>
+          <w:sz w:val="26"/>
+          <w:szCs w:val="26"/>
+        </w:rPr>
+        <w:t>Осмотр, обследование, заключение — файлы 45 и 46, только в «Споре с суммой»</w:t>
+      </w:r>
+    </w:p>
+    <w:tbl>
+      <w:tblPr>
+        <w:tblW w:type="dxa" w:w="9060"/>
+        <w:tblBorders>
+          <w:top w:val="single" w:color="auto" w:sz="4"/>
+          <w:left w:val="single" w:color="auto" w:sz="4"/>
+          <w:bottom w:val="single" w:color="auto" w:sz="4"/>
+          <w:right w:val="single" w:color="auto" w:sz="4"/>
+          <w:insideH w:val="single" w:color="auto" w:sz="4"/>
+          <w:insideV w:val="single" w:color="auto" w:sz="4"/>
+        </w:tblBorders>
+      </w:tblPr>
+      <w:tblGrid>
+        <w:gridCol w:w="2900"/>
+        <w:gridCol w:w="3400"/>
+        <w:gridCol w:w="2760"/>
+      </w:tblGrid>
+      <w:tr>
+        <w:trPr>
+          <w:tblHeader/>
+        </w:trPr>
+        <w:tc>
+          <w:tcPr>
+            <w:tcW w:type="dxa" w:w="2900"/>
+            <w:shd w:fill="EDEDED" w:val="clear"/>
+            <w:tcMar>
+              <w:top w:type="dxa" w:w="80"/>
+              <w:left w:type="dxa" w:w="120"/>
+              <w:bottom w:type="dxa" w:w="80"/>
+              <w:right w:type="dxa" w:w="120"/>
+            </w:tcMar>
+          </w:tcPr>
+          <w:p>
+            <w:pPr>
+              <w:spacing w:after="0" w:line="240"/>
+            </w:pPr>
+            <w:r>
+              <w:rPr>
+                <w:rFonts w:ascii="Times New Roman" w:cs="Times New Roman" w:eastAsia="Times New Roman" w:hAnsi="Times New Roman"/>
+                <w:b/>
+                <w:bCs/>
+                <w:sz w:val="22"/>
+                <w:szCs w:val="22"/>
+              </w:rPr>
+              <w:t xml:space="preserve">Поле</w:t>
+            </w:r>
+          </w:p>
+        </w:tc>
+        <w:tc>
+          <w:tcPr>
+            <w:tcW w:type="dxa" w:w="3400"/>
+            <w:shd w:fill="EDEDED" w:val="clear"/>
+            <w:tcMar>
+              <w:top w:type="dxa" w:w="80"/>
+              <w:left w:type="dxa" w:w="120"/>
+              <w:bottom w:type="dxa" w:w="80"/>
+              <w:right w:type="dxa" w:w="120"/>
+            </w:tcMar>
+          </w:tcPr>
+          <w:p>
+            <w:pPr>
+              <w:spacing w:after="0" w:line="240"/>
+            </w:pPr>
+            <w:r>
+              <w:rPr>
+                <w:rFonts w:ascii="Times New Roman" w:cs="Times New Roman" w:eastAsia="Times New Roman" w:hAnsi="Times New Roman"/>
+                <w:b/>
+                <w:bCs/>
+                <w:sz w:val="22"/>
+                <w:szCs w:val="22"/>
+              </w:rPr>
+              <w:t xml:space="preserve">Что подставить</w:t>
+            </w:r>
+          </w:p>
+        </w:tc>
+        <w:tc>
+          <w:tcPr>
+            <w:tcW w:type="dxa" w:w="2760"/>
+            <w:shd w:fill="EDEDED" w:val="clear"/>
+            <w:tcMar>
+              <w:top w:type="dxa" w:w="80"/>
+              <w:left w:type="dxa" w:w="120"/>
+              <w:bottom w:type="dxa" w:w="80"/>
+              <w:right w:type="dxa" w:w="120"/>
+            </w:tcMar>
+          </w:tcPr>
+          <w:p>
+            <w:pPr>
+              <w:spacing w:after="0" w:line="240"/>
+            </w:pPr>
+            <w:r>
+              <w:rPr>
+                <w:rFonts w:ascii="Times New Roman" w:cs="Times New Roman" w:eastAsia="Times New Roman" w:hAnsi="Times New Roman"/>
+                <w:b/>
+                <w:bCs/>
+                <w:sz w:val="22"/>
+                <w:szCs w:val="22"/>
+              </w:rPr>
+              <w:t xml:space="preserve">Откуда брать</w:t>
+            </w:r>
+          </w:p>
+        </w:tc>
+      </w:tr>
+      <w:tr>
+        <w:tc>
+          <w:tcPr>
+            <w:tcW w:type="dxa" w:w="2900"/>
+            <w:tcMar>
+              <w:top w:type="dxa" w:w="80"/>
+              <w:left w:type="dxa" w:w="120"/>
+              <w:bottom w:type="dxa" w:w="80"/>
+              <w:right w:type="dxa" w:w="120"/>
+            </w:tcMar>
+          </w:tcPr>
+          <w:p>
+            <w:pPr>
+              <w:spacing w:after="0" w:line="240"/>
+            </w:pPr>
+            <w:r>
+              <w:rPr>
+                <w:rFonts w:ascii="Times New Roman" w:cs="Times New Roman" w:eastAsia="Times New Roman" w:hAnsi="Times New Roman"/>
+                <w:b/>
+                <w:bCs/>
+                <w:i w:val="false"/>
+                <w:iCs w:val="false"/>
+                <w:color w:val="000000"/>
+                <w:sz w:val="22"/>
+                <w:szCs w:val="22"/>
+              </w:rPr>
+              <w:t xml:space="preserve">{{ИСТОЧНИК_СВЕДЕНИЙ_ОБ_ОБСЛЕДОВАНИИ}}</w:t>
+            </w:r>
+          </w:p>
+        </w:tc>
+        <w:tc>
+          <w:tcPr>
+            <w:tcW w:type="dxa" w:w="3400"/>
+            <w:tcMar>
+              <w:top w:type="dxa" w:w="80"/>
+              <w:left w:type="dxa" w:w="120"/>
+              <w:bottom w:type="dxa" w:w="80"/>
+              <w:right w:type="dxa" w:w="120"/>
+            </w:tcMar>
+          </w:tcPr>
+          <w:p>
+            <w:pPr>
+              <w:spacing w:after="0" w:line="240"/>
+            </w:pPr>
+            <w:r>
+              <w:rPr>
+                <w:rFonts w:ascii="Times New Roman" w:cs="Times New Roman" w:eastAsia="Times New Roman" w:hAnsi="Times New Roman"/>
+                <w:b w:val="false"/>
+                <w:bCs w:val="false"/>
+                <w:sz w:val="22"/>
+                <w:szCs w:val="22"/>
+              </w:rPr>
+              <w:t xml:space="preserve">Откуда вы узнали о назначенном обследовании: письмо, звонок, сведения с площадки</w:t>
+            </w:r>
+          </w:p>
+        </w:tc>
+        <w:tc>
+          <w:tcPr>
+            <w:tcW w:type="dxa" w:w="2760"/>
+            <w:tcMar>
+              <w:top w:type="dxa" w:w="80"/>
+              <w:left w:type="dxa" w:w="120"/>
+              <w:bottom w:type="dxa" w:w="80"/>
+              <w:right w:type="dxa" w:w="120"/>
+            </w:tcMar>
+          </w:tcPr>
+          <w:p>
+            <w:pPr>
+              <w:spacing w:after="0" w:line="240"/>
+            </w:pPr>
+            <w:r>
+              <w:rPr>
+                <w:rFonts w:ascii="Times New Roman" w:cs="Times New Roman" w:eastAsia="Times New Roman" w:hAnsi="Times New Roman"/>
+                <w:b w:val="false"/>
+                <w:bCs w:val="false"/>
+                <w:sz w:val="22"/>
+                <w:szCs w:val="22"/>
+              </w:rPr>
+              <w:t xml:space="preserve">ваш журнал входящих или служебная записка</w:t>
+            </w:r>
+          </w:p>
+        </w:tc>
+      </w:tr>
+      <w:tr>
+        <w:tc>
+          <w:tcPr>
+            <w:tcW w:type="dxa" w:w="2900"/>
+            <w:tcMar>
+              <w:top w:type="dxa" w:w="80"/>
+              <w:left w:type="dxa" w:w="120"/>
+              <w:bottom w:type="dxa" w:w="80"/>
+              <w:right w:type="dxa" w:w="120"/>
+            </w:tcMar>
+          </w:tcPr>
+          <w:p>
+            <w:pPr>
+              <w:spacing w:after="0" w:line="240"/>
+            </w:pPr>
+            <w:r>
+              <w:rPr>
+                <w:rFonts w:ascii="Times New Roman" w:cs="Times New Roman" w:eastAsia="Times New Roman" w:hAnsi="Times New Roman"/>
+                <w:b/>
+                <w:bCs/>
+                <w:i w:val="false"/>
+                <w:iCs w:val="false"/>
+                <w:color w:val="000000"/>
+                <w:sz w:val="22"/>
+                <w:szCs w:val="22"/>
+              </w:rPr>
+              <w:t xml:space="preserve">{{НАИМЕНОВАНИЕ_ИСПОЛНИТЕЛЯ_ОБСЛЕДОВАНИЯ}}</w:t>
+            </w:r>
+            <w:r>
+              <w:rPr>
+                <w:rFonts w:ascii="Times New Roman" w:cs="Times New Roman" w:eastAsia="Times New Roman" w:hAnsi="Times New Roman"/>
+                <w:b w:val="false"/>
+                <w:bCs w:val="false"/>
+                <w:sz w:val="22"/>
+                <w:szCs w:val="22"/>
+              </w:rPr>
+              <w:t xml:space="preserve">, </w:t>
+            </w:r>
+            <w:r>
+              <w:rPr>
+                <w:rFonts w:ascii="Times New Roman" w:cs="Times New Roman" w:eastAsia="Times New Roman" w:hAnsi="Times New Roman"/>
+                <w:b/>
+                <w:bCs/>
+                <w:i w:val="false"/>
+                <w:iCs w:val="false"/>
+                <w:color w:val="000000"/>
+                <w:sz w:val="22"/>
+                <w:szCs w:val="22"/>
+              </w:rPr>
+              <w:t xml:space="preserve">{{АДРЕС_ИСПОЛНИТЕЛЯ_ОБСЛЕДОВАНИЯ}}</w:t>
+            </w:r>
+          </w:p>
+        </w:tc>
+        <w:tc>
+          <w:tcPr>
+            <w:tcW w:type="dxa" w:w="3400"/>
+            <w:tcMar>
+              <w:top w:type="dxa" w:w="80"/>
+              <w:left w:type="dxa" w:w="120"/>
+              <w:bottom w:type="dxa" w:w="80"/>
+              <w:right w:type="dxa" w:w="120"/>
+            </w:tcMar>
+          </w:tcPr>
+          <w:p>
+            <w:pPr>
+              <w:spacing w:after="0" w:line="240"/>
+            </w:pPr>
+            <w:r>
+              <w:rPr>
+                <w:rFonts w:ascii="Times New Roman" w:cs="Times New Roman" w:eastAsia="Times New Roman" w:hAnsi="Times New Roman"/>
+                <w:b w:val="false"/>
+                <w:bCs w:val="false"/>
+                <w:sz w:val="22"/>
+                <w:szCs w:val="22"/>
+              </w:rPr>
+              <w:t xml:space="preserve">Кто проводит обследование и его адрес, если письмо направляется и ему</w:t>
+            </w:r>
+          </w:p>
+        </w:tc>
+        <w:tc>
+          <w:tcPr>
+            <w:tcW w:type="dxa" w:w="2760"/>
+            <w:tcMar>
+              <w:top w:type="dxa" w:w="80"/>
+              <w:left w:type="dxa" w:w="120"/>
+              <w:bottom w:type="dxa" w:w="80"/>
+              <w:right w:type="dxa" w:w="120"/>
+            </w:tcMar>
+          </w:tcPr>
+          <w:p>
+            <w:pPr>
+              <w:spacing w:after="0" w:line="240"/>
+            </w:pPr>
+            <w:r>
+              <w:rPr>
+                <w:rFonts w:ascii="Times New Roman" w:cs="Times New Roman" w:eastAsia="Times New Roman" w:hAnsi="Times New Roman"/>
+                <w:b w:val="false"/>
+                <w:bCs w:val="false"/>
+                <w:sz w:val="22"/>
+                <w:szCs w:val="22"/>
+              </w:rPr>
+              <w:t xml:space="preserve">заключение, письмо оппонента</w:t>
+            </w:r>
+          </w:p>
+        </w:tc>
+      </w:tr>
+      <w:tr>
+        <w:tc>
+          <w:tcPr>
+            <w:tcW w:type="dxa" w:w="2900"/>
+            <w:tcMar>
+              <w:top w:type="dxa" w:w="80"/>
+              <w:left w:type="dxa" w:w="120"/>
+              <w:bottom w:type="dxa" w:w="80"/>
+              <w:right w:type="dxa" w:w="120"/>
+            </w:tcMar>
+          </w:tcPr>
+          <w:p>
+            <w:pPr>
+              <w:spacing w:after="0" w:line="240"/>
+            </w:pPr>
+            <w:r>
+              <w:rPr>
+                <w:rFonts w:ascii="Times New Roman" w:cs="Times New Roman" w:eastAsia="Times New Roman" w:hAnsi="Times New Roman"/>
+                <w:b/>
+                <w:bCs/>
+                <w:i w:val="false"/>
+                <w:iCs w:val="false"/>
+                <w:color w:val="000000"/>
+                <w:sz w:val="22"/>
+                <w:szCs w:val="22"/>
+              </w:rPr>
+              <w:t xml:space="preserve">{{ФИО_НАШЕГО_СПЕЦИАЛИСТА}}</w:t>
+            </w:r>
+            <w:r>
+              <w:rPr>
+                <w:rFonts w:ascii="Times New Roman" w:cs="Times New Roman" w:eastAsia="Times New Roman" w:hAnsi="Times New Roman"/>
+                <w:b w:val="false"/>
+                <w:bCs w:val="false"/>
+                <w:sz w:val="22"/>
+                <w:szCs w:val="22"/>
+              </w:rPr>
+              <w:t xml:space="preserve">, </w:t>
+            </w:r>
+            <w:r>
+              <w:rPr>
+                <w:rFonts w:ascii="Times New Roman" w:cs="Times New Roman" w:eastAsia="Times New Roman" w:hAnsi="Times New Roman"/>
+                <w:b/>
+                <w:bCs/>
+                <w:i w:val="false"/>
+                <w:iCs w:val="false"/>
+                <w:color w:val="000000"/>
+                <w:sz w:val="22"/>
+                <w:szCs w:val="22"/>
+              </w:rPr>
+              <w:t xml:space="preserve">{{ОСНОВАНИЕ_УЧАСТИЯ_СПЕЦИАЛИСТА}}</w:t>
+            </w:r>
+          </w:p>
+        </w:tc>
+        <w:tc>
+          <w:tcPr>
+            <w:tcW w:type="dxa" w:w="3400"/>
+            <w:tcMar>
+              <w:top w:type="dxa" w:w="80"/>
+              <w:left w:type="dxa" w:w="120"/>
+              <w:bottom w:type="dxa" w:w="80"/>
+              <w:right w:type="dxa" w:w="120"/>
+            </w:tcMar>
+          </w:tcPr>
+          <w:p>
+            <w:pPr>
+              <w:spacing w:after="0" w:line="240"/>
+            </w:pPr>
+            <w:r>
+              <w:rPr>
+                <w:rFonts w:ascii="Times New Roman" w:cs="Times New Roman" w:eastAsia="Times New Roman" w:hAnsi="Times New Roman"/>
+                <w:b w:val="false"/>
+                <w:bCs w:val="false"/>
+                <w:sz w:val="22"/>
+                <w:szCs w:val="22"/>
+              </w:rPr>
+              <w:t xml:space="preserve">Кого вы заявляете для участия в осмотре и на каком основании: доверенность, трудовые отношения, договор</w:t>
+            </w:r>
+          </w:p>
+        </w:tc>
+        <w:tc>
+          <w:tcPr>
+            <w:tcW w:type="dxa" w:w="2760"/>
+            <w:tcMar>
+              <w:top w:type="dxa" w:w="80"/>
+              <w:left w:type="dxa" w:w="120"/>
+              <w:bottom w:type="dxa" w:w="80"/>
+              <w:right w:type="dxa" w:w="120"/>
+            </w:tcMar>
+          </w:tcPr>
+          <w:p>
+            <w:pPr>
+              <w:spacing w:after="0" w:line="240"/>
+            </w:pPr>
+            <w:r>
+              <w:rPr>
+                <w:rFonts w:ascii="Times New Roman" w:cs="Times New Roman" w:eastAsia="Times New Roman" w:hAnsi="Times New Roman"/>
+                <w:b w:val="false"/>
+                <w:bCs w:val="false"/>
+                <w:sz w:val="22"/>
+                <w:szCs w:val="22"/>
+              </w:rPr>
+              <w:t xml:space="preserve">доверенность, приказ, договор со специалистом</w:t>
+            </w:r>
+          </w:p>
+        </w:tc>
+      </w:tr>
+      <w:tr>
+        <w:tc>
+          <w:tcPr>
+            <w:tcW w:type="dxa" w:w="2900"/>
+            <w:tcMar>
+              <w:top w:type="dxa" w:w="80"/>
+              <w:left w:type="dxa" w:w="120"/>
+              <w:bottom w:type="dxa" w:w="80"/>
+              <w:right w:type="dxa" w:w="120"/>
+            </w:tcMar>
+          </w:tcPr>
+          <w:p>
+            <w:pPr>
+              <w:spacing w:after="0" w:line="240"/>
+            </w:pPr>
+            <w:r>
+              <w:rPr>
+                <w:rFonts w:ascii="Times New Roman" w:cs="Times New Roman" w:eastAsia="Times New Roman" w:hAnsi="Times New Roman"/>
+                <w:b/>
+                <w:bCs/>
+                <w:i w:val="false"/>
+                <w:iCs w:val="false"/>
+                <w:color w:val="000000"/>
+                <w:sz w:val="22"/>
+                <w:szCs w:val="22"/>
+              </w:rPr>
+              <w:t xml:space="preserve">{{ДАТА_И_МЕСТО_ОСМОТРА}}</w:t>
+            </w:r>
+          </w:p>
+        </w:tc>
+        <w:tc>
+          <w:tcPr>
+            <w:tcW w:type="dxa" w:w="3400"/>
+            <w:tcMar>
+              <w:top w:type="dxa" w:w="80"/>
+              <w:left w:type="dxa" w:w="120"/>
+              <w:bottom w:type="dxa" w:w="80"/>
+              <w:right w:type="dxa" w:w="120"/>
+            </w:tcMar>
+          </w:tcPr>
+          <w:p>
+            <w:pPr>
+              <w:spacing w:after="0" w:line="240"/>
+            </w:pPr>
+            <w:r>
+              <w:rPr>
+                <w:rFonts w:ascii="Times New Roman" w:cs="Times New Roman" w:eastAsia="Times New Roman" w:hAnsi="Times New Roman"/>
+                <w:b w:val="false"/>
+                <w:bCs w:val="false"/>
+                <w:sz w:val="22"/>
+                <w:szCs w:val="22"/>
+              </w:rPr>
+              <w:t xml:space="preserve">Дата, время и место осмотра — как названы оппонентом либо как предлагаете вы</w:t>
+            </w:r>
+          </w:p>
+        </w:tc>
+        <w:tc>
+          <w:tcPr>
+            <w:tcW w:type="dxa" w:w="2760"/>
+            <w:tcMar>
+              <w:top w:type="dxa" w:w="80"/>
+              <w:left w:type="dxa" w:w="120"/>
+              <w:bottom w:type="dxa" w:w="80"/>
+              <w:right w:type="dxa" w:w="120"/>
+            </w:tcMar>
+          </w:tcPr>
+          <w:p>
+            <w:pPr>
+              <w:spacing w:after="0" w:line="240"/>
+            </w:pPr>
+            <w:r>
+              <w:rPr>
+                <w:rFonts w:ascii="Times New Roman" w:cs="Times New Roman" w:eastAsia="Times New Roman" w:hAnsi="Times New Roman"/>
+                <w:b w:val="false"/>
+                <w:bCs w:val="false"/>
+                <w:sz w:val="22"/>
+                <w:szCs w:val="22"/>
+              </w:rPr>
+              <w:t xml:space="preserve">письмо оппонента или ваше предложение</w:t>
+            </w:r>
+          </w:p>
+        </w:tc>
+      </w:tr>
+      <w:tr>
+        <w:tc>
+          <w:tcPr>
+            <w:tcW w:type="dxa" w:w="2900"/>
+            <w:tcMar>
+              <w:top w:type="dxa" w:w="80"/>
+              <w:left w:type="dxa" w:w="120"/>
+              <w:bottom w:type="dxa" w:w="80"/>
+              <w:right w:type="dxa" w:w="120"/>
+            </w:tcMar>
+          </w:tcPr>
+          <w:p>
+            <w:pPr>
+              <w:spacing w:after="0" w:line="240"/>
+            </w:pPr>
+            <w:r>
+              <w:rPr>
+                <w:rFonts w:ascii="Times New Roman" w:cs="Times New Roman" w:eastAsia="Times New Roman" w:hAnsi="Times New Roman"/>
+                <w:b/>
+                <w:bCs/>
+                <w:i w:val="false"/>
+                <w:iCs w:val="false"/>
+                <w:color w:val="000000"/>
+                <w:sz w:val="22"/>
+                <w:szCs w:val="22"/>
+              </w:rPr>
+              <w:t xml:space="preserve">{{РЕКВИЗИТЫ_ЗАКЛЮЧЕНИЯ}}</w:t>
+            </w:r>
+            <w:r>
+              <w:rPr>
+                <w:rFonts w:ascii="Times New Roman" w:cs="Times New Roman" w:eastAsia="Times New Roman" w:hAnsi="Times New Roman"/>
+                <w:b w:val="false"/>
+                <w:bCs w:val="false"/>
+                <w:sz w:val="22"/>
+                <w:szCs w:val="22"/>
+              </w:rPr>
+              <w:t xml:space="preserve">, </w:t>
+            </w:r>
+            <w:r>
+              <w:rPr>
+                <w:rFonts w:ascii="Times New Roman" w:cs="Times New Roman" w:eastAsia="Times New Roman" w:hAnsi="Times New Roman"/>
+                <w:b/>
+                <w:bCs/>
+                <w:i w:val="false"/>
+                <w:iCs w:val="false"/>
+                <w:color w:val="000000"/>
+                <w:sz w:val="22"/>
+                <w:szCs w:val="22"/>
+              </w:rPr>
+              <w:t xml:space="preserve">{{КЕМ_СОСТАВЛЕНО_ЗАКЛЮЧЕНИЕ}}</w:t>
+            </w:r>
+          </w:p>
+        </w:tc>
+        <w:tc>
+          <w:tcPr>
+            <w:tcW w:type="dxa" w:w="3400"/>
+            <w:tcMar>
+              <w:top w:type="dxa" w:w="80"/>
+              <w:left w:type="dxa" w:w="120"/>
+              <w:bottom w:type="dxa" w:w="80"/>
+              <w:right w:type="dxa" w:w="120"/>
+            </w:tcMar>
+          </w:tcPr>
+          <w:p>
+            <w:pPr>
+              <w:spacing w:after="0" w:line="240"/>
+            </w:pPr>
+            <w:r>
+              <w:rPr>
+                <w:rFonts w:ascii="Times New Roman" w:cs="Times New Roman" w:eastAsia="Times New Roman" w:hAnsi="Times New Roman"/>
+                <w:b w:val="false"/>
+                <w:bCs w:val="false"/>
+                <w:sz w:val="22"/>
+                <w:szCs w:val="22"/>
+              </w:rPr>
+              <w:t xml:space="preserve">Номер, дата и автор чужого заключения</w:t>
+            </w:r>
+          </w:p>
+        </w:tc>
+        <w:tc>
+          <w:tcPr>
+            <w:tcW w:type="dxa" w:w="2760"/>
+            <w:tcMar>
+              <w:top w:type="dxa" w:w="80"/>
+              <w:left w:type="dxa" w:w="120"/>
+              <w:bottom w:type="dxa" w:w="80"/>
+              <w:right w:type="dxa" w:w="120"/>
+            </w:tcMar>
+          </w:tcPr>
+          <w:p>
+            <w:pPr>
+              <w:spacing w:after="0" w:line="240"/>
+            </w:pPr>
+            <w:r>
+              <w:rPr>
+                <w:rFonts w:ascii="Times New Roman" w:cs="Times New Roman" w:eastAsia="Times New Roman" w:hAnsi="Times New Roman"/>
+                <w:b w:val="false"/>
+                <w:bCs w:val="false"/>
+                <w:sz w:val="22"/>
+                <w:szCs w:val="22"/>
+              </w:rPr>
+              <w:t xml:space="preserve">титульный лист заключения</w:t>
+            </w:r>
+          </w:p>
+        </w:tc>
+      </w:tr>
+      <w:tr>
+        <w:tc>
+          <w:tcPr>
+            <w:tcW w:type="dxa" w:w="2900"/>
+            <w:tcMar>
+              <w:top w:type="dxa" w:w="80"/>
+              <w:left w:type="dxa" w:w="120"/>
+              <w:bottom w:type="dxa" w:w="80"/>
+              <w:right w:type="dxa" w:w="120"/>
+            </w:tcMar>
+          </w:tcPr>
+          <w:p>
+            <w:pPr>
+              <w:spacing w:after="0" w:line="240"/>
+            </w:pPr>
+            <w:r>
+              <w:rPr>
+                <w:rFonts w:ascii="Times New Roman" w:cs="Times New Roman" w:eastAsia="Times New Roman" w:hAnsi="Times New Roman"/>
+                <w:b/>
+                <w:bCs/>
+                <w:i w:val="false"/>
+                <w:iCs w:val="false"/>
+                <w:color w:val="000000"/>
+                <w:sz w:val="22"/>
+                <w:szCs w:val="22"/>
+              </w:rPr>
+              <w:t xml:space="preserve">{{ОСНОВАНИЕ_ОБСЛЕДОВАНИЯ}}</w:t>
+            </w:r>
+          </w:p>
+        </w:tc>
+        <w:tc>
+          <w:tcPr>
+            <w:tcW w:type="dxa" w:w="3400"/>
+            <w:tcMar>
+              <w:top w:type="dxa" w:w="80"/>
+              <w:left w:type="dxa" w:w="120"/>
+              <w:bottom w:type="dxa" w:w="80"/>
+              <w:right w:type="dxa" w:w="120"/>
+            </w:tcMar>
+          </w:tcPr>
+          <w:p>
+            <w:pPr>
+              <w:spacing w:after="0" w:line="240"/>
+            </w:pPr>
+            <w:r>
+              <w:rPr>
+                <w:rFonts w:ascii="Times New Roman" w:cs="Times New Roman" w:eastAsia="Times New Roman" w:hAnsi="Times New Roman"/>
+                <w:b w:val="false"/>
+                <w:bCs w:val="false"/>
+                <w:sz w:val="22"/>
+                <w:szCs w:val="22"/>
+              </w:rPr>
+              <w:t xml:space="preserve">На каком основании проводилось: договор, поручение, определение суда</w:t>
+            </w:r>
+          </w:p>
+        </w:tc>
+        <w:tc>
+          <w:tcPr>
+            <w:tcW w:type="dxa" w:w="2760"/>
+            <w:tcMar>
+              <w:top w:type="dxa" w:w="80"/>
+              <w:left w:type="dxa" w:w="120"/>
+              <w:bottom w:type="dxa" w:w="80"/>
+              <w:right w:type="dxa" w:w="120"/>
+            </w:tcMar>
+          </w:tcPr>
+          <w:p>
+            <w:pPr>
+              <w:spacing w:after="0" w:line="240"/>
+            </w:pPr>
+            <w:r>
+              <w:rPr>
+                <w:rFonts w:ascii="Times New Roman" w:cs="Times New Roman" w:eastAsia="Times New Roman" w:hAnsi="Times New Roman"/>
+                <w:b w:val="false"/>
+                <w:bCs w:val="false"/>
+                <w:sz w:val="22"/>
+                <w:szCs w:val="22"/>
+              </w:rPr>
+              <w:t xml:space="preserve">вводная часть заключения</w:t>
+            </w:r>
+          </w:p>
+        </w:tc>
+      </w:tr>
+      <w:tr>
+        <w:tc>
+          <w:tcPr>
+            <w:tcW w:type="dxa" w:w="2900"/>
+            <w:tcMar>
+              <w:top w:type="dxa" w:w="80"/>
+              <w:left w:type="dxa" w:w="120"/>
+              <w:bottom w:type="dxa" w:w="80"/>
+              <w:right w:type="dxa" w:w="120"/>
+            </w:tcMar>
+          </w:tcPr>
+          <w:p>
+            <w:pPr>
+              <w:spacing w:after="0" w:line="240"/>
+            </w:pPr>
+            <w:r>
+              <w:rPr>
+                <w:rFonts w:ascii="Times New Roman" w:cs="Times New Roman" w:eastAsia="Times New Roman" w:hAnsi="Times New Roman"/>
+                <w:b/>
+                <w:bCs/>
+                <w:i w:val="false"/>
+                <w:iCs w:val="false"/>
+                <w:color w:val="000000"/>
+                <w:sz w:val="22"/>
+                <w:szCs w:val="22"/>
+              </w:rPr>
+              <w:t xml:space="preserve">{{ДАТА_ПОЛУЧЕНИЯ_ЗАКЛЮЧЕНИЯ}}</w:t>
+            </w:r>
+            <w:r>
+              <w:rPr>
+                <w:rFonts w:ascii="Times New Roman" w:cs="Times New Roman" w:eastAsia="Times New Roman" w:hAnsi="Times New Roman"/>
+                <w:b w:val="false"/>
+                <w:bCs w:val="false"/>
+                <w:sz w:val="22"/>
+                <w:szCs w:val="22"/>
+              </w:rPr>
+              <w:t xml:space="preserve">, </w:t>
+            </w:r>
+            <w:r>
+              <w:rPr>
+                <w:rFonts w:ascii="Times New Roman" w:cs="Times New Roman" w:eastAsia="Times New Roman" w:hAnsi="Times New Roman"/>
+                <w:b/>
+                <w:bCs/>
+                <w:i w:val="false"/>
+                <w:iCs w:val="false"/>
+                <w:color w:val="000000"/>
+                <w:sz w:val="22"/>
+                <w:szCs w:val="22"/>
+              </w:rPr>
+              <w:t xml:space="preserve">{{ПРИЛОЖЕНИЕ_К_ЧЕМУ_ПОСТУПИЛО}}</w:t>
+            </w:r>
+          </w:p>
+        </w:tc>
+        <w:tc>
+          <w:tcPr>
+            <w:tcW w:type="dxa" w:w="3400"/>
+            <w:tcMar>
+              <w:top w:type="dxa" w:w="80"/>
+              <w:left w:type="dxa" w:w="120"/>
+              <w:bottom w:type="dxa" w:w="80"/>
+              <w:right w:type="dxa" w:w="120"/>
+            </w:tcMar>
+          </w:tcPr>
+          <w:p>
+            <w:pPr>
+              <w:spacing w:after="0" w:line="240"/>
+            </w:pPr>
+            <w:r>
+              <w:rPr>
+                <w:rFonts w:ascii="Times New Roman" w:cs="Times New Roman" w:eastAsia="Times New Roman" w:hAnsi="Times New Roman"/>
+                <w:b w:val="false"/>
+                <w:bCs w:val="false"/>
+                <w:sz w:val="22"/>
+                <w:szCs w:val="22"/>
+              </w:rPr>
+              <w:t xml:space="preserve">Когда получили и к какому документу заключение было приложено</w:t>
+            </w:r>
+          </w:p>
+        </w:tc>
+        <w:tc>
+          <w:tcPr>
+            <w:tcW w:type="dxa" w:w="2760"/>
+            <w:tcMar>
+              <w:top w:type="dxa" w:w="80"/>
+              <w:left w:type="dxa" w:w="120"/>
+              <w:bottom w:type="dxa" w:w="80"/>
+              <w:right w:type="dxa" w:w="120"/>
+            </w:tcMar>
+          </w:tcPr>
+          <w:p>
+            <w:pPr>
+              <w:spacing w:after="0" w:line="240"/>
+            </w:pPr>
+            <w:r>
+              <w:rPr>
+                <w:rFonts w:ascii="Times New Roman" w:cs="Times New Roman" w:eastAsia="Times New Roman" w:hAnsi="Times New Roman"/>
+                <w:b w:val="false"/>
+                <w:bCs w:val="false"/>
+                <w:sz w:val="22"/>
+                <w:szCs w:val="22"/>
+              </w:rPr>
+              <w:t xml:space="preserve">конверт, журнал входящих, сопроводительное письмо</w:t>
+            </w:r>
+          </w:p>
+        </w:tc>
+      </w:tr>
+      <w:tr>
+        <w:tc>
+          <w:tcPr>
+            <w:tcW w:type="dxa" w:w="2900"/>
+            <w:tcMar>
+              <w:top w:type="dxa" w:w="80"/>
+              <w:left w:type="dxa" w:w="120"/>
+              <w:bottom w:type="dxa" w:w="80"/>
+              <w:right w:type="dxa" w:w="120"/>
+            </w:tcMar>
+          </w:tcPr>
+          <w:p>
+            <w:pPr>
+              <w:spacing w:after="0" w:line="240"/>
+            </w:pPr>
+            <w:r>
+              <w:rPr>
+                <w:rFonts w:ascii="Times New Roman" w:cs="Times New Roman" w:eastAsia="Times New Roman" w:hAnsi="Times New Roman"/>
+                <w:b/>
+                <w:bCs/>
+                <w:i w:val="false"/>
+                <w:iCs w:val="false"/>
+                <w:color w:val="000000"/>
+                <w:sz w:val="22"/>
+                <w:szCs w:val="22"/>
+              </w:rPr>
+              <w:t xml:space="preserve">{{ВОПРОСЫ_ПОСТАВЛЕННЫЕ_ОППОНЕНТОМ}}</w:t>
+            </w:r>
+          </w:p>
+        </w:tc>
+        <w:tc>
+          <w:tcPr>
+            <w:tcW w:type="dxa" w:w="3400"/>
+            <w:tcMar>
+              <w:top w:type="dxa" w:w="80"/>
+              <w:left w:type="dxa" w:w="120"/>
+              <w:bottom w:type="dxa" w:w="80"/>
+              <w:right w:type="dxa" w:w="120"/>
+            </w:tcMar>
+          </w:tcPr>
+          <w:p>
+            <w:pPr>
+              <w:spacing w:after="0" w:line="240"/>
+            </w:pPr>
+            <w:r>
+              <w:rPr>
+                <w:rFonts w:ascii="Times New Roman" w:cs="Times New Roman" w:eastAsia="Times New Roman" w:hAnsi="Times New Roman"/>
+                <w:b w:val="false"/>
+                <w:bCs w:val="false"/>
+                <w:sz w:val="22"/>
+                <w:szCs w:val="22"/>
+              </w:rPr>
+              <w:t xml:space="preserve">Вопросы, на которые отвечало чужое заключение, дословно</w:t>
+            </w:r>
+          </w:p>
+        </w:tc>
+        <w:tc>
+          <w:tcPr>
+            <w:tcW w:type="dxa" w:w="2760"/>
+            <w:tcMar>
+              <w:top w:type="dxa" w:w="80"/>
+              <w:left w:type="dxa" w:w="120"/>
+              <w:bottom w:type="dxa" w:w="80"/>
+              <w:right w:type="dxa" w:w="120"/>
+            </w:tcMar>
+          </w:tcPr>
+          <w:p>
+            <w:pPr>
+              <w:spacing w:after="0" w:line="240"/>
+            </w:pPr>
+            <w:r>
+              <w:rPr>
+                <w:rFonts w:ascii="Times New Roman" w:cs="Times New Roman" w:eastAsia="Times New Roman" w:hAnsi="Times New Roman"/>
+                <w:b w:val="false"/>
+                <w:bCs w:val="false"/>
+                <w:sz w:val="22"/>
+                <w:szCs w:val="22"/>
+              </w:rPr>
+              <w:t xml:space="preserve">вводная часть заключения</w:t>
+            </w:r>
+          </w:p>
+        </w:tc>
+      </w:tr>
+      <w:tr>
+        <w:tc>
+          <w:tcPr>
+            <w:tcW w:type="dxa" w:w="2900"/>
+            <w:tcMar>
+              <w:top w:type="dxa" w:w="80"/>
+              <w:left w:type="dxa" w:w="120"/>
+              <w:bottom w:type="dxa" w:w="80"/>
+              <w:right w:type="dxa" w:w="120"/>
+            </w:tcMar>
+          </w:tcPr>
+          <w:p>
+            <w:pPr>
+              <w:spacing w:after="0" w:line="240"/>
+            </w:pPr>
+            <w:r>
+              <w:rPr>
+                <w:rFonts w:ascii="Times New Roman" w:cs="Times New Roman" w:eastAsia="Times New Roman" w:hAnsi="Times New Roman"/>
+                <w:b/>
+                <w:bCs/>
+                <w:i w:val="false"/>
+                <w:iCs w:val="false"/>
+                <w:color w:val="000000"/>
+                <w:sz w:val="22"/>
+                <w:szCs w:val="22"/>
+              </w:rPr>
+              <w:t xml:space="preserve">{{ПЕРЕЧЕНЬ_ИСХОДНЫХ_ДАННЫХ}}</w:t>
+            </w:r>
+            <w:r>
+              <w:rPr>
+                <w:rFonts w:ascii="Times New Roman" w:cs="Times New Roman" w:eastAsia="Times New Roman" w:hAnsi="Times New Roman"/>
+                <w:b w:val="false"/>
+                <w:bCs w:val="false"/>
+                <w:sz w:val="22"/>
+                <w:szCs w:val="22"/>
+              </w:rPr>
+              <w:t xml:space="preserve">, </w:t>
+            </w:r>
+            <w:r>
+              <w:rPr>
+                <w:rFonts w:ascii="Times New Roman" w:cs="Times New Roman" w:eastAsia="Times New Roman" w:hAnsi="Times New Roman"/>
+                <w:b/>
+                <w:bCs/>
+                <w:i w:val="false"/>
+                <w:iCs w:val="false"/>
+                <w:color w:val="000000"/>
+                <w:sz w:val="22"/>
+                <w:szCs w:val="22"/>
+              </w:rPr>
+              <w:t xml:space="preserve">{{ЧЕГО_НЕ_ИССЛЕДОВАНО}}</w:t>
+            </w:r>
+          </w:p>
+        </w:tc>
+        <w:tc>
+          <w:tcPr>
+            <w:tcW w:type="dxa" w:w="3400"/>
+            <w:tcMar>
+              <w:top w:type="dxa" w:w="80"/>
+              <w:left w:type="dxa" w:w="120"/>
+              <w:bottom w:type="dxa" w:w="80"/>
+              <w:right w:type="dxa" w:w="120"/>
+            </w:tcMar>
+          </w:tcPr>
+          <w:p>
+            <w:pPr>
+              <w:spacing w:after="0" w:line="240"/>
+            </w:pPr>
+            <w:r>
+              <w:rPr>
+                <w:rFonts w:ascii="Times New Roman" w:cs="Times New Roman" w:eastAsia="Times New Roman" w:hAnsi="Times New Roman"/>
+                <w:b w:val="false"/>
+                <w:bCs w:val="false"/>
+                <w:sz w:val="22"/>
+                <w:szCs w:val="22"/>
+              </w:rPr>
+              <w:t xml:space="preserve">Какие материалы исследовались и чего в перечне нет</w:t>
+            </w:r>
+          </w:p>
+        </w:tc>
+        <w:tc>
+          <w:tcPr>
+            <w:tcW w:type="dxa" w:w="2760"/>
+            <w:tcMar>
+              <w:top w:type="dxa" w:w="80"/>
+              <w:left w:type="dxa" w:w="120"/>
+              <w:bottom w:type="dxa" w:w="80"/>
+              <w:right w:type="dxa" w:w="120"/>
+            </w:tcMar>
+          </w:tcPr>
+          <w:p>
+            <w:pPr>
+              <w:spacing w:after="0" w:line="240"/>
+            </w:pPr>
+            <w:r>
+              <w:rPr>
+                <w:rFonts w:ascii="Times New Roman" w:cs="Times New Roman" w:eastAsia="Times New Roman" w:hAnsi="Times New Roman"/>
+                <w:b w:val="false"/>
+                <w:bCs w:val="false"/>
+                <w:sz w:val="22"/>
+                <w:szCs w:val="22"/>
+              </w:rPr>
+              <w:t xml:space="preserve">раздел заключения об исходных данных; сверка с вашей описью</w:t>
+            </w:r>
+          </w:p>
+        </w:tc>
+      </w:tr>
+      <w:tr>
+        <w:tc>
+          <w:tcPr>
+            <w:tcW w:type="dxa" w:w="2900"/>
+            <w:tcMar>
+              <w:top w:type="dxa" w:w="80"/>
+              <w:left w:type="dxa" w:w="120"/>
+              <w:bottom w:type="dxa" w:w="80"/>
+              <w:right w:type="dxa" w:w="120"/>
+            </w:tcMar>
+          </w:tcPr>
+          <w:p>
+            <w:pPr>
+              <w:spacing w:after="0" w:line="240"/>
+            </w:pPr>
+            <w:r>
+              <w:rPr>
+                <w:rFonts w:ascii="Times New Roman" w:cs="Times New Roman" w:eastAsia="Times New Roman" w:hAnsi="Times New Roman"/>
+                <w:b/>
+                <w:bCs/>
+                <w:i w:val="false"/>
+                <w:iCs w:val="false"/>
+                <w:color w:val="000000"/>
+                <w:sz w:val="22"/>
+                <w:szCs w:val="22"/>
+              </w:rPr>
+              <w:t xml:space="preserve">{{ЛИСТ_И_ПУНКТ_ЗАКЛЮЧЕНИЯ}}</w:t>
+            </w:r>
+            <w:r>
+              <w:rPr>
+                <w:rFonts w:ascii="Times New Roman" w:cs="Times New Roman" w:eastAsia="Times New Roman" w:hAnsi="Times New Roman"/>
+                <w:b w:val="false"/>
+                <w:bCs w:val="false"/>
+                <w:sz w:val="22"/>
+                <w:szCs w:val="22"/>
+              </w:rPr>
+              <w:t xml:space="preserve">, </w:t>
+            </w:r>
+            <w:r>
+              <w:rPr>
+                <w:rFonts w:ascii="Times New Roman" w:cs="Times New Roman" w:eastAsia="Times New Roman" w:hAnsi="Times New Roman"/>
+                <w:b/>
+                <w:bCs/>
+                <w:i w:val="false"/>
+                <w:iCs w:val="false"/>
+                <w:color w:val="000000"/>
+                <w:sz w:val="22"/>
+                <w:szCs w:val="22"/>
+              </w:rPr>
+              <w:t xml:space="preserve">{{ЦИТАТА_ИЗ_ЗАКЛЮЧЕНИЯ}}</w:t>
+            </w:r>
+          </w:p>
+        </w:tc>
+        <w:tc>
+          <w:tcPr>
+            <w:tcW w:type="dxa" w:w="3400"/>
+            <w:tcMar>
+              <w:top w:type="dxa" w:w="80"/>
+              <w:left w:type="dxa" w:w="120"/>
+              <w:bottom w:type="dxa" w:w="80"/>
+              <w:right w:type="dxa" w:w="120"/>
+            </w:tcMar>
+          </w:tcPr>
+          <w:p>
+            <w:pPr>
+              <w:spacing w:after="0" w:line="240"/>
+            </w:pPr>
+            <w:r>
+              <w:rPr>
+                <w:rFonts w:ascii="Times New Roman" w:cs="Times New Roman" w:eastAsia="Times New Roman" w:hAnsi="Times New Roman"/>
+                <w:b w:val="false"/>
+                <w:bCs w:val="false"/>
+                <w:sz w:val="22"/>
+                <w:szCs w:val="22"/>
+              </w:rPr>
+              <w:t xml:space="preserve">Точная привязка возражения: лист, пункт и дословная цитата</w:t>
+            </w:r>
+          </w:p>
+        </w:tc>
+        <w:tc>
+          <w:tcPr>
+            <w:tcW w:type="dxa" w:w="2760"/>
+            <w:tcMar>
+              <w:top w:type="dxa" w:w="80"/>
+              <w:left w:type="dxa" w:w="120"/>
+              <w:bottom w:type="dxa" w:w="80"/>
+              <w:right w:type="dxa" w:w="120"/>
+            </w:tcMar>
+          </w:tcPr>
+          <w:p>
+            <w:pPr>
+              <w:spacing w:after="0" w:line="240"/>
+            </w:pPr>
+            <w:r>
+              <w:rPr>
+                <w:rFonts w:ascii="Times New Roman" w:cs="Times New Roman" w:eastAsia="Times New Roman" w:hAnsi="Times New Roman"/>
+                <w:b w:val="false"/>
+                <w:bCs w:val="false"/>
+                <w:sz w:val="22"/>
+                <w:szCs w:val="22"/>
+              </w:rPr>
+              <w:t xml:space="preserve">само заключение</w:t>
+            </w:r>
+          </w:p>
+        </w:tc>
+      </w:tr>
+      <w:tr>
+        <w:tc>
+          <w:tcPr>
+            <w:tcW w:type="dxa" w:w="2900"/>
+            <w:tcMar>
+              <w:top w:type="dxa" w:w="80"/>
+              <w:left w:type="dxa" w:w="120"/>
+              <w:bottom w:type="dxa" w:w="80"/>
+              <w:right w:type="dxa" w:w="120"/>
+            </w:tcMar>
+          </w:tcPr>
+          <w:p>
+            <w:pPr>
+              <w:spacing w:after="0" w:line="240"/>
+            </w:pPr>
+            <w:r>
+              <w:rPr>
+                <w:rFonts w:ascii="Times New Roman" w:cs="Times New Roman" w:eastAsia="Times New Roman" w:hAnsi="Times New Roman"/>
+                <w:b/>
+                <w:bCs/>
+                <w:i w:val="false"/>
+                <w:iCs w:val="false"/>
+                <w:color w:val="000000"/>
+                <w:sz w:val="22"/>
+                <w:szCs w:val="22"/>
+              </w:rPr>
+              <w:t xml:space="preserve">{{НАШ_ДОКУМЕНТ_И_РЕКВИЗИТЫ}}</w:t>
+            </w:r>
+            <w:r>
+              <w:rPr>
+                <w:rFonts w:ascii="Times New Roman" w:cs="Times New Roman" w:eastAsia="Times New Roman" w:hAnsi="Times New Roman"/>
+                <w:b w:val="false"/>
+                <w:bCs w:val="false"/>
+                <w:sz w:val="22"/>
+                <w:szCs w:val="22"/>
+              </w:rPr>
+              <w:t xml:space="preserve">, </w:t>
+            </w:r>
+            <w:r>
+              <w:rPr>
+                <w:rFonts w:ascii="Times New Roman" w:cs="Times New Roman" w:eastAsia="Times New Roman" w:hAnsi="Times New Roman"/>
+                <w:b/>
+                <w:bCs/>
+                <w:i w:val="false"/>
+                <w:iCs w:val="false"/>
+                <w:color w:val="000000"/>
+                <w:sz w:val="22"/>
+                <w:szCs w:val="22"/>
+              </w:rPr>
+              <w:t xml:space="preserve">{{ЧТО_В_НАШЕМ_ДОКУМЕНТЕ}}</w:t>
+            </w:r>
+            <w:r>
+              <w:rPr>
+                <w:rFonts w:ascii="Times New Roman" w:cs="Times New Roman" w:eastAsia="Times New Roman" w:hAnsi="Times New Roman"/>
+                <w:b w:val="false"/>
+                <w:bCs w:val="false"/>
+                <w:sz w:val="22"/>
+                <w:szCs w:val="22"/>
+              </w:rPr>
+              <w:t xml:space="preserve">, </w:t>
+            </w:r>
+            <w:r>
+              <w:rPr>
+                <w:rFonts w:ascii="Times New Roman" w:cs="Times New Roman" w:eastAsia="Times New Roman" w:hAnsi="Times New Roman"/>
+                <w:b/>
+                <w:bCs/>
+                <w:i w:val="false"/>
+                <w:iCs w:val="false"/>
+                <w:color w:val="000000"/>
+                <w:sz w:val="22"/>
+                <w:szCs w:val="22"/>
+              </w:rPr>
+              <w:t xml:space="preserve">{{СУТЬ_РАСХОЖДЕНИЯ}}</w:t>
+            </w:r>
+          </w:p>
+        </w:tc>
+        <w:tc>
+          <w:tcPr>
+            <w:tcW w:type="dxa" w:w="3400"/>
+            <w:tcMar>
+              <w:top w:type="dxa" w:w="80"/>
+              <w:left w:type="dxa" w:w="120"/>
+              <w:bottom w:type="dxa" w:w="80"/>
+              <w:right w:type="dxa" w:w="120"/>
+            </w:tcMar>
+          </w:tcPr>
+          <w:p>
+            <w:pPr>
+              <w:spacing w:after="0" w:line="240"/>
+            </w:pPr>
+            <w:r>
+              <w:rPr>
+                <w:rFonts w:ascii="Times New Roman" w:cs="Times New Roman" w:eastAsia="Times New Roman" w:hAnsi="Times New Roman"/>
+                <w:b w:val="false"/>
+                <w:bCs w:val="false"/>
+                <w:sz w:val="22"/>
+                <w:szCs w:val="22"/>
+              </w:rPr>
+              <w:t xml:space="preserve">Чем возражаете: ваш документ, что в нём написано, в чём расхождение</w:t>
+            </w:r>
+          </w:p>
+        </w:tc>
+        <w:tc>
+          <w:tcPr>
+            <w:tcW w:type="dxa" w:w="2760"/>
+            <w:tcMar>
+              <w:top w:type="dxa" w:w="80"/>
+              <w:left w:type="dxa" w:w="120"/>
+              <w:bottom w:type="dxa" w:w="80"/>
+              <w:right w:type="dxa" w:w="120"/>
+            </w:tcMar>
+          </w:tcPr>
+          <w:p>
+            <w:pPr>
+              <w:spacing w:after="0" w:line="240"/>
+            </w:pPr>
+            <w:r>
+              <w:rPr>
+                <w:rFonts w:ascii="Times New Roman" w:cs="Times New Roman" w:eastAsia="Times New Roman" w:hAnsi="Times New Roman"/>
+                <w:b w:val="false"/>
+                <w:bCs w:val="false"/>
+                <w:sz w:val="22"/>
+                <w:szCs w:val="22"/>
+              </w:rPr>
+              <w:t xml:space="preserve">ваша опись доказательств</w:t>
+            </w:r>
+          </w:p>
+        </w:tc>
+      </w:tr>
+    </w:tbl>
+    <w:p>
+      <w:pPr>
+        <w:pStyle w:val="Heading2"/>
+        <w:keepNext/>
+        <w:spacing w:after="120" w:before="260"/>
+      </w:pPr>
+      <w:r>
+        <w:rPr>
+          <w:rFonts w:ascii="Times New Roman" w:cs="Times New Roman" w:eastAsia="Times New Roman" w:hAnsi="Times New Roman"/>
+          <w:b/>
+          <w:bCs/>
+          <w:sz w:val="26"/>
+          <w:szCs w:val="26"/>
+        </w:rPr>
+        <w:t>Экспертиза и материалы для представителя — файл 47, только в «Споре с суммой»</w:t>
+      </w:r>
+    </w:p>
+    <w:tbl>
+      <w:tblPr>
+        <w:tblW w:type="dxa" w:w="9060"/>
+        <w:tblBorders>
+          <w:top w:val="single" w:color="auto" w:sz="4"/>
+          <w:left w:val="single" w:color="auto" w:sz="4"/>
+          <w:bottom w:val="single" w:color="auto" w:sz="4"/>
+          <w:right w:val="single" w:color="auto" w:sz="4"/>
+          <w:insideH w:val="single" w:color="auto" w:sz="4"/>
+          <w:insideV w:val="single" w:color="auto" w:sz="4"/>
+        </w:tblBorders>
+      </w:tblPr>
+      <w:tblGrid>
+        <w:gridCol w:w="2900"/>
+        <w:gridCol w:w="3400"/>
+        <w:gridCol w:w="2760"/>
+      </w:tblGrid>
+      <w:tr>
+        <w:trPr>
+          <w:tblHeader/>
+        </w:trPr>
+        <w:tc>
+          <w:tcPr>
+            <w:tcW w:type="dxa" w:w="2900"/>
+            <w:shd w:fill="EDEDED" w:val="clear"/>
+            <w:tcMar>
+              <w:top w:type="dxa" w:w="80"/>
+              <w:left w:type="dxa" w:w="120"/>
+              <w:bottom w:type="dxa" w:w="80"/>
+              <w:right w:type="dxa" w:w="120"/>
+            </w:tcMar>
+          </w:tcPr>
+          <w:p>
+            <w:pPr>
+              <w:spacing w:after="0" w:line="240"/>
+            </w:pPr>
+            <w:r>
+              <w:rPr>
+                <w:rFonts w:ascii="Times New Roman" w:cs="Times New Roman" w:eastAsia="Times New Roman" w:hAnsi="Times New Roman"/>
+                <w:b/>
+                <w:bCs/>
+                <w:sz w:val="22"/>
+                <w:szCs w:val="22"/>
+              </w:rPr>
+              <w:t xml:space="preserve">Поле</w:t>
+            </w:r>
+          </w:p>
+        </w:tc>
+        <w:tc>
+          <w:tcPr>
+            <w:tcW w:type="dxa" w:w="3400"/>
+            <w:shd w:fill="EDEDED" w:val="clear"/>
+            <w:tcMar>
+              <w:top w:type="dxa" w:w="80"/>
+              <w:left w:type="dxa" w:w="120"/>
+              <w:bottom w:type="dxa" w:w="80"/>
+              <w:right w:type="dxa" w:w="120"/>
+            </w:tcMar>
+          </w:tcPr>
+          <w:p>
+            <w:pPr>
+              <w:spacing w:after="0" w:line="240"/>
+            </w:pPr>
+            <w:r>
+              <w:rPr>
+                <w:rFonts w:ascii="Times New Roman" w:cs="Times New Roman" w:eastAsia="Times New Roman" w:hAnsi="Times New Roman"/>
+                <w:b/>
+                <w:bCs/>
+                <w:sz w:val="22"/>
+                <w:szCs w:val="22"/>
+              </w:rPr>
+              <w:t xml:space="preserve">Что подставить</w:t>
+            </w:r>
+          </w:p>
+        </w:tc>
+        <w:tc>
+          <w:tcPr>
+            <w:tcW w:type="dxa" w:w="2760"/>
+            <w:shd w:fill="EDEDED" w:val="clear"/>
+            <w:tcMar>
+              <w:top w:type="dxa" w:w="80"/>
+              <w:left w:type="dxa" w:w="120"/>
+              <w:bottom w:type="dxa" w:w="80"/>
+              <w:right w:type="dxa" w:w="120"/>
+            </w:tcMar>
+          </w:tcPr>
+          <w:p>
+            <w:pPr>
+              <w:spacing w:after="0" w:line="240"/>
+            </w:pPr>
+            <w:r>
+              <w:rPr>
+                <w:rFonts w:ascii="Times New Roman" w:cs="Times New Roman" w:eastAsia="Times New Roman" w:hAnsi="Times New Roman"/>
+                <w:b/>
+                <w:bCs/>
+                <w:sz w:val="22"/>
+                <w:szCs w:val="22"/>
+              </w:rPr>
+              <w:t xml:space="preserve">Откуда брать</w:t>
+            </w:r>
+          </w:p>
+        </w:tc>
+      </w:tr>
+      <w:tr>
+        <w:tc>
+          <w:tcPr>
+            <w:tcW w:type="dxa" w:w="2900"/>
+            <w:tcMar>
+              <w:top w:type="dxa" w:w="80"/>
+              <w:left w:type="dxa" w:w="120"/>
+              <w:bottom w:type="dxa" w:w="80"/>
+              <w:right w:type="dxa" w:w="120"/>
+            </w:tcMar>
+          </w:tcPr>
+          <w:p>
+            <w:pPr>
+              <w:spacing w:after="0" w:line="240"/>
+            </w:pPr>
+            <w:r>
+              <w:rPr>
+                <w:rFonts w:ascii="Times New Roman" w:cs="Times New Roman" w:eastAsia="Times New Roman" w:hAnsi="Times New Roman"/>
+                <w:b/>
+                <w:bCs/>
+                <w:i w:val="false"/>
+                <w:iCs w:val="false"/>
+                <w:color w:val="000000"/>
+                <w:sz w:val="22"/>
+                <w:szCs w:val="22"/>
+              </w:rPr>
+              <w:t xml:space="preserve">{{ПОЗИЦИЯ_ОППОНЕНТА_О_ПРИЧИНЕ}}</w:t>
+            </w:r>
+            <w:r>
+              <w:rPr>
+                <w:rFonts w:ascii="Times New Roman" w:cs="Times New Roman" w:eastAsia="Times New Roman" w:hAnsi="Times New Roman"/>
+                <w:b w:val="false"/>
+                <w:bCs w:val="false"/>
+                <w:sz w:val="22"/>
+                <w:szCs w:val="22"/>
+              </w:rPr>
+              <w:t xml:space="preserve">, </w:t>
+            </w:r>
+            <w:r>
+              <w:rPr>
+                <w:rFonts w:ascii="Times New Roman" w:cs="Times New Roman" w:eastAsia="Times New Roman" w:hAnsi="Times New Roman"/>
+                <w:b/>
+                <w:bCs/>
+                <w:i w:val="false"/>
+                <w:iCs w:val="false"/>
+                <w:color w:val="000000"/>
+                <w:sz w:val="22"/>
+                <w:szCs w:val="22"/>
+              </w:rPr>
+              <w:t xml:space="preserve">{{НАША_ПОЗИЦИЯ_О_ПРИЧИНЕ}}</w:t>
+            </w:r>
+          </w:p>
+        </w:tc>
+        <w:tc>
+          <w:tcPr>
+            <w:tcW w:type="dxa" w:w="3400"/>
+            <w:tcMar>
+              <w:top w:type="dxa" w:w="80"/>
+              <w:left w:type="dxa" w:w="120"/>
+              <w:bottom w:type="dxa" w:w="80"/>
+              <w:right w:type="dxa" w:w="120"/>
+            </w:tcMar>
+          </w:tcPr>
+          <w:p>
+            <w:pPr>
+              <w:spacing w:after="0" w:line="240"/>
+            </w:pPr>
+            <w:r>
+              <w:rPr>
+                <w:rFonts w:ascii="Times New Roman" w:cs="Times New Roman" w:eastAsia="Times New Roman" w:hAnsi="Times New Roman"/>
+                <w:b w:val="false"/>
+                <w:bCs w:val="false"/>
+                <w:sz w:val="22"/>
+                <w:szCs w:val="22"/>
+              </w:rPr>
+              <w:t xml:space="preserve">Две версии причины дефекта, каждая одной фразой</w:t>
+            </w:r>
+          </w:p>
+        </w:tc>
+        <w:tc>
+          <w:tcPr>
+            <w:tcW w:type="dxa" w:w="2760"/>
+            <w:tcMar>
+              <w:top w:type="dxa" w:w="80"/>
+              <w:left w:type="dxa" w:w="120"/>
+              <w:bottom w:type="dxa" w:w="80"/>
+              <w:right w:type="dxa" w:w="120"/>
+            </w:tcMar>
+          </w:tcPr>
+          <w:p>
+            <w:pPr>
+              <w:spacing w:after="0" w:line="240"/>
+            </w:pPr>
+            <w:r>
+              <w:rPr>
+                <w:rFonts w:ascii="Times New Roman" w:cs="Times New Roman" w:eastAsia="Times New Roman" w:hAnsi="Times New Roman"/>
+                <w:b w:val="false"/>
+                <w:bCs w:val="false"/>
+                <w:sz w:val="22"/>
+                <w:szCs w:val="22"/>
+              </w:rPr>
+              <w:t xml:space="preserve">претензия оппонента и ваш разбор</w:t>
+            </w:r>
+          </w:p>
+        </w:tc>
+      </w:tr>
+      <w:tr>
+        <w:tc>
+          <w:tcPr>
+            <w:tcW w:type="dxa" w:w="2900"/>
+            <w:tcMar>
+              <w:top w:type="dxa" w:w="80"/>
+              <w:left w:type="dxa" w:w="120"/>
+              <w:bottom w:type="dxa" w:w="80"/>
+              <w:right w:type="dxa" w:w="120"/>
+            </w:tcMar>
+          </w:tcPr>
+          <w:p>
+            <w:pPr>
+              <w:spacing w:after="0" w:line="240"/>
+            </w:pPr>
+            <w:r>
+              <w:rPr>
+                <w:rFonts w:ascii="Times New Roman" w:cs="Times New Roman" w:eastAsia="Times New Roman" w:hAnsi="Times New Roman"/>
+                <w:b/>
+                <w:bCs/>
+                <w:i w:val="false"/>
+                <w:iCs w:val="false"/>
+                <w:color w:val="000000"/>
+                <w:sz w:val="22"/>
+                <w:szCs w:val="22"/>
+              </w:rPr>
+              <w:t xml:space="preserve">{{ВОПРОСЫ_ЭКСПЕРТУ}}</w:t>
+            </w:r>
+          </w:p>
+        </w:tc>
+        <w:tc>
+          <w:tcPr>
+            <w:tcW w:type="dxa" w:w="3400"/>
+            <w:tcMar>
+              <w:top w:type="dxa" w:w="80"/>
+              <w:left w:type="dxa" w:w="120"/>
+              <w:bottom w:type="dxa" w:w="80"/>
+              <w:right w:type="dxa" w:w="120"/>
+            </w:tcMar>
+          </w:tcPr>
+          <w:p>
+            <w:pPr>
+              <w:spacing w:after="0" w:line="240"/>
+            </w:pPr>
+            <w:r>
+              <w:rPr>
+                <w:rFonts w:ascii="Times New Roman" w:cs="Times New Roman" w:eastAsia="Times New Roman" w:hAnsi="Times New Roman"/>
+                <w:b w:val="false"/>
+                <w:bCs w:val="false"/>
+                <w:sz w:val="22"/>
+                <w:szCs w:val="22"/>
+              </w:rPr>
+              <w:t>Отобранные вопросы из банка вопросов о причине дефекта</w:t>
+            </w:r>
+          </w:p>
+        </w:tc>
+        <w:tc>
+          <w:tcPr>
+            <w:tcW w:type="dxa" w:w="2760"/>
+            <w:tcMar>
+              <w:top w:type="dxa" w:w="80"/>
+              <w:left w:type="dxa" w:w="120"/>
+              <w:bottom w:type="dxa" w:w="80"/>
+              <w:right w:type="dxa" w:w="120"/>
+            </w:tcMar>
+          </w:tcPr>
+          <w:p>
+            <w:pPr>
+              <w:spacing w:after="0" w:line="240"/>
+            </w:pPr>
+            <w:r>
+              <w:rPr>
+                <w:rFonts w:ascii="Times New Roman" w:cs="Times New Roman" w:eastAsia="Times New Roman" w:hAnsi="Times New Roman"/>
+                <w:b w:val="false"/>
+                <w:bCs w:val="false"/>
+                <w:sz w:val="22"/>
+                <w:szCs w:val="22"/>
+              </w:rPr>
+              <w:t xml:space="preserve">банк вопросов; окончательную редакцию даёт представитель</w:t>
+            </w:r>
+          </w:p>
+        </w:tc>
+      </w:tr>
+      <w:tr>
+        <w:tc>
+          <w:tcPr>
+            <w:tcW w:type="dxa" w:w="2900"/>
+            <w:tcMar>
+              <w:top w:type="dxa" w:w="80"/>
+              <w:left w:type="dxa" w:w="120"/>
+              <w:bottom w:type="dxa" w:w="80"/>
+              <w:right w:type="dxa" w:w="120"/>
+            </w:tcMar>
+          </w:tcPr>
+          <w:p>
+            <w:pPr>
+              <w:spacing w:after="0" w:line="240"/>
+            </w:pPr>
+            <w:r>
+              <w:rPr>
+                <w:rFonts w:ascii="Times New Roman" w:cs="Times New Roman" w:eastAsia="Times New Roman" w:hAnsi="Times New Roman"/>
+                <w:b/>
+                <w:bCs/>
+                <w:i w:val="false"/>
+                <w:iCs w:val="false"/>
+                <w:color w:val="000000"/>
+                <w:sz w:val="22"/>
+                <w:szCs w:val="22"/>
+              </w:rPr>
+              <w:t xml:space="preserve">{{КАНДИДАТУРЫ_ЭКСПЕРТНЫХ_ОРГАНИЗАЦИЙ}}</w:t>
+            </w:r>
+            <w:r>
+              <w:rPr>
+                <w:rFonts w:ascii="Times New Roman" w:cs="Times New Roman" w:eastAsia="Times New Roman" w:hAnsi="Times New Roman"/>
+                <w:b w:val="false"/>
+                <w:bCs w:val="false"/>
+                <w:sz w:val="22"/>
+                <w:szCs w:val="22"/>
+              </w:rPr>
+              <w:t xml:space="preserve">, </w:t>
+            </w:r>
+            <w:r>
+              <w:rPr>
+                <w:rFonts w:ascii="Times New Roman" w:cs="Times New Roman" w:eastAsia="Times New Roman" w:hAnsi="Times New Roman"/>
+                <w:b/>
+                <w:bCs/>
+                <w:i w:val="false"/>
+                <w:iCs w:val="false"/>
+                <w:color w:val="000000"/>
+                <w:sz w:val="22"/>
+                <w:szCs w:val="22"/>
+              </w:rPr>
+              <w:t xml:space="preserve">{{СВЕДЕНИЯ_О_КАНДИДАТУРЕ}}</w:t>
+            </w:r>
+          </w:p>
+        </w:tc>
+        <w:tc>
+          <w:tcPr>
+            <w:tcW w:type="dxa" w:w="3400"/>
+            <w:tcMar>
+              <w:top w:type="dxa" w:w="80"/>
+              <w:left w:type="dxa" w:w="120"/>
+              <w:bottom w:type="dxa" w:w="80"/>
+              <w:right w:type="dxa" w:w="120"/>
+            </w:tcMar>
+          </w:tcPr>
+          <w:p>
+            <w:pPr>
+              <w:spacing w:after="0" w:line="240"/>
+            </w:pPr>
+            <w:r>
+              <w:rPr>
+                <w:rFonts w:ascii="Times New Roman" w:cs="Times New Roman" w:eastAsia="Times New Roman" w:hAnsi="Times New Roman"/>
+                <w:b w:val="false"/>
+                <w:bCs w:val="false"/>
+                <w:sz w:val="22"/>
+                <w:szCs w:val="22"/>
+              </w:rPr>
+              <w:t xml:space="preserve">Кого предлагаете и сведения о квалификации, сроке, стоимости</w:t>
+            </w:r>
+          </w:p>
+        </w:tc>
+        <w:tc>
+          <w:tcPr>
+            <w:tcW w:type="dxa" w:w="2760"/>
+            <w:tcMar>
+              <w:top w:type="dxa" w:w="80"/>
+              <w:left w:type="dxa" w:w="120"/>
+              <w:bottom w:type="dxa" w:w="80"/>
+              <w:right w:type="dxa" w:w="120"/>
+            </w:tcMar>
+          </w:tcPr>
+          <w:p>
+            <w:pPr>
+              <w:spacing w:after="0" w:line="240"/>
+            </w:pPr>
+            <w:r>
+              <w:rPr>
+                <w:rFonts w:ascii="Times New Roman" w:cs="Times New Roman" w:eastAsia="Times New Roman" w:hAnsi="Times New Roman"/>
+                <w:b w:val="false"/>
+                <w:bCs w:val="false"/>
+                <w:sz w:val="22"/>
+                <w:szCs w:val="22"/>
+              </w:rPr>
+              <w:t>ответы организаций на ваш запрос по перечню вопросов к экспертной организации</w:t>
+            </w:r>
+          </w:p>
+        </w:tc>
+      </w:tr>
+      <w:tr>
+        <w:tc>
+          <w:tcPr>
+            <w:tcW w:type="dxa" w:w="2900"/>
+            <w:tcMar>
+              <w:top w:type="dxa" w:w="80"/>
+              <w:left w:type="dxa" w:w="120"/>
+              <w:bottom w:type="dxa" w:w="80"/>
+              <w:right w:type="dxa" w:w="120"/>
+            </w:tcMar>
+          </w:tcPr>
+          <w:p>
+            <w:pPr>
+              <w:spacing w:after="0" w:line="240"/>
+            </w:pPr>
+            <w:r>
+              <w:rPr>
+                <w:rFonts w:ascii="Times New Roman" w:cs="Times New Roman" w:eastAsia="Times New Roman" w:hAnsi="Times New Roman"/>
+                <w:b/>
+                <w:bCs/>
+                <w:i w:val="false"/>
+                <w:iCs w:val="false"/>
+                <w:color w:val="000000"/>
+                <w:sz w:val="22"/>
+                <w:szCs w:val="22"/>
+              </w:rPr>
+              <w:t xml:space="preserve">{{ПЕРЕЧЕНЬ_МАТЕРИАЛОВ_ДЛЯ_ЭКСПЕРТА}}</w:t>
+            </w:r>
+          </w:p>
+        </w:tc>
+        <w:tc>
+          <w:tcPr>
+            <w:tcW w:type="dxa" w:w="3400"/>
+            <w:tcMar>
+              <w:top w:type="dxa" w:w="80"/>
+              <w:left w:type="dxa" w:w="120"/>
+              <w:bottom w:type="dxa" w:w="80"/>
+              <w:right w:type="dxa" w:w="120"/>
+            </w:tcMar>
+          </w:tcPr>
+          <w:p>
+            <w:pPr>
+              <w:spacing w:after="0" w:line="240"/>
+            </w:pPr>
+            <w:r>
+              <w:rPr>
+                <w:rFonts w:ascii="Times New Roman" w:cs="Times New Roman" w:eastAsia="Times New Roman" w:hAnsi="Times New Roman"/>
+                <w:b w:val="false"/>
+                <w:bCs w:val="false"/>
+                <w:sz w:val="22"/>
+                <w:szCs w:val="22"/>
+              </w:rPr>
+              <w:t xml:space="preserve">Документы, передаваемые эксперту</w:t>
+            </w:r>
+          </w:p>
+        </w:tc>
+        <w:tc>
+          <w:tcPr>
+            <w:tcW w:type="dxa" w:w="2760"/>
+            <w:tcMar>
+              <w:top w:type="dxa" w:w="80"/>
+              <w:left w:type="dxa" w:w="120"/>
+              <w:bottom w:type="dxa" w:w="80"/>
+              <w:right w:type="dxa" w:w="120"/>
+            </w:tcMar>
+          </w:tcPr>
+          <w:p>
+            <w:pPr>
+              <w:spacing w:after="0" w:line="240"/>
+            </w:pPr>
+            <w:r>
+              <w:rPr>
+                <w:rFonts w:ascii="Times New Roman" w:cs="Times New Roman" w:eastAsia="Times New Roman" w:hAnsi="Times New Roman"/>
+                <w:b w:val="false"/>
+                <w:bCs w:val="false"/>
+                <w:sz w:val="22"/>
+                <w:szCs w:val="22"/>
+              </w:rPr>
+              <w:t xml:space="preserve">опись доказательств, колонка передачи эксперту</w:t>
+            </w:r>
+          </w:p>
+        </w:tc>
+      </w:tr>
+      <w:tr>
+        <w:tc>
+          <w:tcPr>
+            <w:tcW w:type="dxa" w:w="2900"/>
+            <w:tcMar>
+              <w:top w:type="dxa" w:w="80"/>
+              <w:left w:type="dxa" w:w="120"/>
+              <w:bottom w:type="dxa" w:w="80"/>
+              <w:right w:type="dxa" w:w="120"/>
+            </w:tcMar>
+          </w:tcPr>
+          <w:p>
+            <w:pPr>
+              <w:spacing w:after="0" w:line="240"/>
+            </w:pPr>
+            <w:r>
+              <w:rPr>
+                <w:rFonts w:ascii="Times New Roman" w:cs="Times New Roman" w:eastAsia="Times New Roman" w:hAnsi="Times New Roman"/>
+                <w:b/>
+                <w:bCs/>
+                <w:i w:val="false"/>
+                <w:iCs w:val="false"/>
+                <w:color w:val="000000"/>
+                <w:sz w:val="22"/>
+                <w:szCs w:val="22"/>
+              </w:rPr>
+              <w:t xml:space="preserve">{{ПЕРЕЧЕНЬ_ВСКРЫТИЙ}}</w:t>
+            </w:r>
+          </w:p>
+        </w:tc>
+        <w:tc>
+          <w:tcPr>
+            <w:tcW w:type="dxa" w:w="3400"/>
+            <w:tcMar>
+              <w:top w:type="dxa" w:w="80"/>
+              <w:left w:type="dxa" w:w="120"/>
+              <w:bottom w:type="dxa" w:w="80"/>
+              <w:right w:type="dxa" w:w="120"/>
+            </w:tcMar>
+          </w:tcPr>
+          <w:p>
+            <w:pPr>
+              <w:spacing w:after="0" w:line="240"/>
+            </w:pPr>
+            <w:r>
+              <w:rPr>
+                <w:rFonts w:ascii="Times New Roman" w:cs="Times New Roman" w:eastAsia="Times New Roman" w:hAnsi="Times New Roman"/>
+                <w:b w:val="false"/>
+                <w:bCs w:val="false"/>
+                <w:sz w:val="22"/>
+                <w:szCs w:val="22"/>
+              </w:rPr>
+              <w:t xml:space="preserve">Какие вскрытия нужны для установления причины</w:t>
+            </w:r>
+          </w:p>
+        </w:tc>
+        <w:tc>
+          <w:tcPr>
+            <w:tcW w:type="dxa" w:w="2760"/>
+            <w:tcMar>
+              <w:top w:type="dxa" w:w="80"/>
+              <w:left w:type="dxa" w:w="120"/>
+              <w:bottom w:type="dxa" w:w="80"/>
+              <w:right w:type="dxa" w:w="120"/>
+            </w:tcMar>
+          </w:tcPr>
+          <w:p>
+            <w:pPr>
+              <w:spacing w:after="0" w:line="240"/>
+            </w:pPr>
+            <w:r>
+              <w:rPr>
+                <w:rFonts w:ascii="Times New Roman" w:cs="Times New Roman" w:eastAsia="Times New Roman" w:hAnsi="Times New Roman"/>
+                <w:b w:val="false"/>
+                <w:bCs w:val="false"/>
+                <w:sz w:val="22"/>
+                <w:szCs w:val="22"/>
+              </w:rPr>
+              <w:t xml:space="preserve">ваш технический разбор; при сомнении — специалист</w:t>
+            </w:r>
+          </w:p>
+        </w:tc>
+      </w:tr>
+      <w:tr>
+        <w:tc>
+          <w:tcPr>
+            <w:tcW w:type="dxa" w:w="2900"/>
+            <w:tcMar>
+              <w:top w:type="dxa" w:w="80"/>
+              <w:left w:type="dxa" w:w="120"/>
+              <w:bottom w:type="dxa" w:w="80"/>
+              <w:right w:type="dxa" w:w="120"/>
+            </w:tcMar>
+          </w:tcPr>
+          <w:p>
+            <w:pPr>
+              <w:spacing w:after="0" w:line="240"/>
+            </w:pPr>
+            <w:r>
+              <w:rPr>
+                <w:rFonts w:ascii="Times New Roman" w:cs="Times New Roman" w:eastAsia="Times New Roman" w:hAnsi="Times New Roman"/>
+                <w:b/>
+                <w:bCs/>
+                <w:i w:val="false"/>
+                <w:iCs w:val="false"/>
+                <w:color w:val="000000"/>
+                <w:sz w:val="22"/>
+                <w:szCs w:val="22"/>
+              </w:rPr>
+              <w:t xml:space="preserve">{{РЕКВИЗИТЫ_ПРОЕКТНОЙ_ДОКУМЕНТАЦИИ}}</w:t>
+            </w:r>
+            <w:r>
+              <w:rPr>
+                <w:rFonts w:ascii="Times New Roman" w:cs="Times New Roman" w:eastAsia="Times New Roman" w:hAnsi="Times New Roman"/>
+                <w:b w:val="false"/>
+                <w:bCs w:val="false"/>
+                <w:sz w:val="22"/>
+                <w:szCs w:val="22"/>
+              </w:rPr>
+              <w:t xml:space="preserve">, </w:t>
+            </w:r>
+            <w:r>
+              <w:rPr>
+                <w:rFonts w:ascii="Times New Roman" w:cs="Times New Roman" w:eastAsia="Times New Roman" w:hAnsi="Times New Roman"/>
+                <w:b/>
+                <w:bCs/>
+                <w:i w:val="false"/>
+                <w:iCs w:val="false"/>
+                <w:color w:val="000000"/>
+                <w:sz w:val="22"/>
+                <w:szCs w:val="22"/>
+              </w:rPr>
+              <w:t xml:space="preserve">{{ВИД_СИСТЕМЫ}}</w:t>
+            </w:r>
+          </w:p>
+        </w:tc>
+        <w:tc>
+          <w:tcPr>
+            <w:tcW w:type="dxa" w:w="3400"/>
+            <w:tcMar>
+              <w:top w:type="dxa" w:w="80"/>
+              <w:left w:type="dxa" w:w="120"/>
+              <w:bottom w:type="dxa" w:w="80"/>
+              <w:right w:type="dxa" w:w="120"/>
+            </w:tcMar>
+          </w:tcPr>
+          <w:p>
+            <w:pPr>
+              <w:spacing w:after="0" w:line="240"/>
+            </w:pPr>
+            <w:r>
+              <w:rPr>
+                <w:rFonts w:ascii="Times New Roman" w:cs="Times New Roman" w:eastAsia="Times New Roman" w:hAnsi="Times New Roman"/>
+                <w:b w:val="false"/>
+                <w:bCs w:val="false"/>
+                <w:sz w:val="22"/>
+                <w:szCs w:val="22"/>
+              </w:rPr>
+              <w:t xml:space="preserve">Шифры и ревизии документации; вид инженерной системы, если спор о ней</w:t>
+            </w:r>
+          </w:p>
+        </w:tc>
+        <w:tc>
+          <w:tcPr>
+            <w:tcW w:type="dxa" w:w="2760"/>
+            <w:tcMar>
+              <w:top w:type="dxa" w:w="80"/>
+              <w:left w:type="dxa" w:w="120"/>
+              <w:bottom w:type="dxa" w:w="80"/>
+              <w:right w:type="dxa" w:w="120"/>
+            </w:tcMar>
+          </w:tcPr>
+          <w:p>
+            <w:pPr>
+              <w:spacing w:after="0" w:line="240"/>
+            </w:pPr>
+            <w:r>
+              <w:rPr>
+                <w:rFonts w:ascii="Times New Roman" w:cs="Times New Roman" w:eastAsia="Times New Roman" w:hAnsi="Times New Roman"/>
+                <w:b w:val="false"/>
+                <w:bCs w:val="false"/>
+                <w:sz w:val="22"/>
+                <w:szCs w:val="22"/>
+              </w:rPr>
+              <w:t xml:space="preserve">рабочая документация</w:t>
+            </w:r>
+          </w:p>
+        </w:tc>
+      </w:tr>
+      <w:tr>
+        <w:tc>
+          <w:tcPr>
+            <w:tcW w:type="dxa" w:w="2900"/>
+            <w:tcMar>
+              <w:top w:type="dxa" w:w="80"/>
+              <w:left w:type="dxa" w:w="120"/>
+              <w:bottom w:type="dxa" w:w="80"/>
+              <w:right w:type="dxa" w:w="120"/>
+            </w:tcMar>
+          </w:tcPr>
+          <w:p>
+            <w:pPr>
+              <w:spacing w:after="0" w:line="240"/>
+            </w:pPr>
+            <w:r>
+              <w:rPr>
+                <w:rFonts w:ascii="Times New Roman" w:cs="Times New Roman" w:eastAsia="Times New Roman" w:hAnsi="Times New Roman"/>
+                <w:b/>
+                <w:bCs/>
+                <w:i w:val="false"/>
+                <w:iCs w:val="false"/>
+                <w:color w:val="000000"/>
+                <w:sz w:val="22"/>
+                <w:szCs w:val="22"/>
+              </w:rPr>
+              <w:t xml:space="preserve">{{НАИМЕНОВАНИЕ_АРБИТРАЖНОГО_СУДА}}</w:t>
+            </w:r>
+            <w:r>
+              <w:rPr>
+                <w:rFonts w:ascii="Times New Roman" w:cs="Times New Roman" w:eastAsia="Times New Roman" w:hAnsi="Times New Roman"/>
+                <w:b w:val="false"/>
+                <w:bCs w:val="false"/>
+                <w:sz w:val="22"/>
+                <w:szCs w:val="22"/>
+              </w:rPr>
+              <w:t xml:space="preserve">, </w:t>
+            </w:r>
+            <w:r>
+              <w:rPr>
+                <w:rFonts w:ascii="Times New Roman" w:cs="Times New Roman" w:eastAsia="Times New Roman" w:hAnsi="Times New Roman"/>
+                <w:b/>
+                <w:bCs/>
+                <w:i w:val="false"/>
+                <w:iCs w:val="false"/>
+                <w:color w:val="000000"/>
+                <w:sz w:val="22"/>
+                <w:szCs w:val="22"/>
+              </w:rPr>
+              <w:t xml:space="preserve">{{НОМЕР_ДЕЛА}}</w:t>
+            </w:r>
+            <w:r>
+              <w:rPr>
+                <w:rFonts w:ascii="Times New Roman" w:cs="Times New Roman" w:eastAsia="Times New Roman" w:hAnsi="Times New Roman"/>
+                <w:b w:val="false"/>
+                <w:bCs w:val="false"/>
+                <w:sz w:val="22"/>
+                <w:szCs w:val="22"/>
+              </w:rPr>
+              <w:t xml:space="preserve">, </w:t>
+            </w:r>
+            <w:r>
+              <w:rPr>
+                <w:rFonts w:ascii="Times New Roman" w:cs="Times New Roman" w:eastAsia="Times New Roman" w:hAnsi="Times New Roman"/>
+                <w:b/>
+                <w:bCs/>
+                <w:i w:val="false"/>
+                <w:iCs w:val="false"/>
+                <w:color w:val="000000"/>
+                <w:sz w:val="22"/>
+                <w:szCs w:val="22"/>
+              </w:rPr>
+              <w:t xml:space="preserve">{{НАИМЕНОВАНИЕ_ИСТЦА}}</w:t>
+            </w:r>
+            <w:r>
+              <w:rPr>
+                <w:rFonts w:ascii="Times New Roman" w:cs="Times New Roman" w:eastAsia="Times New Roman" w:hAnsi="Times New Roman"/>
+                <w:b w:val="false"/>
+                <w:bCs w:val="false"/>
+                <w:sz w:val="22"/>
+                <w:szCs w:val="22"/>
+              </w:rPr>
+              <w:t xml:space="preserve">, </w:t>
+            </w:r>
+            <w:r>
+              <w:rPr>
+                <w:rFonts w:ascii="Times New Roman" w:cs="Times New Roman" w:eastAsia="Times New Roman" w:hAnsi="Times New Roman"/>
+                <w:b/>
+                <w:bCs/>
+                <w:i w:val="false"/>
+                <w:iCs w:val="false"/>
+                <w:color w:val="000000"/>
+                <w:sz w:val="22"/>
+                <w:szCs w:val="22"/>
+              </w:rPr>
+              <w:t xml:space="preserve">{{НАИМЕНОВАНИЕ_ОТВЕТЧИКА}}</w:t>
+            </w:r>
+            <w:r>
+              <w:rPr>
+                <w:rFonts w:ascii="Times New Roman" w:cs="Times New Roman" w:eastAsia="Times New Roman" w:hAnsi="Times New Roman"/>
+                <w:b w:val="false"/>
+                <w:bCs w:val="false"/>
+                <w:sz w:val="22"/>
+                <w:szCs w:val="22"/>
+              </w:rPr>
+              <w:t xml:space="preserve">, </w:t>
+            </w:r>
+            <w:r>
+              <w:rPr>
+                <w:rFonts w:ascii="Times New Roman" w:cs="Times New Roman" w:eastAsia="Times New Roman" w:hAnsi="Times New Roman"/>
+                <w:b/>
+                <w:bCs/>
+                <w:i w:val="false"/>
+                <w:iCs w:val="false"/>
+                <w:color w:val="000000"/>
+                <w:sz w:val="22"/>
+                <w:szCs w:val="22"/>
+              </w:rPr>
+              <w:t xml:space="preserve">{{ПРОЦЕССУАЛЬНОЕ_ПОЛОЖЕНИЕ_СТОРОНЫ}}</w:t>
+            </w:r>
+          </w:p>
+        </w:tc>
+        <w:tc>
+          <w:tcPr>
+            <w:tcW w:type="dxa" w:w="3400"/>
+            <w:tcMar>
+              <w:top w:type="dxa" w:w="80"/>
+              <w:left w:type="dxa" w:w="120"/>
+              <w:bottom w:type="dxa" w:w="80"/>
+              <w:right w:type="dxa" w:w="120"/>
+            </w:tcMar>
+          </w:tcPr>
+          <w:p>
+            <w:pPr>
+              <w:spacing w:after="0" w:line="240"/>
+            </w:pPr>
+            <w:r>
+              <w:rPr>
+                <w:rFonts w:ascii="Times New Roman" w:cs="Times New Roman" w:eastAsia="Times New Roman" w:hAnsi="Times New Roman"/>
+                <w:b w:val="false"/>
+                <w:bCs w:val="false"/>
+                <w:sz w:val="22"/>
+                <w:szCs w:val="22"/>
+              </w:rPr>
+              <w:t xml:space="preserve">Реквизиты дела</w:t>
+            </w:r>
+          </w:p>
+        </w:tc>
+        <w:tc>
+          <w:tcPr>
+            <w:tcW w:type="dxa" w:w="2760"/>
+            <w:tcMar>
+              <w:top w:type="dxa" w:w="80"/>
+              <w:left w:type="dxa" w:w="120"/>
+              <w:bottom w:type="dxa" w:w="80"/>
+              <w:right w:type="dxa" w:w="120"/>
+            </w:tcMar>
+          </w:tcPr>
+          <w:p>
+            <w:pPr>
+              <w:spacing w:after="0" w:line="240"/>
+            </w:pPr>
+            <w:r>
+              <w:rPr>
+                <w:rFonts w:ascii="Times New Roman" w:cs="Times New Roman" w:eastAsia="Times New Roman" w:hAnsi="Times New Roman"/>
+                <w:b w:val="false"/>
+                <w:bCs w:val="false"/>
+                <w:sz w:val="22"/>
+                <w:szCs w:val="22"/>
+              </w:rPr>
+              <w:t xml:space="preserve">заполняет представитель: до принятия иска этих данных нет</w:t>
+            </w:r>
+          </w:p>
+        </w:tc>
+      </w:tr>
+    </w:tbl>
+    <w:p>
+      <w:pPr>
+        <w:pStyle w:val="Heading2"/>
+        <w:keepNext/>
+        <w:spacing w:after="120" w:before="260"/>
+      </w:pPr>
+      <w:r>
+        <w:rPr>
+          <w:rFonts w:ascii="Times New Roman" w:cs="Times New Roman" w:eastAsia="Times New Roman" w:hAnsi="Times New Roman"/>
+          <w:b/>
+          <w:bCs/>
+          <w:sz w:val="26"/>
+          <w:szCs w:val="26"/>
+        </w:rPr>
+        <w:t>Опись доказательств и реестры — файлы 42 и 48, только в «Споре с суммой»</w:t>
+      </w:r>
+    </w:p>
+    <w:tbl>
+      <w:tblPr>
+        <w:tblW w:type="dxa" w:w="9060"/>
+        <w:tblBorders>
+          <w:top w:val="single" w:color="auto" w:sz="4"/>
+          <w:left w:val="single" w:color="auto" w:sz="4"/>
+          <w:bottom w:val="single" w:color="auto" w:sz="4"/>
+          <w:right w:val="single" w:color="auto" w:sz="4"/>
+          <w:insideH w:val="single" w:color="auto" w:sz="4"/>
+          <w:insideV w:val="single" w:color="auto" w:sz="4"/>
+        </w:tblBorders>
+      </w:tblPr>
+      <w:tblGrid>
+        <w:gridCol w:w="2900"/>
+        <w:gridCol w:w="3400"/>
+        <w:gridCol w:w="2760"/>
+      </w:tblGrid>
+      <w:tr>
+        <w:trPr>
+          <w:tblHeader/>
+        </w:trPr>
+        <w:tc>
+          <w:tcPr>
+            <w:tcW w:type="dxa" w:w="2900"/>
+            <w:shd w:fill="EDEDED" w:val="clear"/>
+            <w:tcMar>
+              <w:top w:type="dxa" w:w="80"/>
+              <w:left w:type="dxa" w:w="120"/>
+              <w:bottom w:type="dxa" w:w="80"/>
+              <w:right w:type="dxa" w:w="120"/>
+            </w:tcMar>
+          </w:tcPr>
+          <w:p>
+            <w:pPr>
+              <w:spacing w:after="0" w:line="240"/>
+            </w:pPr>
+            <w:r>
+              <w:rPr>
+                <w:rFonts w:ascii="Times New Roman" w:cs="Times New Roman" w:eastAsia="Times New Roman" w:hAnsi="Times New Roman"/>
+                <w:b/>
+                <w:bCs/>
+                <w:sz w:val="22"/>
+                <w:szCs w:val="22"/>
+              </w:rPr>
+              <w:t xml:space="preserve">Поле</w:t>
+            </w:r>
+          </w:p>
+        </w:tc>
+        <w:tc>
+          <w:tcPr>
+            <w:tcW w:type="dxa" w:w="3400"/>
+            <w:shd w:fill="EDEDED" w:val="clear"/>
+            <w:tcMar>
+              <w:top w:type="dxa" w:w="80"/>
+              <w:left w:type="dxa" w:w="120"/>
+              <w:bottom w:type="dxa" w:w="80"/>
+              <w:right w:type="dxa" w:w="120"/>
+            </w:tcMar>
+          </w:tcPr>
+          <w:p>
+            <w:pPr>
+              <w:spacing w:after="0" w:line="240"/>
+            </w:pPr>
+            <w:r>
+              <w:rPr>
+                <w:rFonts w:ascii="Times New Roman" w:cs="Times New Roman" w:eastAsia="Times New Roman" w:hAnsi="Times New Roman"/>
+                <w:b/>
+                <w:bCs/>
+                <w:sz w:val="22"/>
+                <w:szCs w:val="22"/>
+              </w:rPr>
+              <w:t xml:space="preserve">Что подставить</w:t>
+            </w:r>
+          </w:p>
+        </w:tc>
+        <w:tc>
+          <w:tcPr>
+            <w:tcW w:type="dxa" w:w="2760"/>
+            <w:shd w:fill="EDEDED" w:val="clear"/>
+            <w:tcMar>
+              <w:top w:type="dxa" w:w="80"/>
+              <w:left w:type="dxa" w:w="120"/>
+              <w:bottom w:type="dxa" w:w="80"/>
+              <w:right w:type="dxa" w:w="120"/>
+            </w:tcMar>
+          </w:tcPr>
+          <w:p>
+            <w:pPr>
+              <w:spacing w:after="0" w:line="240"/>
+            </w:pPr>
+            <w:r>
+              <w:rPr>
+                <w:rFonts w:ascii="Times New Roman" w:cs="Times New Roman" w:eastAsia="Times New Roman" w:hAnsi="Times New Roman"/>
+                <w:b/>
+                <w:bCs/>
+                <w:sz w:val="22"/>
+                <w:szCs w:val="22"/>
+              </w:rPr>
+              <w:t xml:space="preserve">Откуда брать</w:t>
+            </w:r>
+          </w:p>
+        </w:tc>
+      </w:tr>
+      <w:tr>
+        <w:tc>
+          <w:tcPr>
+            <w:tcW w:type="dxa" w:w="2900"/>
+            <w:tcMar>
+              <w:top w:type="dxa" w:w="80"/>
+              <w:left w:type="dxa" w:w="120"/>
+              <w:bottom w:type="dxa" w:w="80"/>
+              <w:right w:type="dxa" w:w="120"/>
+            </w:tcMar>
+          </w:tcPr>
+          <w:p>
+            <w:pPr>
+              <w:spacing w:after="0" w:line="240"/>
+            </w:pPr>
+            <w:r>
+              <w:rPr>
+                <w:rFonts w:ascii="Times New Roman" w:cs="Times New Roman" w:eastAsia="Times New Roman" w:hAnsi="Times New Roman"/>
+                <w:b/>
+                <w:bCs/>
+                <w:i w:val="false"/>
+                <w:iCs w:val="false"/>
+                <w:color w:val="000000"/>
+                <w:sz w:val="22"/>
+                <w:szCs w:val="22"/>
+              </w:rPr>
+              <w:t xml:space="preserve">{{ДАТА_ОБНАРУЖЕНИЯ_ДЕФЕКТА}}</w:t>
+            </w:r>
+          </w:p>
+        </w:tc>
+        <w:tc>
+          <w:tcPr>
+            <w:tcW w:type="dxa" w:w="3400"/>
+            <w:tcMar>
+              <w:top w:type="dxa" w:w="80"/>
+              <w:left w:type="dxa" w:w="120"/>
+              <w:bottom w:type="dxa" w:w="80"/>
+              <w:right w:type="dxa" w:w="120"/>
+            </w:tcMar>
+          </w:tcPr>
+          <w:p>
+            <w:pPr>
+              <w:spacing w:after="0" w:line="240"/>
+            </w:pPr>
+            <w:r>
+              <w:rPr>
+                <w:rFonts w:ascii="Times New Roman" w:cs="Times New Roman" w:eastAsia="Times New Roman" w:hAnsi="Times New Roman"/>
+                <w:b w:val="false"/>
+                <w:bCs w:val="false"/>
+                <w:sz w:val="22"/>
+                <w:szCs w:val="22"/>
+              </w:rPr>
+              <w:t xml:space="preserve">Дата обнаружения — так, как её называет оппонент</w:t>
+            </w:r>
+          </w:p>
+        </w:tc>
+        <w:tc>
+          <w:tcPr>
+            <w:tcW w:type="dxa" w:w="2760"/>
+            <w:tcMar>
+              <w:top w:type="dxa" w:w="80"/>
+              <w:left w:type="dxa" w:w="120"/>
+              <w:bottom w:type="dxa" w:w="80"/>
+              <w:right w:type="dxa" w:w="120"/>
+            </w:tcMar>
+          </w:tcPr>
+          <w:p>
+            <w:pPr>
+              <w:spacing w:after="0" w:line="240"/>
+            </w:pPr>
+            <w:r>
+              <w:rPr>
+                <w:rFonts w:ascii="Times New Roman" w:cs="Times New Roman" w:eastAsia="Times New Roman" w:hAnsi="Times New Roman"/>
+                <w:b w:val="false"/>
+                <w:bCs w:val="false"/>
+                <w:sz w:val="22"/>
+                <w:szCs w:val="22"/>
+              </w:rPr>
+              <w:t xml:space="preserve">претензия или акт оппонента</w:t>
+            </w:r>
+          </w:p>
+        </w:tc>
+      </w:tr>
+      <w:tr>
+        <w:tc>
+          <w:tcPr>
+            <w:tcW w:type="dxa" w:w="2900"/>
+            <w:tcMar>
+              <w:top w:type="dxa" w:w="80"/>
+              <w:left w:type="dxa" w:w="120"/>
+              <w:bottom w:type="dxa" w:w="80"/>
+              <w:right w:type="dxa" w:w="120"/>
+            </w:tcMar>
+          </w:tcPr>
+          <w:p>
+            <w:pPr>
+              <w:spacing w:after="0" w:line="240"/>
+            </w:pPr>
+            <w:r>
+              <w:rPr>
+                <w:rFonts w:ascii="Times New Roman" w:cs="Times New Roman" w:eastAsia="Times New Roman" w:hAnsi="Times New Roman"/>
+                <w:b/>
+                <w:bCs/>
+                <w:i w:val="false"/>
+                <w:iCs w:val="false"/>
+                <w:color w:val="000000"/>
+                <w:sz w:val="22"/>
+                <w:szCs w:val="22"/>
+              </w:rPr>
+              <w:t xml:space="preserve">{{ПОРОГ_ОЖИДАНИЯ_ОТВЕТА_ДНЕЙ}}</w:t>
+            </w:r>
+          </w:p>
+        </w:tc>
+        <w:tc>
+          <w:tcPr>
+            <w:tcW w:type="dxa" w:w="3400"/>
+            <w:tcMar>
+              <w:top w:type="dxa" w:w="80"/>
+              <w:left w:type="dxa" w:w="120"/>
+              <w:bottom w:type="dxa" w:w="80"/>
+              <w:right w:type="dxa" w:w="120"/>
+            </w:tcMar>
+          </w:tcPr>
+          <w:p>
+            <w:pPr>
+              <w:spacing w:after="0" w:line="240"/>
+            </w:pPr>
+            <w:r>
+              <w:rPr>
+                <w:rFonts w:ascii="Times New Roman" w:cs="Times New Roman" w:eastAsia="Times New Roman" w:hAnsi="Times New Roman"/>
+                <w:b w:val="false"/>
+                <w:bCs w:val="false"/>
+                <w:sz w:val="22"/>
+                <w:szCs w:val="22"/>
+              </w:rPr>
+              <w:t xml:space="preserve">Через сколько дней без ответа на ваш запрос строка подсвечивается</w:t>
+            </w:r>
+          </w:p>
+        </w:tc>
+        <w:tc>
+          <w:tcPr>
+            <w:tcW w:type="dxa" w:w="2760"/>
+            <w:tcMar>
+              <w:top w:type="dxa" w:w="80"/>
+              <w:left w:type="dxa" w:w="120"/>
+              <w:bottom w:type="dxa" w:w="80"/>
+              <w:right w:type="dxa" w:w="120"/>
+            </w:tcMar>
+          </w:tcPr>
+          <w:p>
+            <w:pPr>
+              <w:spacing w:after="0" w:line="240"/>
+            </w:pPr>
+            <w:r>
+              <w:rPr>
+                <w:rFonts w:ascii="Times New Roman" w:cs="Times New Roman" w:eastAsia="Times New Roman" w:hAnsi="Times New Roman"/>
+                <w:b w:val="false"/>
+                <w:bCs w:val="false"/>
+                <w:sz w:val="22"/>
+                <w:szCs w:val="22"/>
+              </w:rPr>
+              <w:t xml:space="preserve">ваше решение; не константа файла</w:t>
+            </w:r>
+          </w:p>
+        </w:tc>
+      </w:tr>
+      <w:tr>
+        <w:tc>
+          <w:tcPr>
+            <w:tcW w:type="dxa" w:w="2900"/>
+            <w:tcMar>
+              <w:top w:type="dxa" w:w="80"/>
+              <w:left w:type="dxa" w:w="120"/>
+              <w:bottom w:type="dxa" w:w="80"/>
+              <w:right w:type="dxa" w:w="120"/>
+            </w:tcMar>
+          </w:tcPr>
+          <w:p>
+            <w:pPr>
+              <w:spacing w:after="0" w:line="240"/>
+            </w:pPr>
+            <w:r>
+              <w:rPr>
+                <w:rFonts w:ascii="Times New Roman" w:cs="Times New Roman" w:eastAsia="Times New Roman" w:hAnsi="Times New Roman"/>
+                <w:b/>
+                <w:bCs/>
+                <w:i w:val="false"/>
+                <w:iCs w:val="false"/>
+                <w:color w:val="000000"/>
+                <w:sz w:val="22"/>
+                <w:szCs w:val="22"/>
+              </w:rPr>
+              <w:t xml:space="preserve">{{ПОРОГ_ДНЕЙ}}</w:t>
+            </w:r>
+          </w:p>
+        </w:tc>
+        <w:tc>
+          <w:tcPr>
+            <w:tcW w:type="dxa" w:w="3400"/>
+            <w:tcMar>
+              <w:top w:type="dxa" w:w="80"/>
+              <w:left w:type="dxa" w:w="120"/>
+              <w:bottom w:type="dxa" w:w="80"/>
+              <w:right w:type="dxa" w:w="120"/>
+            </w:tcMar>
+          </w:tcPr>
+          <w:p>
+            <w:pPr>
+              <w:spacing w:after="0" w:line="240"/>
+            </w:pPr>
+            <w:r>
+              <w:rPr>
+                <w:rFonts w:ascii="Times New Roman" w:cs="Times New Roman" w:eastAsia="Times New Roman" w:hAnsi="Times New Roman"/>
+                <w:b w:val="false"/>
+                <w:bCs w:val="false"/>
+                <w:sz w:val="22"/>
+                <w:szCs w:val="22"/>
+              </w:rPr>
+              <w:t xml:space="preserve">Порог подсветки в реестре исполнительной документации — другое поле и другой смысл</w:t>
+            </w:r>
+          </w:p>
+        </w:tc>
+        <w:tc>
+          <w:tcPr>
+            <w:tcW w:type="dxa" w:w="2760"/>
+            <w:tcMar>
+              <w:top w:type="dxa" w:w="80"/>
+              <w:left w:type="dxa" w:w="120"/>
+              <w:bottom w:type="dxa" w:w="80"/>
+              <w:right w:type="dxa" w:w="120"/>
+            </w:tcMar>
+          </w:tcPr>
+          <w:p>
+            <w:pPr>
+              <w:spacing w:after="0" w:line="240"/>
+            </w:pPr>
+            <w:r>
+              <w:rPr>
+                <w:rFonts w:ascii="Times New Roman" w:cs="Times New Roman" w:eastAsia="Times New Roman" w:hAnsi="Times New Roman"/>
+                <w:b w:val="false"/>
+                <w:bCs w:val="false"/>
+                <w:sz w:val="22"/>
+                <w:szCs w:val="22"/>
+              </w:rPr>
+              <w:t xml:space="preserve">ваше решение</w:t>
+            </w:r>
+          </w:p>
+        </w:tc>
+      </w:tr>
+      <w:tr>
+        <w:tc>
+          <w:tcPr>
+            <w:tcW w:type="dxa" w:w="2900"/>
+            <w:tcMar>
+              <w:top w:type="dxa" w:w="80"/>
+              <w:left w:type="dxa" w:w="120"/>
+              <w:bottom w:type="dxa" w:w="80"/>
+              <w:right w:type="dxa" w:w="120"/>
+            </w:tcMar>
+          </w:tcPr>
+          <w:p>
+            <w:pPr>
+              <w:spacing w:after="0" w:line="240"/>
+            </w:pPr>
+            <w:r>
+              <w:rPr>
+                <w:rFonts w:ascii="Times New Roman" w:cs="Times New Roman" w:eastAsia="Times New Roman" w:hAnsi="Times New Roman"/>
+                <w:b/>
+                <w:bCs/>
+                <w:i w:val="false"/>
+                <w:iCs w:val="false"/>
+                <w:color w:val="000000"/>
+                <w:sz w:val="22"/>
+                <w:szCs w:val="22"/>
+              </w:rPr>
+              <w:t xml:space="preserve">{{ИСХОДЯЩИЙ_НОМЕР}}</w:t>
+            </w:r>
+            <w:r>
+              <w:rPr>
+                <w:rFonts w:ascii="Times New Roman" w:cs="Times New Roman" w:eastAsia="Times New Roman" w:hAnsi="Times New Roman"/>
+                <w:b w:val="false"/>
+                <w:bCs w:val="false"/>
+                <w:sz w:val="22"/>
+                <w:szCs w:val="22"/>
+              </w:rPr>
+              <w:t xml:space="preserve">, </w:t>
+            </w:r>
+            <w:r>
+              <w:rPr>
+                <w:rFonts w:ascii="Times New Roman" w:cs="Times New Roman" w:eastAsia="Times New Roman" w:hAnsi="Times New Roman"/>
+                <w:b/>
+                <w:bCs/>
+                <w:i w:val="false"/>
+                <w:iCs w:val="false"/>
+                <w:color w:val="000000"/>
+                <w:sz w:val="22"/>
+                <w:szCs w:val="22"/>
+              </w:rPr>
+              <w:t xml:space="preserve">{{ДАТА_ДОКУМЕНТА}}</w:t>
+            </w:r>
+            <w:r>
+              <w:rPr>
+                <w:rFonts w:ascii="Times New Roman" w:cs="Times New Roman" w:eastAsia="Times New Roman" w:hAnsi="Times New Roman"/>
+                <w:b w:val="false"/>
+                <w:bCs w:val="false"/>
+                <w:sz w:val="22"/>
+                <w:szCs w:val="22"/>
+              </w:rPr>
+              <w:t xml:space="preserve">, </w:t>
+            </w:r>
+            <w:r>
+              <w:rPr>
+                <w:rFonts w:ascii="Times New Roman" w:cs="Times New Roman" w:eastAsia="Times New Roman" w:hAnsi="Times New Roman"/>
+                <w:b/>
+                <w:bCs/>
+                <w:i w:val="false"/>
+                <w:iCs w:val="false"/>
+                <w:color w:val="000000"/>
+                <w:sz w:val="22"/>
+                <w:szCs w:val="22"/>
+              </w:rPr>
+              <w:t xml:space="preserve">{{ОСНОВАНИЕ_ПОЛНОМОЧИЙ}}</w:t>
+            </w:r>
+          </w:p>
+        </w:tc>
+        <w:tc>
+          <w:tcPr>
+            <w:tcW w:type="dxa" w:w="3400"/>
+            <w:tcMar>
+              <w:top w:type="dxa" w:w="80"/>
+              <w:left w:type="dxa" w:w="120"/>
+              <w:bottom w:type="dxa" w:w="80"/>
+              <w:right w:type="dxa" w:w="120"/>
+            </w:tcMar>
+          </w:tcPr>
+          <w:p>
+            <w:pPr>
+              <w:spacing w:after="0" w:line="240"/>
+            </w:pPr>
+            <w:r>
+              <w:rPr>
+                <w:rFonts w:ascii="Times New Roman" w:cs="Times New Roman" w:eastAsia="Times New Roman" w:hAnsi="Times New Roman"/>
+                <w:b w:val="false"/>
+                <w:bCs w:val="false"/>
+                <w:sz w:val="22"/>
+                <w:szCs w:val="22"/>
+              </w:rPr>
+              <w:t xml:space="preserve">Реквизиты вашего письма и основание полномочий подписанта</w:t>
+            </w:r>
+          </w:p>
+        </w:tc>
+        <w:tc>
+          <w:tcPr>
+            <w:tcW w:type="dxa" w:w="2760"/>
+            <w:tcMar>
+              <w:top w:type="dxa" w:w="80"/>
+              <w:left w:type="dxa" w:w="120"/>
+              <w:bottom w:type="dxa" w:w="80"/>
+              <w:right w:type="dxa" w:w="120"/>
+            </w:tcMar>
+          </w:tcPr>
+          <w:p>
+            <w:pPr>
+              <w:spacing w:after="0" w:line="240"/>
+            </w:pPr>
+            <w:r>
+              <w:rPr>
+                <w:rFonts w:ascii="Times New Roman" w:cs="Times New Roman" w:eastAsia="Times New Roman" w:hAnsi="Times New Roman"/>
+                <w:b w:val="false"/>
+                <w:bCs w:val="false"/>
+                <w:sz w:val="22"/>
+                <w:szCs w:val="22"/>
+              </w:rPr>
+              <w:t xml:space="preserve">делопроизводство, устав, доверенность</w:t>
+            </w:r>
+          </w:p>
+        </w:tc>
+      </w:tr>
+    </w:tbl>
     <w:p>
       <w:pPr>
         <w:pStyle w:val="Heading2"/>
